--- a/Customer_Churn_Prediction_Report.docx
+++ b/Customer_Churn_Prediction_Report.docx
@@ -4,7 +4,7 @@
   <w:body>
     <w:p>
       <w:pPr>
-        <w:spacing w:before="480" w:after="120" w:line="276" w:lineRule="auto"/>
+        <w:spacing w:before="400" w:after="120" w:line="276" w:lineRule="auto"/>
         <w:jc w:val="center"/>
       </w:pPr>
       <w:r>
@@ -18,7 +18,7 @@
     </w:p>
     <w:p>
       <w:pPr>
-        <w:spacing w:before="240" w:after="240" w:line="276" w:lineRule="auto"/>
+        <w:spacing w:before="200" w:after="200" w:line="276" w:lineRule="auto"/>
         <w:jc w:val="center"/>
       </w:pPr>
       <w:r>
@@ -33,7 +33,7 @@
     </w:p>
     <w:p>
       <w:pPr>
-        <w:spacing w:before="80" w:after="480" w:line="276" w:lineRule="auto"/>
+        <w:spacing w:before="80" w:after="400" w:line="276" w:lineRule="auto"/>
         <w:jc w:val="center"/>
       </w:pPr>
       <w:r>
@@ -120,7 +120,7 @@
     </w:p>
     <w:p>
       <w:pPr>
-        <w:spacing w:before="0" w:after="400" w:line="276" w:lineRule="auto"/>
+        <w:spacing w:before="0" w:after="360" w:line="276" w:lineRule="auto"/>
         <w:jc w:val="center"/>
       </w:pPr>
       <w:r>
@@ -194,7 +194,7 @@
     </w:p>
     <w:p>
       <w:pPr>
-        <w:spacing w:before="320" w:after="40" w:line="276" w:lineRule="auto"/>
+        <w:spacing w:before="280" w:after="40" w:line="276" w:lineRule="auto"/>
         <w:jc w:val="center"/>
       </w:pPr>
       <w:r>
@@ -208,7 +208,7 @@
     </w:p>
     <w:p>
       <w:pPr>
-        <w:spacing w:before="0" w:after="280" w:line="276" w:lineRule="auto"/>
+        <w:spacing w:before="0" w:after="240" w:line="276" w:lineRule="auto"/>
         <w:jc w:val="center"/>
       </w:pPr>
       <w:r>
@@ -409,14 +409,6 @@
         <w:jc w:val="center"/>
         <w:tblLayout w:type="fixed"/>
         <w:tblLook w:firstColumn="1" w:firstRow="1" w:lastColumn="0" w:lastRow="0" w:noHBand="0" w:noVBand="1" w:val="04A0"/>
-        <w:tblBorders>
-          <w:top w:val="single" w:sz="4" w:space="0" w:color="FFFFFF"/>
-          <w:left w:val="single" w:sz="4" w:space="0" w:color="FFFFFF"/>
-          <w:bottom w:val="single" w:sz="4" w:space="0" w:color="FFFFFF"/>
-          <w:right w:val="single" w:sz="4" w:space="0" w:color="FFFFFF"/>
-          <w:insideH w:val="single" w:sz="4" w:space="0" w:color="FFFFFF"/>
-          <w:insideV w:val="single" w:sz="4" w:space="0" w:color="FFFFFF"/>
-        </w:tblBorders>
       </w:tblPr>
       <w:tblGrid>
         <w:gridCol w:w="4680"/>
@@ -603,17 +595,10 @@
     </w:p>
     <w:tbl>
       <w:tblPr>
+        <w:tblStyle w:val="TableGrid"/>
         <w:tblW w:type="auto" w:w="0"/>
         <w:jc w:val="center"/>
         <w:tblLook w:firstColumn="1" w:firstRow="1" w:lastColumn="0" w:lastRow="0" w:noHBand="0" w:noVBand="1" w:val="04A0"/>
-        <w:tblBorders>
-          <w:top w:val="single" w:sz="4" w:space="0" w:color="D1D5DB"/>
-          <w:left w:val="single" w:sz="4" w:space="0" w:color="D1D5DB"/>
-          <w:bottom w:val="single" w:sz="4" w:space="0" w:color="D1D5DB"/>
-          <w:right w:val="single" w:sz="4" w:space="0" w:color="D1D5DB"/>
-          <w:insideH w:val="single" w:sz="4" w:space="0" w:color="D1D5DB"/>
-          <w:insideV w:val="single" w:sz="4" w:space="0" w:color="D1D5DB"/>
-        </w:tblBorders>
       </w:tblPr>
       <w:tblGrid>
         <w:gridCol w:w="3120"/>
@@ -624,17 +609,10 @@
         <w:tc>
           <w:tcPr>
             <w:tcW w:type="dxa" w:w="3120"/>
-            <w:tcMar>
-              <w:top w:w="120" w:type="dxa"/>
-              <w:bottom w:w="120" w:type="dxa"/>
-              <w:left w:w="150" w:type="dxa"/>
-              <w:right w:w="150" w:type="dxa"/>
-            </w:tcMar>
-            <w:shd w:val="clear" w:color="auto" w:fill="F3F4F6"/>
           </w:tcPr>
           <w:p>
             <w:pPr>
-              <w:spacing w:before="40" w:after="40"/>
+              <w:spacing w:before="80" w:after="80" w:line="240" w:lineRule="auto"/>
               <w:jc w:val="center"/>
             </w:pPr>
             <w:r>
@@ -651,17 +629,10 @@
         <w:tc>
           <w:tcPr>
             <w:tcW w:type="dxa" w:w="3120"/>
-            <w:tcMar>
-              <w:top w:w="120" w:type="dxa"/>
-              <w:bottom w:w="120" w:type="dxa"/>
-              <w:left w:w="150" w:type="dxa"/>
-              <w:right w:w="150" w:type="dxa"/>
-            </w:tcMar>
-            <w:shd w:val="clear" w:color="auto" w:fill="F3F4F6"/>
           </w:tcPr>
           <w:p>
             <w:pPr>
-              <w:spacing w:before="40" w:after="40"/>
+              <w:spacing w:before="80" w:after="80" w:line="240" w:lineRule="auto"/>
               <w:jc w:val="left"/>
             </w:pPr>
             <w:r>
@@ -678,17 +649,10 @@
         <w:tc>
           <w:tcPr>
             <w:tcW w:type="dxa" w:w="3120"/>
-            <w:tcMar>
-              <w:top w:w="120" w:type="dxa"/>
-              <w:bottom w:w="120" w:type="dxa"/>
-              <w:left w:w="150" w:type="dxa"/>
-              <w:right w:w="150" w:type="dxa"/>
-            </w:tcMar>
-            <w:shd w:val="clear" w:color="auto" w:fill="F3F4F6"/>
           </w:tcPr>
           <w:p>
             <w:pPr>
-              <w:spacing w:before="40" w:after="40"/>
+              <w:spacing w:before="80" w:after="80" w:line="240" w:lineRule="auto"/>
               <w:jc w:val="center"/>
             </w:pPr>
             <w:r>
@@ -707,16 +671,10 @@
         <w:tc>
           <w:tcPr>
             <w:tcW w:type="dxa" w:w="3120"/>
-            <w:tcMar>
-              <w:top w:w="80" w:type="dxa"/>
-              <w:bottom w:w="80" w:type="dxa"/>
-              <w:left w:w="120" w:type="dxa"/>
-              <w:right w:w="120" w:type="dxa"/>
-            </w:tcMar>
           </w:tcPr>
           <w:p>
             <w:pPr>
-              <w:spacing w:before="40" w:after="40"/>
+              <w:spacing w:before="80" w:after="80" w:line="240" w:lineRule="auto"/>
               <w:jc w:val="center"/>
             </w:pPr>
             <w:r>
@@ -733,16 +691,10 @@
         <w:tc>
           <w:tcPr>
             <w:tcW w:type="dxa" w:w="3120"/>
-            <w:tcMar>
-              <w:top w:w="80" w:type="dxa"/>
-              <w:bottom w:w="80" w:type="dxa"/>
-              <w:left w:w="120" w:type="dxa"/>
-              <w:right w:w="120" w:type="dxa"/>
-            </w:tcMar>
           </w:tcPr>
           <w:p>
             <w:pPr>
-              <w:spacing w:before="40" w:after="40"/>
+              <w:spacing w:before="80" w:after="80" w:line="240" w:lineRule="auto"/>
               <w:jc w:val="left"/>
             </w:pPr>
             <w:r>
@@ -759,16 +711,10 @@
         <w:tc>
           <w:tcPr>
             <w:tcW w:type="dxa" w:w="3120"/>
-            <w:tcMar>
-              <w:top w:w="80" w:type="dxa"/>
-              <w:bottom w:w="80" w:type="dxa"/>
-              <w:left w:w="120" w:type="dxa"/>
-              <w:right w:w="120" w:type="dxa"/>
-            </w:tcMar>
           </w:tcPr>
           <w:p>
             <w:pPr>
-              <w:spacing w:before="40" w:after="40"/>
+              <w:spacing w:before="80" w:after="80" w:line="240" w:lineRule="auto"/>
               <w:jc w:val="center"/>
             </w:pPr>
             <w:r>
@@ -787,16 +733,10 @@
         <w:tc>
           <w:tcPr>
             <w:tcW w:type="dxa" w:w="3120"/>
-            <w:tcMar>
-              <w:top w:w="80" w:type="dxa"/>
-              <w:bottom w:w="80" w:type="dxa"/>
-              <w:left w:w="120" w:type="dxa"/>
-              <w:right w:w="120" w:type="dxa"/>
-            </w:tcMar>
           </w:tcPr>
           <w:p>
             <w:pPr>
-              <w:spacing w:before="40" w:after="40"/>
+              <w:spacing w:before="80" w:after="80" w:line="240" w:lineRule="auto"/>
               <w:jc w:val="center"/>
             </w:pPr>
             <w:r>
@@ -812,16 +752,10 @@
         <w:tc>
           <w:tcPr>
             <w:tcW w:type="dxa" w:w="3120"/>
-            <w:tcMar>
-              <w:top w:w="80" w:type="dxa"/>
-              <w:bottom w:w="80" w:type="dxa"/>
-              <w:left w:w="120" w:type="dxa"/>
-              <w:right w:w="120" w:type="dxa"/>
-            </w:tcMar>
           </w:tcPr>
           <w:p>
             <w:pPr>
-              <w:spacing w:before="40" w:after="40"/>
+              <w:spacing w:before="80" w:after="80" w:line="240" w:lineRule="auto"/>
               <w:jc w:val="left"/>
             </w:pPr>
             <w:r>
@@ -838,16 +772,10 @@
         <w:tc>
           <w:tcPr>
             <w:tcW w:type="dxa" w:w="3120"/>
-            <w:tcMar>
-              <w:top w:w="80" w:type="dxa"/>
-              <w:bottom w:w="80" w:type="dxa"/>
-              <w:left w:w="120" w:type="dxa"/>
-              <w:right w:w="120" w:type="dxa"/>
-            </w:tcMar>
           </w:tcPr>
           <w:p>
             <w:pPr>
-              <w:spacing w:before="40" w:after="40"/>
+              <w:spacing w:before="80" w:after="80" w:line="240" w:lineRule="auto"/>
               <w:jc w:val="center"/>
             </w:pPr>
             <w:r>
@@ -866,16 +794,10 @@
         <w:tc>
           <w:tcPr>
             <w:tcW w:type="dxa" w:w="3120"/>
-            <w:tcMar>
-              <w:top w:w="80" w:type="dxa"/>
-              <w:bottom w:w="80" w:type="dxa"/>
-              <w:left w:w="120" w:type="dxa"/>
-              <w:right w:w="120" w:type="dxa"/>
-            </w:tcMar>
           </w:tcPr>
           <w:p>
             <w:pPr>
-              <w:spacing w:before="40" w:after="40"/>
+              <w:spacing w:before="80" w:after="80" w:line="240" w:lineRule="auto"/>
               <w:jc w:val="center"/>
             </w:pPr>
             <w:r>
@@ -891,16 +813,10 @@
         <w:tc>
           <w:tcPr>
             <w:tcW w:type="dxa" w:w="3120"/>
-            <w:tcMar>
-              <w:top w:w="80" w:type="dxa"/>
-              <w:bottom w:w="80" w:type="dxa"/>
-              <w:left w:w="120" w:type="dxa"/>
-              <w:right w:w="120" w:type="dxa"/>
-            </w:tcMar>
           </w:tcPr>
           <w:p>
             <w:pPr>
-              <w:spacing w:before="40" w:after="40"/>
+              <w:spacing w:before="80" w:after="80" w:line="240" w:lineRule="auto"/>
               <w:jc w:val="left"/>
             </w:pPr>
             <w:r>
@@ -917,16 +833,10 @@
         <w:tc>
           <w:tcPr>
             <w:tcW w:type="dxa" w:w="3120"/>
-            <w:tcMar>
-              <w:top w:w="80" w:type="dxa"/>
-              <w:bottom w:w="80" w:type="dxa"/>
-              <w:left w:w="120" w:type="dxa"/>
-              <w:right w:w="120" w:type="dxa"/>
-            </w:tcMar>
           </w:tcPr>
           <w:p>
             <w:pPr>
-              <w:spacing w:before="40" w:after="40"/>
+              <w:spacing w:before="80" w:after="80" w:line="240" w:lineRule="auto"/>
               <w:jc w:val="center"/>
             </w:pPr>
             <w:r>
@@ -945,16 +855,10 @@
         <w:tc>
           <w:tcPr>
             <w:tcW w:type="dxa" w:w="3120"/>
-            <w:tcMar>
-              <w:top w:w="80" w:type="dxa"/>
-              <w:bottom w:w="80" w:type="dxa"/>
-              <w:left w:w="120" w:type="dxa"/>
-              <w:right w:w="120" w:type="dxa"/>
-            </w:tcMar>
           </w:tcPr>
           <w:p>
             <w:pPr>
-              <w:spacing w:before="40" w:after="40"/>
+              <w:spacing w:before="80" w:after="80" w:line="240" w:lineRule="auto"/>
               <w:jc w:val="center"/>
             </w:pPr>
             <w:r>
@@ -970,16 +874,10 @@
         <w:tc>
           <w:tcPr>
             <w:tcW w:type="dxa" w:w="3120"/>
-            <w:tcMar>
-              <w:top w:w="80" w:type="dxa"/>
-              <w:bottom w:w="80" w:type="dxa"/>
-              <w:left w:w="120" w:type="dxa"/>
-              <w:right w:w="120" w:type="dxa"/>
-            </w:tcMar>
           </w:tcPr>
           <w:p>
             <w:pPr>
-              <w:spacing w:before="40" w:after="40"/>
+              <w:spacing w:before="80" w:after="80" w:line="240" w:lineRule="auto"/>
               <w:jc w:val="left"/>
             </w:pPr>
             <w:r>
@@ -996,16 +894,10 @@
         <w:tc>
           <w:tcPr>
             <w:tcW w:type="dxa" w:w="3120"/>
-            <w:tcMar>
-              <w:top w:w="80" w:type="dxa"/>
-              <w:bottom w:w="80" w:type="dxa"/>
-              <w:left w:w="120" w:type="dxa"/>
-              <w:right w:w="120" w:type="dxa"/>
-            </w:tcMar>
           </w:tcPr>
           <w:p>
             <w:pPr>
-              <w:spacing w:before="40" w:after="40"/>
+              <w:spacing w:before="80" w:after="80" w:line="240" w:lineRule="auto"/>
               <w:jc w:val="center"/>
             </w:pPr>
             <w:r>
@@ -1024,16 +916,10 @@
         <w:tc>
           <w:tcPr>
             <w:tcW w:type="dxa" w:w="3120"/>
-            <w:tcMar>
-              <w:top w:w="80" w:type="dxa"/>
-              <w:bottom w:w="80" w:type="dxa"/>
-              <w:left w:w="120" w:type="dxa"/>
-              <w:right w:w="120" w:type="dxa"/>
-            </w:tcMar>
           </w:tcPr>
           <w:p>
             <w:pPr>
-              <w:spacing w:before="40" w:after="40"/>
+              <w:spacing w:before="80" w:after="80" w:line="240" w:lineRule="auto"/>
               <w:jc w:val="center"/>
             </w:pPr>
             <w:r>
@@ -1049,16 +935,10 @@
         <w:tc>
           <w:tcPr>
             <w:tcW w:type="dxa" w:w="3120"/>
-            <w:tcMar>
-              <w:top w:w="80" w:type="dxa"/>
-              <w:bottom w:w="80" w:type="dxa"/>
-              <w:left w:w="120" w:type="dxa"/>
-              <w:right w:w="120" w:type="dxa"/>
-            </w:tcMar>
           </w:tcPr>
           <w:p>
             <w:pPr>
-              <w:spacing w:before="40" w:after="40"/>
+              <w:spacing w:before="80" w:after="80" w:line="240" w:lineRule="auto"/>
               <w:jc w:val="left"/>
             </w:pPr>
             <w:r>
@@ -1075,16 +955,10 @@
         <w:tc>
           <w:tcPr>
             <w:tcW w:type="dxa" w:w="3120"/>
-            <w:tcMar>
-              <w:top w:w="80" w:type="dxa"/>
-              <w:bottom w:w="80" w:type="dxa"/>
-              <w:left w:w="120" w:type="dxa"/>
-              <w:right w:w="120" w:type="dxa"/>
-            </w:tcMar>
           </w:tcPr>
           <w:p>
             <w:pPr>
-              <w:spacing w:before="40" w:after="40"/>
+              <w:spacing w:before="80" w:after="80" w:line="240" w:lineRule="auto"/>
               <w:jc w:val="center"/>
             </w:pPr>
             <w:r>
@@ -1103,16 +977,10 @@
         <w:tc>
           <w:tcPr>
             <w:tcW w:type="dxa" w:w="3120"/>
-            <w:tcMar>
-              <w:top w:w="80" w:type="dxa"/>
-              <w:bottom w:w="80" w:type="dxa"/>
-              <w:left w:w="120" w:type="dxa"/>
-              <w:right w:w="120" w:type="dxa"/>
-            </w:tcMar>
           </w:tcPr>
           <w:p>
             <w:pPr>
-              <w:spacing w:before="40" w:after="40"/>
+              <w:spacing w:before="80" w:after="80" w:line="240" w:lineRule="auto"/>
               <w:jc w:val="center"/>
             </w:pPr>
             <w:r>
@@ -1129,16 +997,10 @@
         <w:tc>
           <w:tcPr>
             <w:tcW w:type="dxa" w:w="3120"/>
-            <w:tcMar>
-              <w:top w:w="80" w:type="dxa"/>
-              <w:bottom w:w="80" w:type="dxa"/>
-              <w:left w:w="120" w:type="dxa"/>
-              <w:right w:w="120" w:type="dxa"/>
-            </w:tcMar>
           </w:tcPr>
           <w:p>
             <w:pPr>
-              <w:spacing w:before="40" w:after="40"/>
+              <w:spacing w:before="80" w:after="80" w:line="240" w:lineRule="auto"/>
               <w:jc w:val="left"/>
             </w:pPr>
             <w:r>
@@ -1155,16 +1017,10 @@
         <w:tc>
           <w:tcPr>
             <w:tcW w:type="dxa" w:w="3120"/>
-            <w:tcMar>
-              <w:top w:w="80" w:type="dxa"/>
-              <w:bottom w:w="80" w:type="dxa"/>
-              <w:left w:w="120" w:type="dxa"/>
-              <w:right w:w="120" w:type="dxa"/>
-            </w:tcMar>
           </w:tcPr>
           <w:p>
             <w:pPr>
-              <w:spacing w:before="40" w:after="40"/>
+              <w:spacing w:before="80" w:after="80" w:line="240" w:lineRule="auto"/>
               <w:jc w:val="center"/>
             </w:pPr>
             <w:r>
@@ -1183,16 +1039,10 @@
         <w:tc>
           <w:tcPr>
             <w:tcW w:type="dxa" w:w="3120"/>
-            <w:tcMar>
-              <w:top w:w="80" w:type="dxa"/>
-              <w:bottom w:w="80" w:type="dxa"/>
-              <w:left w:w="120" w:type="dxa"/>
-              <w:right w:w="120" w:type="dxa"/>
-            </w:tcMar>
           </w:tcPr>
           <w:p>
             <w:pPr>
-              <w:spacing w:before="40" w:after="40"/>
+              <w:spacing w:before="80" w:after="80" w:line="240" w:lineRule="auto"/>
               <w:jc w:val="center"/>
             </w:pPr>
             <w:r>
@@ -1208,16 +1058,10 @@
         <w:tc>
           <w:tcPr>
             <w:tcW w:type="dxa" w:w="3120"/>
-            <w:tcMar>
-              <w:top w:w="80" w:type="dxa"/>
-              <w:bottom w:w="80" w:type="dxa"/>
-              <w:left w:w="120" w:type="dxa"/>
-              <w:right w:w="120" w:type="dxa"/>
-            </w:tcMar>
           </w:tcPr>
           <w:p>
             <w:pPr>
-              <w:spacing w:before="40" w:after="40"/>
+              <w:spacing w:before="80" w:after="80" w:line="240" w:lineRule="auto"/>
               <w:jc w:val="left"/>
             </w:pPr>
             <w:r>
@@ -1234,16 +1078,10 @@
         <w:tc>
           <w:tcPr>
             <w:tcW w:type="dxa" w:w="3120"/>
-            <w:tcMar>
-              <w:top w:w="80" w:type="dxa"/>
-              <w:bottom w:w="80" w:type="dxa"/>
-              <w:left w:w="120" w:type="dxa"/>
-              <w:right w:w="120" w:type="dxa"/>
-            </w:tcMar>
           </w:tcPr>
           <w:p>
             <w:pPr>
-              <w:spacing w:before="40" w:after="40"/>
+              <w:spacing w:before="80" w:after="80" w:line="240" w:lineRule="auto"/>
               <w:jc w:val="center"/>
             </w:pPr>
             <w:r>
@@ -1262,16 +1100,10 @@
         <w:tc>
           <w:tcPr>
             <w:tcW w:type="dxa" w:w="3120"/>
-            <w:tcMar>
-              <w:top w:w="80" w:type="dxa"/>
-              <w:bottom w:w="80" w:type="dxa"/>
-              <w:left w:w="120" w:type="dxa"/>
-              <w:right w:w="120" w:type="dxa"/>
-            </w:tcMar>
           </w:tcPr>
           <w:p>
             <w:pPr>
-              <w:spacing w:before="40" w:after="40"/>
+              <w:spacing w:before="80" w:after="80" w:line="240" w:lineRule="auto"/>
               <w:jc w:val="center"/>
             </w:pPr>
             <w:r>
@@ -1287,16 +1119,10 @@
         <w:tc>
           <w:tcPr>
             <w:tcW w:type="dxa" w:w="3120"/>
-            <w:tcMar>
-              <w:top w:w="80" w:type="dxa"/>
-              <w:bottom w:w="80" w:type="dxa"/>
-              <w:left w:w="120" w:type="dxa"/>
-              <w:right w:w="120" w:type="dxa"/>
-            </w:tcMar>
           </w:tcPr>
           <w:p>
             <w:pPr>
-              <w:spacing w:before="40" w:after="40"/>
+              <w:spacing w:before="80" w:after="80" w:line="240" w:lineRule="auto"/>
               <w:jc w:val="left"/>
             </w:pPr>
             <w:r>
@@ -1313,16 +1139,10 @@
         <w:tc>
           <w:tcPr>
             <w:tcW w:type="dxa" w:w="3120"/>
-            <w:tcMar>
-              <w:top w:w="80" w:type="dxa"/>
-              <w:bottom w:w="80" w:type="dxa"/>
-              <w:left w:w="120" w:type="dxa"/>
-              <w:right w:w="120" w:type="dxa"/>
-            </w:tcMar>
           </w:tcPr>
           <w:p>
             <w:pPr>
-              <w:spacing w:before="40" w:after="40"/>
+              <w:spacing w:before="80" w:after="80" w:line="240" w:lineRule="auto"/>
               <w:jc w:val="center"/>
             </w:pPr>
             <w:r>
@@ -1341,16 +1161,10 @@
         <w:tc>
           <w:tcPr>
             <w:tcW w:type="dxa" w:w="3120"/>
-            <w:tcMar>
-              <w:top w:w="80" w:type="dxa"/>
-              <w:bottom w:w="80" w:type="dxa"/>
-              <w:left w:w="120" w:type="dxa"/>
-              <w:right w:w="120" w:type="dxa"/>
-            </w:tcMar>
           </w:tcPr>
           <w:p>
             <w:pPr>
-              <w:spacing w:before="40" w:after="40"/>
+              <w:spacing w:before="80" w:after="80" w:line="240" w:lineRule="auto"/>
               <w:jc w:val="center"/>
             </w:pPr>
             <w:r>
@@ -1366,16 +1180,10 @@
         <w:tc>
           <w:tcPr>
             <w:tcW w:type="dxa" w:w="3120"/>
-            <w:tcMar>
-              <w:top w:w="80" w:type="dxa"/>
-              <w:bottom w:w="80" w:type="dxa"/>
-              <w:left w:w="120" w:type="dxa"/>
-              <w:right w:w="120" w:type="dxa"/>
-            </w:tcMar>
           </w:tcPr>
           <w:p>
             <w:pPr>
-              <w:spacing w:before="40" w:after="40"/>
+              <w:spacing w:before="80" w:after="80" w:line="240" w:lineRule="auto"/>
               <w:jc w:val="left"/>
             </w:pPr>
             <w:r>
@@ -1392,16 +1200,10 @@
         <w:tc>
           <w:tcPr>
             <w:tcW w:type="dxa" w:w="3120"/>
-            <w:tcMar>
-              <w:top w:w="80" w:type="dxa"/>
-              <w:bottom w:w="80" w:type="dxa"/>
-              <w:left w:w="120" w:type="dxa"/>
-              <w:right w:w="120" w:type="dxa"/>
-            </w:tcMar>
           </w:tcPr>
           <w:p>
             <w:pPr>
-              <w:spacing w:before="40" w:after="40"/>
+              <w:spacing w:before="80" w:after="80" w:line="240" w:lineRule="auto"/>
               <w:jc w:val="center"/>
             </w:pPr>
             <w:r>
@@ -1420,16 +1222,10 @@
         <w:tc>
           <w:tcPr>
             <w:tcW w:type="dxa" w:w="3120"/>
-            <w:tcMar>
-              <w:top w:w="80" w:type="dxa"/>
-              <w:bottom w:w="80" w:type="dxa"/>
-              <w:left w:w="120" w:type="dxa"/>
-              <w:right w:w="120" w:type="dxa"/>
-            </w:tcMar>
           </w:tcPr>
           <w:p>
             <w:pPr>
-              <w:spacing w:before="40" w:after="40"/>
+              <w:spacing w:before="80" w:after="80" w:line="240" w:lineRule="auto"/>
               <w:jc w:val="center"/>
             </w:pPr>
             <w:r>
@@ -1445,16 +1241,10 @@
         <w:tc>
           <w:tcPr>
             <w:tcW w:type="dxa" w:w="3120"/>
-            <w:tcMar>
-              <w:top w:w="80" w:type="dxa"/>
-              <w:bottom w:w="80" w:type="dxa"/>
-              <w:left w:w="120" w:type="dxa"/>
-              <w:right w:w="120" w:type="dxa"/>
-            </w:tcMar>
           </w:tcPr>
           <w:p>
             <w:pPr>
-              <w:spacing w:before="40" w:after="40"/>
+              <w:spacing w:before="80" w:after="80" w:line="240" w:lineRule="auto"/>
               <w:jc w:val="left"/>
             </w:pPr>
             <w:r>
@@ -1471,16 +1261,10 @@
         <w:tc>
           <w:tcPr>
             <w:tcW w:type="dxa" w:w="3120"/>
-            <w:tcMar>
-              <w:top w:w="80" w:type="dxa"/>
-              <w:bottom w:w="80" w:type="dxa"/>
-              <w:left w:w="120" w:type="dxa"/>
-              <w:right w:w="120" w:type="dxa"/>
-            </w:tcMar>
           </w:tcPr>
           <w:p>
             <w:pPr>
-              <w:spacing w:before="40" w:after="40"/>
+              <w:spacing w:before="80" w:after="80" w:line="240" w:lineRule="auto"/>
               <w:jc w:val="center"/>
             </w:pPr>
             <w:r>
@@ -1499,16 +1283,10 @@
         <w:tc>
           <w:tcPr>
             <w:tcW w:type="dxa" w:w="3120"/>
-            <w:tcMar>
-              <w:top w:w="80" w:type="dxa"/>
-              <w:bottom w:w="80" w:type="dxa"/>
-              <w:left w:w="120" w:type="dxa"/>
-              <w:right w:w="120" w:type="dxa"/>
-            </w:tcMar>
           </w:tcPr>
           <w:p>
             <w:pPr>
-              <w:spacing w:before="40" w:after="40"/>
+              <w:spacing w:before="80" w:after="80" w:line="240" w:lineRule="auto"/>
               <w:jc w:val="center"/>
             </w:pPr>
             <w:r>
@@ -1524,16 +1302,10 @@
         <w:tc>
           <w:tcPr>
             <w:tcW w:type="dxa" w:w="3120"/>
-            <w:tcMar>
-              <w:top w:w="80" w:type="dxa"/>
-              <w:bottom w:w="80" w:type="dxa"/>
-              <w:left w:w="120" w:type="dxa"/>
-              <w:right w:w="120" w:type="dxa"/>
-            </w:tcMar>
           </w:tcPr>
           <w:p>
             <w:pPr>
-              <w:spacing w:before="40" w:after="40"/>
+              <w:spacing w:before="80" w:after="80" w:line="240" w:lineRule="auto"/>
               <w:jc w:val="left"/>
             </w:pPr>
             <w:r>
@@ -1550,16 +1322,10 @@
         <w:tc>
           <w:tcPr>
             <w:tcW w:type="dxa" w:w="3120"/>
-            <w:tcMar>
-              <w:top w:w="80" w:type="dxa"/>
-              <w:bottom w:w="80" w:type="dxa"/>
-              <w:left w:w="120" w:type="dxa"/>
-              <w:right w:w="120" w:type="dxa"/>
-            </w:tcMar>
           </w:tcPr>
           <w:p>
             <w:pPr>
-              <w:spacing w:before="40" w:after="40"/>
+              <w:spacing w:before="80" w:after="80" w:line="240" w:lineRule="auto"/>
               <w:jc w:val="center"/>
             </w:pPr>
             <w:r>
@@ -1578,16 +1344,10 @@
         <w:tc>
           <w:tcPr>
             <w:tcW w:type="dxa" w:w="3120"/>
-            <w:tcMar>
-              <w:top w:w="80" w:type="dxa"/>
-              <w:bottom w:w="80" w:type="dxa"/>
-              <w:left w:w="120" w:type="dxa"/>
-              <w:right w:w="120" w:type="dxa"/>
-            </w:tcMar>
           </w:tcPr>
           <w:p>
             <w:pPr>
-              <w:spacing w:before="40" w:after="40"/>
+              <w:spacing w:before="80" w:after="80" w:line="240" w:lineRule="auto"/>
               <w:jc w:val="center"/>
             </w:pPr>
             <w:r>
@@ -1603,16 +1363,10 @@
         <w:tc>
           <w:tcPr>
             <w:tcW w:type="dxa" w:w="3120"/>
-            <w:tcMar>
-              <w:top w:w="80" w:type="dxa"/>
-              <w:bottom w:w="80" w:type="dxa"/>
-              <w:left w:w="120" w:type="dxa"/>
-              <w:right w:w="120" w:type="dxa"/>
-            </w:tcMar>
           </w:tcPr>
           <w:p>
             <w:pPr>
-              <w:spacing w:before="40" w:after="40"/>
+              <w:spacing w:before="80" w:after="80" w:line="240" w:lineRule="auto"/>
               <w:jc w:val="left"/>
             </w:pPr>
             <w:r>
@@ -1629,16 +1383,10 @@
         <w:tc>
           <w:tcPr>
             <w:tcW w:type="dxa" w:w="3120"/>
-            <w:tcMar>
-              <w:top w:w="80" w:type="dxa"/>
-              <w:bottom w:w="80" w:type="dxa"/>
-              <w:left w:w="120" w:type="dxa"/>
-              <w:right w:w="120" w:type="dxa"/>
-            </w:tcMar>
           </w:tcPr>
           <w:p>
             <w:pPr>
-              <w:spacing w:before="40" w:after="40"/>
+              <w:spacing w:before="80" w:after="80" w:line="240" w:lineRule="auto"/>
               <w:jc w:val="center"/>
             </w:pPr>
             <w:r>
@@ -1657,16 +1405,10 @@
         <w:tc>
           <w:tcPr>
             <w:tcW w:type="dxa" w:w="3120"/>
-            <w:tcMar>
-              <w:top w:w="80" w:type="dxa"/>
-              <w:bottom w:w="80" w:type="dxa"/>
-              <w:left w:w="120" w:type="dxa"/>
-              <w:right w:w="120" w:type="dxa"/>
-            </w:tcMar>
           </w:tcPr>
           <w:p>
             <w:pPr>
-              <w:spacing w:before="40" w:after="40"/>
+              <w:spacing w:before="80" w:after="80" w:line="240" w:lineRule="auto"/>
               <w:jc w:val="center"/>
             </w:pPr>
             <w:r>
@@ -1683,16 +1425,10 @@
         <w:tc>
           <w:tcPr>
             <w:tcW w:type="dxa" w:w="3120"/>
-            <w:tcMar>
-              <w:top w:w="80" w:type="dxa"/>
-              <w:bottom w:w="80" w:type="dxa"/>
-              <w:left w:w="120" w:type="dxa"/>
-              <w:right w:w="120" w:type="dxa"/>
-            </w:tcMar>
           </w:tcPr>
           <w:p>
             <w:pPr>
-              <w:spacing w:before="40" w:after="40"/>
+              <w:spacing w:before="80" w:after="80" w:line="240" w:lineRule="auto"/>
               <w:jc w:val="left"/>
             </w:pPr>
             <w:r>
@@ -1709,16 +1445,10 @@
         <w:tc>
           <w:tcPr>
             <w:tcW w:type="dxa" w:w="3120"/>
-            <w:tcMar>
-              <w:top w:w="80" w:type="dxa"/>
-              <w:bottom w:w="80" w:type="dxa"/>
-              <w:left w:w="120" w:type="dxa"/>
-              <w:right w:w="120" w:type="dxa"/>
-            </w:tcMar>
           </w:tcPr>
           <w:p>
             <w:pPr>
-              <w:spacing w:before="40" w:after="40"/>
+              <w:spacing w:before="80" w:after="80" w:line="240" w:lineRule="auto"/>
               <w:jc w:val="center"/>
             </w:pPr>
             <w:r>
@@ -1737,16 +1467,10 @@
         <w:tc>
           <w:tcPr>
             <w:tcW w:type="dxa" w:w="3120"/>
-            <w:tcMar>
-              <w:top w:w="80" w:type="dxa"/>
-              <w:bottom w:w="80" w:type="dxa"/>
-              <w:left w:w="120" w:type="dxa"/>
-              <w:right w:w="120" w:type="dxa"/>
-            </w:tcMar>
           </w:tcPr>
           <w:p>
             <w:pPr>
-              <w:spacing w:before="40" w:after="40"/>
+              <w:spacing w:before="80" w:after="80" w:line="240" w:lineRule="auto"/>
               <w:jc w:val="center"/>
             </w:pPr>
             <w:r>
@@ -1762,16 +1486,10 @@
         <w:tc>
           <w:tcPr>
             <w:tcW w:type="dxa" w:w="3120"/>
-            <w:tcMar>
-              <w:top w:w="80" w:type="dxa"/>
-              <w:bottom w:w="80" w:type="dxa"/>
-              <w:left w:w="120" w:type="dxa"/>
-              <w:right w:w="120" w:type="dxa"/>
-            </w:tcMar>
           </w:tcPr>
           <w:p>
             <w:pPr>
-              <w:spacing w:before="40" w:after="40"/>
+              <w:spacing w:before="80" w:after="80" w:line="240" w:lineRule="auto"/>
               <w:jc w:val="left"/>
             </w:pPr>
             <w:r>
@@ -1788,16 +1506,10 @@
         <w:tc>
           <w:tcPr>
             <w:tcW w:type="dxa" w:w="3120"/>
-            <w:tcMar>
-              <w:top w:w="80" w:type="dxa"/>
-              <w:bottom w:w="80" w:type="dxa"/>
-              <w:left w:w="120" w:type="dxa"/>
-              <w:right w:w="120" w:type="dxa"/>
-            </w:tcMar>
           </w:tcPr>
           <w:p>
             <w:pPr>
-              <w:spacing w:before="40" w:after="40"/>
+              <w:spacing w:before="80" w:after="80" w:line="240" w:lineRule="auto"/>
               <w:jc w:val="center"/>
             </w:pPr>
             <w:r>
@@ -1816,16 +1528,10 @@
         <w:tc>
           <w:tcPr>
             <w:tcW w:type="dxa" w:w="3120"/>
-            <w:tcMar>
-              <w:top w:w="80" w:type="dxa"/>
-              <w:bottom w:w="80" w:type="dxa"/>
-              <w:left w:w="120" w:type="dxa"/>
-              <w:right w:w="120" w:type="dxa"/>
-            </w:tcMar>
           </w:tcPr>
           <w:p>
             <w:pPr>
-              <w:spacing w:before="40" w:after="40"/>
+              <w:spacing w:before="80" w:after="80" w:line="240" w:lineRule="auto"/>
               <w:jc w:val="center"/>
             </w:pPr>
             <w:r>
@@ -1841,16 +1547,10 @@
         <w:tc>
           <w:tcPr>
             <w:tcW w:type="dxa" w:w="3120"/>
-            <w:tcMar>
-              <w:top w:w="80" w:type="dxa"/>
-              <w:bottom w:w="80" w:type="dxa"/>
-              <w:left w:w="120" w:type="dxa"/>
-              <w:right w:w="120" w:type="dxa"/>
-            </w:tcMar>
           </w:tcPr>
           <w:p>
             <w:pPr>
-              <w:spacing w:before="40" w:after="40"/>
+              <w:spacing w:before="80" w:after="80" w:line="240" w:lineRule="auto"/>
               <w:jc w:val="left"/>
             </w:pPr>
             <w:r>
@@ -1867,16 +1567,10 @@
         <w:tc>
           <w:tcPr>
             <w:tcW w:type="dxa" w:w="3120"/>
-            <w:tcMar>
-              <w:top w:w="80" w:type="dxa"/>
-              <w:bottom w:w="80" w:type="dxa"/>
-              <w:left w:w="120" w:type="dxa"/>
-              <w:right w:w="120" w:type="dxa"/>
-            </w:tcMar>
           </w:tcPr>
           <w:p>
             <w:pPr>
-              <w:spacing w:before="40" w:after="40"/>
+              <w:spacing w:before="80" w:after="80" w:line="240" w:lineRule="auto"/>
               <w:jc w:val="center"/>
             </w:pPr>
             <w:r>
@@ -1895,16 +1589,10 @@
         <w:tc>
           <w:tcPr>
             <w:tcW w:type="dxa" w:w="3120"/>
-            <w:tcMar>
-              <w:top w:w="80" w:type="dxa"/>
-              <w:bottom w:w="80" w:type="dxa"/>
-              <w:left w:w="120" w:type="dxa"/>
-              <w:right w:w="120" w:type="dxa"/>
-            </w:tcMar>
           </w:tcPr>
           <w:p>
             <w:pPr>
-              <w:spacing w:before="40" w:after="40"/>
+              <w:spacing w:before="80" w:after="80" w:line="240" w:lineRule="auto"/>
               <w:jc w:val="center"/>
             </w:pPr>
             <w:r>
@@ -1920,16 +1608,10 @@
         <w:tc>
           <w:tcPr>
             <w:tcW w:type="dxa" w:w="3120"/>
-            <w:tcMar>
-              <w:top w:w="80" w:type="dxa"/>
-              <w:bottom w:w="80" w:type="dxa"/>
-              <w:left w:w="120" w:type="dxa"/>
-              <w:right w:w="120" w:type="dxa"/>
-            </w:tcMar>
           </w:tcPr>
           <w:p>
             <w:pPr>
-              <w:spacing w:before="40" w:after="40"/>
+              <w:spacing w:before="80" w:after="80" w:line="240" w:lineRule="auto"/>
               <w:jc w:val="left"/>
             </w:pPr>
             <w:r>
@@ -1946,16 +1628,10 @@
         <w:tc>
           <w:tcPr>
             <w:tcW w:type="dxa" w:w="3120"/>
-            <w:tcMar>
-              <w:top w:w="80" w:type="dxa"/>
-              <w:bottom w:w="80" w:type="dxa"/>
-              <w:left w:w="120" w:type="dxa"/>
-              <w:right w:w="120" w:type="dxa"/>
-            </w:tcMar>
           </w:tcPr>
           <w:p>
             <w:pPr>
-              <w:spacing w:before="40" w:after="40"/>
+              <w:spacing w:before="80" w:after="80" w:line="240" w:lineRule="auto"/>
               <w:jc w:val="center"/>
             </w:pPr>
             <w:r>
@@ -1974,16 +1650,10 @@
         <w:tc>
           <w:tcPr>
             <w:tcW w:type="dxa" w:w="3120"/>
-            <w:tcMar>
-              <w:top w:w="80" w:type="dxa"/>
-              <w:bottom w:w="80" w:type="dxa"/>
-              <w:left w:w="120" w:type="dxa"/>
-              <w:right w:w="120" w:type="dxa"/>
-            </w:tcMar>
           </w:tcPr>
           <w:p>
             <w:pPr>
-              <w:spacing w:before="40" w:after="40"/>
+              <w:spacing w:before="80" w:after="80" w:line="240" w:lineRule="auto"/>
               <w:jc w:val="center"/>
             </w:pPr>
             <w:r>
@@ -1999,16 +1669,10 @@
         <w:tc>
           <w:tcPr>
             <w:tcW w:type="dxa" w:w="3120"/>
-            <w:tcMar>
-              <w:top w:w="80" w:type="dxa"/>
-              <w:bottom w:w="80" w:type="dxa"/>
-              <w:left w:w="120" w:type="dxa"/>
-              <w:right w:w="120" w:type="dxa"/>
-            </w:tcMar>
           </w:tcPr>
           <w:p>
             <w:pPr>
-              <w:spacing w:before="40" w:after="40"/>
+              <w:spacing w:before="80" w:after="80" w:line="240" w:lineRule="auto"/>
               <w:jc w:val="left"/>
             </w:pPr>
             <w:r>
@@ -2025,16 +1689,10 @@
         <w:tc>
           <w:tcPr>
             <w:tcW w:type="dxa" w:w="3120"/>
-            <w:tcMar>
-              <w:top w:w="80" w:type="dxa"/>
-              <w:bottom w:w="80" w:type="dxa"/>
-              <w:left w:w="120" w:type="dxa"/>
-              <w:right w:w="120" w:type="dxa"/>
-            </w:tcMar>
           </w:tcPr>
           <w:p>
             <w:pPr>
-              <w:spacing w:before="40" w:after="40"/>
+              <w:spacing w:before="80" w:after="80" w:line="240" w:lineRule="auto"/>
               <w:jc w:val="center"/>
             </w:pPr>
             <w:r>
@@ -2053,16 +1711,10 @@
         <w:tc>
           <w:tcPr>
             <w:tcW w:type="dxa" w:w="3120"/>
-            <w:tcMar>
-              <w:top w:w="80" w:type="dxa"/>
-              <w:bottom w:w="80" w:type="dxa"/>
-              <w:left w:w="120" w:type="dxa"/>
-              <w:right w:w="120" w:type="dxa"/>
-            </w:tcMar>
           </w:tcPr>
           <w:p>
             <w:pPr>
-              <w:spacing w:before="40" w:after="40"/>
+              <w:spacing w:before="80" w:after="80" w:line="240" w:lineRule="auto"/>
               <w:jc w:val="center"/>
             </w:pPr>
             <w:r>
@@ -2078,16 +1730,10 @@
         <w:tc>
           <w:tcPr>
             <w:tcW w:type="dxa" w:w="3120"/>
-            <w:tcMar>
-              <w:top w:w="80" w:type="dxa"/>
-              <w:bottom w:w="80" w:type="dxa"/>
-              <w:left w:w="120" w:type="dxa"/>
-              <w:right w:w="120" w:type="dxa"/>
-            </w:tcMar>
           </w:tcPr>
           <w:p>
             <w:pPr>
-              <w:spacing w:before="40" w:after="40"/>
+              <w:spacing w:before="80" w:after="80" w:line="240" w:lineRule="auto"/>
               <w:jc w:val="left"/>
             </w:pPr>
             <w:r>
@@ -2104,16 +1750,10 @@
         <w:tc>
           <w:tcPr>
             <w:tcW w:type="dxa" w:w="3120"/>
-            <w:tcMar>
-              <w:top w:w="80" w:type="dxa"/>
-              <w:bottom w:w="80" w:type="dxa"/>
-              <w:left w:w="120" w:type="dxa"/>
-              <w:right w:w="120" w:type="dxa"/>
-            </w:tcMar>
           </w:tcPr>
           <w:p>
             <w:pPr>
-              <w:spacing w:before="40" w:after="40"/>
+              <w:spacing w:before="80" w:after="80" w:line="240" w:lineRule="auto"/>
               <w:jc w:val="center"/>
             </w:pPr>
             <w:r>
@@ -2132,16 +1772,10 @@
         <w:tc>
           <w:tcPr>
             <w:tcW w:type="dxa" w:w="3120"/>
-            <w:tcMar>
-              <w:top w:w="80" w:type="dxa"/>
-              <w:bottom w:w="80" w:type="dxa"/>
-              <w:left w:w="120" w:type="dxa"/>
-              <w:right w:w="120" w:type="dxa"/>
-            </w:tcMar>
           </w:tcPr>
           <w:p>
             <w:pPr>
-              <w:spacing w:before="40" w:after="40"/>
+              <w:spacing w:before="80" w:after="80" w:line="240" w:lineRule="auto"/>
               <w:jc w:val="center"/>
             </w:pPr>
             <w:r>
@@ -2158,16 +1792,10 @@
         <w:tc>
           <w:tcPr>
             <w:tcW w:type="dxa" w:w="3120"/>
-            <w:tcMar>
-              <w:top w:w="80" w:type="dxa"/>
-              <w:bottom w:w="80" w:type="dxa"/>
-              <w:left w:w="120" w:type="dxa"/>
-              <w:right w:w="120" w:type="dxa"/>
-            </w:tcMar>
           </w:tcPr>
           <w:p>
             <w:pPr>
-              <w:spacing w:before="40" w:after="40"/>
+              <w:spacing w:before="80" w:after="80" w:line="240" w:lineRule="auto"/>
               <w:jc w:val="left"/>
             </w:pPr>
             <w:r>
@@ -2184,16 +1812,10 @@
         <w:tc>
           <w:tcPr>
             <w:tcW w:type="dxa" w:w="3120"/>
-            <w:tcMar>
-              <w:top w:w="80" w:type="dxa"/>
-              <w:bottom w:w="80" w:type="dxa"/>
-              <w:left w:w="120" w:type="dxa"/>
-              <w:right w:w="120" w:type="dxa"/>
-            </w:tcMar>
           </w:tcPr>
           <w:p>
             <w:pPr>
-              <w:spacing w:before="40" w:after="40"/>
+              <w:spacing w:before="80" w:after="80" w:line="240" w:lineRule="auto"/>
               <w:jc w:val="center"/>
             </w:pPr>
             <w:r>
@@ -2212,16 +1834,10 @@
         <w:tc>
           <w:tcPr>
             <w:tcW w:type="dxa" w:w="3120"/>
-            <w:tcMar>
-              <w:top w:w="80" w:type="dxa"/>
-              <w:bottom w:w="80" w:type="dxa"/>
-              <w:left w:w="120" w:type="dxa"/>
-              <w:right w:w="120" w:type="dxa"/>
-            </w:tcMar>
           </w:tcPr>
           <w:p>
             <w:pPr>
-              <w:spacing w:before="40" w:after="40"/>
+              <w:spacing w:before="80" w:after="80" w:line="240" w:lineRule="auto"/>
               <w:jc w:val="center"/>
             </w:pPr>
             <w:r>
@@ -2237,16 +1853,10 @@
         <w:tc>
           <w:tcPr>
             <w:tcW w:type="dxa" w:w="3120"/>
-            <w:tcMar>
-              <w:top w:w="80" w:type="dxa"/>
-              <w:bottom w:w="80" w:type="dxa"/>
-              <w:left w:w="120" w:type="dxa"/>
-              <w:right w:w="120" w:type="dxa"/>
-            </w:tcMar>
           </w:tcPr>
           <w:p>
             <w:pPr>
-              <w:spacing w:before="40" w:after="40"/>
+              <w:spacing w:before="80" w:after="80" w:line="240" w:lineRule="auto"/>
               <w:jc w:val="left"/>
             </w:pPr>
             <w:r>
@@ -2263,16 +1873,10 @@
         <w:tc>
           <w:tcPr>
             <w:tcW w:type="dxa" w:w="3120"/>
-            <w:tcMar>
-              <w:top w:w="80" w:type="dxa"/>
-              <w:bottom w:w="80" w:type="dxa"/>
-              <w:left w:w="120" w:type="dxa"/>
-              <w:right w:w="120" w:type="dxa"/>
-            </w:tcMar>
           </w:tcPr>
           <w:p>
             <w:pPr>
-              <w:spacing w:before="40" w:after="40"/>
+              <w:spacing w:before="80" w:after="80" w:line="240" w:lineRule="auto"/>
               <w:jc w:val="center"/>
             </w:pPr>
             <w:r>
@@ -2291,16 +1895,10 @@
         <w:tc>
           <w:tcPr>
             <w:tcW w:type="dxa" w:w="3120"/>
-            <w:tcMar>
-              <w:top w:w="80" w:type="dxa"/>
-              <w:bottom w:w="80" w:type="dxa"/>
-              <w:left w:w="120" w:type="dxa"/>
-              <w:right w:w="120" w:type="dxa"/>
-            </w:tcMar>
           </w:tcPr>
           <w:p>
             <w:pPr>
-              <w:spacing w:before="40" w:after="40"/>
+              <w:spacing w:before="80" w:after="80" w:line="240" w:lineRule="auto"/>
               <w:jc w:val="center"/>
             </w:pPr>
             <w:r>
@@ -2316,16 +1914,10 @@
         <w:tc>
           <w:tcPr>
             <w:tcW w:type="dxa" w:w="3120"/>
-            <w:tcMar>
-              <w:top w:w="80" w:type="dxa"/>
-              <w:bottom w:w="80" w:type="dxa"/>
-              <w:left w:w="120" w:type="dxa"/>
-              <w:right w:w="120" w:type="dxa"/>
-            </w:tcMar>
           </w:tcPr>
           <w:p>
             <w:pPr>
-              <w:spacing w:before="40" w:after="40"/>
+              <w:spacing w:before="80" w:after="80" w:line="240" w:lineRule="auto"/>
               <w:jc w:val="left"/>
             </w:pPr>
             <w:r>
@@ -2342,16 +1934,10 @@
         <w:tc>
           <w:tcPr>
             <w:tcW w:type="dxa" w:w="3120"/>
-            <w:tcMar>
-              <w:top w:w="80" w:type="dxa"/>
-              <w:bottom w:w="80" w:type="dxa"/>
-              <w:left w:w="120" w:type="dxa"/>
-              <w:right w:w="120" w:type="dxa"/>
-            </w:tcMar>
           </w:tcPr>
           <w:p>
             <w:pPr>
-              <w:spacing w:before="40" w:after="40"/>
+              <w:spacing w:before="80" w:after="80" w:line="240" w:lineRule="auto"/>
               <w:jc w:val="center"/>
             </w:pPr>
             <w:r>
@@ -2370,16 +1956,10 @@
         <w:tc>
           <w:tcPr>
             <w:tcW w:type="dxa" w:w="3120"/>
-            <w:tcMar>
-              <w:top w:w="80" w:type="dxa"/>
-              <w:bottom w:w="80" w:type="dxa"/>
-              <w:left w:w="120" w:type="dxa"/>
-              <w:right w:w="120" w:type="dxa"/>
-            </w:tcMar>
           </w:tcPr>
           <w:p>
             <w:pPr>
-              <w:spacing w:before="40" w:after="40"/>
+              <w:spacing w:before="80" w:after="80" w:line="240" w:lineRule="auto"/>
               <w:jc w:val="center"/>
             </w:pPr>
             <w:r>
@@ -2395,16 +1975,10 @@
         <w:tc>
           <w:tcPr>
             <w:tcW w:type="dxa" w:w="3120"/>
-            <w:tcMar>
-              <w:top w:w="80" w:type="dxa"/>
-              <w:bottom w:w="80" w:type="dxa"/>
-              <w:left w:w="120" w:type="dxa"/>
-              <w:right w:w="120" w:type="dxa"/>
-            </w:tcMar>
           </w:tcPr>
           <w:p>
             <w:pPr>
-              <w:spacing w:before="40" w:after="40"/>
+              <w:spacing w:before="80" w:after="80" w:line="240" w:lineRule="auto"/>
               <w:jc w:val="left"/>
             </w:pPr>
             <w:r>
@@ -2421,16 +1995,10 @@
         <w:tc>
           <w:tcPr>
             <w:tcW w:type="dxa" w:w="3120"/>
-            <w:tcMar>
-              <w:top w:w="80" w:type="dxa"/>
-              <w:bottom w:w="80" w:type="dxa"/>
-              <w:left w:w="120" w:type="dxa"/>
-              <w:right w:w="120" w:type="dxa"/>
-            </w:tcMar>
           </w:tcPr>
           <w:p>
             <w:pPr>
-              <w:spacing w:before="40" w:after="40"/>
+              <w:spacing w:before="80" w:after="80" w:line="240" w:lineRule="auto"/>
               <w:jc w:val="center"/>
             </w:pPr>
             <w:r>
@@ -2449,16 +2017,10 @@
         <w:tc>
           <w:tcPr>
             <w:tcW w:type="dxa" w:w="3120"/>
-            <w:tcMar>
-              <w:top w:w="80" w:type="dxa"/>
-              <w:bottom w:w="80" w:type="dxa"/>
-              <w:left w:w="120" w:type="dxa"/>
-              <w:right w:w="120" w:type="dxa"/>
-            </w:tcMar>
           </w:tcPr>
           <w:p>
             <w:pPr>
-              <w:spacing w:before="40" w:after="40"/>
+              <w:spacing w:before="80" w:after="80" w:line="240" w:lineRule="auto"/>
               <w:jc w:val="center"/>
             </w:pPr>
             <w:r>
@@ -2474,16 +2036,10 @@
         <w:tc>
           <w:tcPr>
             <w:tcW w:type="dxa" w:w="3120"/>
-            <w:tcMar>
-              <w:top w:w="80" w:type="dxa"/>
-              <w:bottom w:w="80" w:type="dxa"/>
-              <w:left w:w="120" w:type="dxa"/>
-              <w:right w:w="120" w:type="dxa"/>
-            </w:tcMar>
           </w:tcPr>
           <w:p>
             <w:pPr>
-              <w:spacing w:before="40" w:after="40"/>
+              <w:spacing w:before="80" w:after="80" w:line="240" w:lineRule="auto"/>
               <w:jc w:val="left"/>
             </w:pPr>
             <w:r>
@@ -2500,16 +2056,10 @@
         <w:tc>
           <w:tcPr>
             <w:tcW w:type="dxa" w:w="3120"/>
-            <w:tcMar>
-              <w:top w:w="80" w:type="dxa"/>
-              <w:bottom w:w="80" w:type="dxa"/>
-              <w:left w:w="120" w:type="dxa"/>
-              <w:right w:w="120" w:type="dxa"/>
-            </w:tcMar>
           </w:tcPr>
           <w:p>
             <w:pPr>
-              <w:spacing w:before="40" w:after="40"/>
+              <w:spacing w:before="80" w:after="80" w:line="240" w:lineRule="auto"/>
               <w:jc w:val="center"/>
             </w:pPr>
             <w:r>
@@ -2528,16 +2078,10 @@
         <w:tc>
           <w:tcPr>
             <w:tcW w:type="dxa" w:w="3120"/>
-            <w:tcMar>
-              <w:top w:w="80" w:type="dxa"/>
-              <w:bottom w:w="80" w:type="dxa"/>
-              <w:left w:w="120" w:type="dxa"/>
-              <w:right w:w="120" w:type="dxa"/>
-            </w:tcMar>
           </w:tcPr>
           <w:p>
             <w:pPr>
-              <w:spacing w:before="40" w:after="40"/>
+              <w:spacing w:before="80" w:after="80" w:line="240" w:lineRule="auto"/>
               <w:jc w:val="center"/>
             </w:pPr>
             <w:r>
@@ -2553,16 +2097,10 @@
         <w:tc>
           <w:tcPr>
             <w:tcW w:type="dxa" w:w="3120"/>
-            <w:tcMar>
-              <w:top w:w="80" w:type="dxa"/>
-              <w:bottom w:w="80" w:type="dxa"/>
-              <w:left w:w="120" w:type="dxa"/>
-              <w:right w:w="120" w:type="dxa"/>
-            </w:tcMar>
           </w:tcPr>
           <w:p>
             <w:pPr>
-              <w:spacing w:before="40" w:after="40"/>
+              <w:spacing w:before="80" w:after="80" w:line="240" w:lineRule="auto"/>
               <w:jc w:val="left"/>
             </w:pPr>
             <w:r>
@@ -2579,16 +2117,10 @@
         <w:tc>
           <w:tcPr>
             <w:tcW w:type="dxa" w:w="3120"/>
-            <w:tcMar>
-              <w:top w:w="80" w:type="dxa"/>
-              <w:bottom w:w="80" w:type="dxa"/>
-              <w:left w:w="120" w:type="dxa"/>
-              <w:right w:w="120" w:type="dxa"/>
-            </w:tcMar>
           </w:tcPr>
           <w:p>
             <w:pPr>
-              <w:spacing w:before="40" w:after="40"/>
+              <w:spacing w:before="80" w:after="80" w:line="240" w:lineRule="auto"/>
               <w:jc w:val="center"/>
             </w:pPr>
             <w:r>
@@ -2607,16 +2139,10 @@
         <w:tc>
           <w:tcPr>
             <w:tcW w:type="dxa" w:w="3120"/>
-            <w:tcMar>
-              <w:top w:w="80" w:type="dxa"/>
-              <w:bottom w:w="80" w:type="dxa"/>
-              <w:left w:w="120" w:type="dxa"/>
-              <w:right w:w="120" w:type="dxa"/>
-            </w:tcMar>
           </w:tcPr>
           <w:p>
             <w:pPr>
-              <w:spacing w:before="40" w:after="40"/>
+              <w:spacing w:before="80" w:after="80" w:line="240" w:lineRule="auto"/>
               <w:jc w:val="center"/>
             </w:pPr>
             <w:r>
@@ -2632,16 +2158,10 @@
         <w:tc>
           <w:tcPr>
             <w:tcW w:type="dxa" w:w="3120"/>
-            <w:tcMar>
-              <w:top w:w="80" w:type="dxa"/>
-              <w:bottom w:w="80" w:type="dxa"/>
-              <w:left w:w="120" w:type="dxa"/>
-              <w:right w:w="120" w:type="dxa"/>
-            </w:tcMar>
           </w:tcPr>
           <w:p>
             <w:pPr>
-              <w:spacing w:before="40" w:after="40"/>
+              <w:spacing w:before="80" w:after="80" w:line="240" w:lineRule="auto"/>
               <w:jc w:val="left"/>
             </w:pPr>
             <w:r>
@@ -2658,16 +2178,10 @@
         <w:tc>
           <w:tcPr>
             <w:tcW w:type="dxa" w:w="3120"/>
-            <w:tcMar>
-              <w:top w:w="80" w:type="dxa"/>
-              <w:bottom w:w="80" w:type="dxa"/>
-              <w:left w:w="120" w:type="dxa"/>
-              <w:right w:w="120" w:type="dxa"/>
-            </w:tcMar>
           </w:tcPr>
           <w:p>
             <w:pPr>
-              <w:spacing w:before="40" w:after="40"/>
+              <w:spacing w:before="80" w:after="80" w:line="240" w:lineRule="auto"/>
               <w:jc w:val="center"/>
             </w:pPr>
             <w:r>
@@ -2686,16 +2200,10 @@
         <w:tc>
           <w:tcPr>
             <w:tcW w:type="dxa" w:w="3120"/>
-            <w:tcMar>
-              <w:top w:w="80" w:type="dxa"/>
-              <w:bottom w:w="80" w:type="dxa"/>
-              <w:left w:w="120" w:type="dxa"/>
-              <w:right w:w="120" w:type="dxa"/>
-            </w:tcMar>
           </w:tcPr>
           <w:p>
             <w:pPr>
-              <w:spacing w:before="40" w:after="40"/>
+              <w:spacing w:before="80" w:after="80" w:line="240" w:lineRule="auto"/>
               <w:jc w:val="center"/>
             </w:pPr>
             <w:r>
@@ -2711,16 +2219,10 @@
         <w:tc>
           <w:tcPr>
             <w:tcW w:type="dxa" w:w="3120"/>
-            <w:tcMar>
-              <w:top w:w="80" w:type="dxa"/>
-              <w:bottom w:w="80" w:type="dxa"/>
-              <w:left w:w="120" w:type="dxa"/>
-              <w:right w:w="120" w:type="dxa"/>
-            </w:tcMar>
           </w:tcPr>
           <w:p>
             <w:pPr>
-              <w:spacing w:before="40" w:after="40"/>
+              <w:spacing w:before="80" w:after="80" w:line="240" w:lineRule="auto"/>
               <w:jc w:val="left"/>
             </w:pPr>
             <w:r>
@@ -2737,16 +2239,10 @@
         <w:tc>
           <w:tcPr>
             <w:tcW w:type="dxa" w:w="3120"/>
-            <w:tcMar>
-              <w:top w:w="80" w:type="dxa"/>
-              <w:bottom w:w="80" w:type="dxa"/>
-              <w:left w:w="120" w:type="dxa"/>
-              <w:right w:w="120" w:type="dxa"/>
-            </w:tcMar>
           </w:tcPr>
           <w:p>
             <w:pPr>
-              <w:spacing w:before="40" w:after="40"/>
+              <w:spacing w:before="80" w:after="80" w:line="240" w:lineRule="auto"/>
               <w:jc w:val="center"/>
             </w:pPr>
             <w:r>
@@ -2765,16 +2261,10 @@
         <w:tc>
           <w:tcPr>
             <w:tcW w:type="dxa" w:w="3120"/>
-            <w:tcMar>
-              <w:top w:w="80" w:type="dxa"/>
-              <w:bottom w:w="80" w:type="dxa"/>
-              <w:left w:w="120" w:type="dxa"/>
-              <w:right w:w="120" w:type="dxa"/>
-            </w:tcMar>
           </w:tcPr>
           <w:p>
             <w:pPr>
-              <w:spacing w:before="40" w:after="40"/>
+              <w:spacing w:before="80" w:after="80" w:line="240" w:lineRule="auto"/>
               <w:jc w:val="center"/>
             </w:pPr>
             <w:r>
@@ -2791,16 +2281,10 @@
         <w:tc>
           <w:tcPr>
             <w:tcW w:type="dxa" w:w="3120"/>
-            <w:tcMar>
-              <w:top w:w="80" w:type="dxa"/>
-              <w:bottom w:w="80" w:type="dxa"/>
-              <w:left w:w="120" w:type="dxa"/>
-              <w:right w:w="120" w:type="dxa"/>
-            </w:tcMar>
           </w:tcPr>
           <w:p>
             <w:pPr>
-              <w:spacing w:before="40" w:after="40"/>
+              <w:spacing w:before="80" w:after="80" w:line="240" w:lineRule="auto"/>
               <w:jc w:val="left"/>
             </w:pPr>
             <w:r>
@@ -2817,16 +2301,10 @@
         <w:tc>
           <w:tcPr>
             <w:tcW w:type="dxa" w:w="3120"/>
-            <w:tcMar>
-              <w:top w:w="80" w:type="dxa"/>
-              <w:bottom w:w="80" w:type="dxa"/>
-              <w:left w:w="120" w:type="dxa"/>
-              <w:right w:w="120" w:type="dxa"/>
-            </w:tcMar>
           </w:tcPr>
           <w:p>
             <w:pPr>
-              <w:spacing w:before="40" w:after="40"/>
+              <w:spacing w:before="80" w:after="80" w:line="240" w:lineRule="auto"/>
               <w:jc w:val="center"/>
             </w:pPr>
             <w:r>
@@ -2845,16 +2323,10 @@
         <w:tc>
           <w:tcPr>
             <w:tcW w:type="dxa" w:w="3120"/>
-            <w:tcMar>
-              <w:top w:w="80" w:type="dxa"/>
-              <w:bottom w:w="80" w:type="dxa"/>
-              <w:left w:w="120" w:type="dxa"/>
-              <w:right w:w="120" w:type="dxa"/>
-            </w:tcMar>
           </w:tcPr>
           <w:p>
             <w:pPr>
-              <w:spacing w:before="40" w:after="40"/>
+              <w:spacing w:before="80" w:after="80" w:line="240" w:lineRule="auto"/>
               <w:jc w:val="center"/>
             </w:pPr>
             <w:r>
@@ -2870,16 +2342,10 @@
         <w:tc>
           <w:tcPr>
             <w:tcW w:type="dxa" w:w="3120"/>
-            <w:tcMar>
-              <w:top w:w="80" w:type="dxa"/>
-              <w:bottom w:w="80" w:type="dxa"/>
-              <w:left w:w="120" w:type="dxa"/>
-              <w:right w:w="120" w:type="dxa"/>
-            </w:tcMar>
           </w:tcPr>
           <w:p>
             <w:pPr>
-              <w:spacing w:before="40" w:after="40"/>
+              <w:spacing w:before="80" w:after="80" w:line="240" w:lineRule="auto"/>
               <w:jc w:val="left"/>
             </w:pPr>
             <w:r>
@@ -2896,16 +2362,10 @@
         <w:tc>
           <w:tcPr>
             <w:tcW w:type="dxa" w:w="3120"/>
-            <w:tcMar>
-              <w:top w:w="80" w:type="dxa"/>
-              <w:bottom w:w="80" w:type="dxa"/>
-              <w:left w:w="120" w:type="dxa"/>
-              <w:right w:w="120" w:type="dxa"/>
-            </w:tcMar>
           </w:tcPr>
           <w:p>
             <w:pPr>
-              <w:spacing w:before="40" w:after="40"/>
+              <w:spacing w:before="80" w:after="80" w:line="240" w:lineRule="auto"/>
               <w:jc w:val="center"/>
             </w:pPr>
             <w:r>
@@ -2924,16 +2384,10 @@
         <w:tc>
           <w:tcPr>
             <w:tcW w:type="dxa" w:w="3120"/>
-            <w:tcMar>
-              <w:top w:w="80" w:type="dxa"/>
-              <w:bottom w:w="80" w:type="dxa"/>
-              <w:left w:w="120" w:type="dxa"/>
-              <w:right w:w="120" w:type="dxa"/>
-            </w:tcMar>
           </w:tcPr>
           <w:p>
             <w:pPr>
-              <w:spacing w:before="40" w:after="40"/>
+              <w:spacing w:before="80" w:after="80" w:line="240" w:lineRule="auto"/>
               <w:jc w:val="center"/>
             </w:pPr>
             <w:r>
@@ -2949,16 +2403,10 @@
         <w:tc>
           <w:tcPr>
             <w:tcW w:type="dxa" w:w="3120"/>
-            <w:tcMar>
-              <w:top w:w="80" w:type="dxa"/>
-              <w:bottom w:w="80" w:type="dxa"/>
-              <w:left w:w="120" w:type="dxa"/>
-              <w:right w:w="120" w:type="dxa"/>
-            </w:tcMar>
           </w:tcPr>
           <w:p>
             <w:pPr>
-              <w:spacing w:before="40" w:after="40"/>
+              <w:spacing w:before="80" w:after="80" w:line="240" w:lineRule="auto"/>
               <w:jc w:val="left"/>
             </w:pPr>
             <w:r>
@@ -2975,16 +2423,10 @@
         <w:tc>
           <w:tcPr>
             <w:tcW w:type="dxa" w:w="3120"/>
-            <w:tcMar>
-              <w:top w:w="80" w:type="dxa"/>
-              <w:bottom w:w="80" w:type="dxa"/>
-              <w:left w:w="120" w:type="dxa"/>
-              <w:right w:w="120" w:type="dxa"/>
-            </w:tcMar>
           </w:tcPr>
           <w:p>
             <w:pPr>
-              <w:spacing w:before="40" w:after="40"/>
+              <w:spacing w:before="80" w:after="80" w:line="240" w:lineRule="auto"/>
               <w:jc w:val="center"/>
             </w:pPr>
             <w:r>
@@ -3003,16 +2445,10 @@
         <w:tc>
           <w:tcPr>
             <w:tcW w:type="dxa" w:w="3120"/>
-            <w:tcMar>
-              <w:top w:w="80" w:type="dxa"/>
-              <w:bottom w:w="80" w:type="dxa"/>
-              <w:left w:w="120" w:type="dxa"/>
-              <w:right w:w="120" w:type="dxa"/>
-            </w:tcMar>
           </w:tcPr>
           <w:p>
             <w:pPr>
-              <w:spacing w:before="40" w:after="40"/>
+              <w:spacing w:before="80" w:after="80" w:line="240" w:lineRule="auto"/>
               <w:jc w:val="center"/>
             </w:pPr>
             <w:r>
@@ -3028,16 +2464,10 @@
         <w:tc>
           <w:tcPr>
             <w:tcW w:type="dxa" w:w="3120"/>
-            <w:tcMar>
-              <w:top w:w="80" w:type="dxa"/>
-              <w:bottom w:w="80" w:type="dxa"/>
-              <w:left w:w="120" w:type="dxa"/>
-              <w:right w:w="120" w:type="dxa"/>
-            </w:tcMar>
           </w:tcPr>
           <w:p>
             <w:pPr>
-              <w:spacing w:before="40" w:after="40"/>
+              <w:spacing w:before="80" w:after="80" w:line="240" w:lineRule="auto"/>
               <w:jc w:val="left"/>
             </w:pPr>
             <w:r>
@@ -3054,16 +2484,10 @@
         <w:tc>
           <w:tcPr>
             <w:tcW w:type="dxa" w:w="3120"/>
-            <w:tcMar>
-              <w:top w:w="80" w:type="dxa"/>
-              <w:bottom w:w="80" w:type="dxa"/>
-              <w:left w:w="120" w:type="dxa"/>
-              <w:right w:w="120" w:type="dxa"/>
-            </w:tcMar>
           </w:tcPr>
           <w:p>
             <w:pPr>
-              <w:spacing w:before="40" w:after="40"/>
+              <w:spacing w:before="80" w:after="80" w:line="240" w:lineRule="auto"/>
               <w:jc w:val="center"/>
             </w:pPr>
             <w:r>
@@ -3082,16 +2506,10 @@
         <w:tc>
           <w:tcPr>
             <w:tcW w:type="dxa" w:w="3120"/>
-            <w:tcMar>
-              <w:top w:w="80" w:type="dxa"/>
-              <w:bottom w:w="80" w:type="dxa"/>
-              <w:left w:w="120" w:type="dxa"/>
-              <w:right w:w="120" w:type="dxa"/>
-            </w:tcMar>
           </w:tcPr>
           <w:p>
             <w:pPr>
-              <w:spacing w:before="40" w:after="40"/>
+              <w:spacing w:before="80" w:after="80" w:line="240" w:lineRule="auto"/>
               <w:jc w:val="center"/>
             </w:pPr>
             <w:r>
@@ -3107,16 +2525,10 @@
         <w:tc>
           <w:tcPr>
             <w:tcW w:type="dxa" w:w="3120"/>
-            <w:tcMar>
-              <w:top w:w="80" w:type="dxa"/>
-              <w:bottom w:w="80" w:type="dxa"/>
-              <w:left w:w="120" w:type="dxa"/>
-              <w:right w:w="120" w:type="dxa"/>
-            </w:tcMar>
           </w:tcPr>
           <w:p>
             <w:pPr>
-              <w:spacing w:before="40" w:after="40"/>
+              <w:spacing w:before="80" w:after="80" w:line="240" w:lineRule="auto"/>
               <w:jc w:val="left"/>
             </w:pPr>
             <w:r>
@@ -3133,16 +2545,10 @@
         <w:tc>
           <w:tcPr>
             <w:tcW w:type="dxa" w:w="3120"/>
-            <w:tcMar>
-              <w:top w:w="80" w:type="dxa"/>
-              <w:bottom w:w="80" w:type="dxa"/>
-              <w:left w:w="120" w:type="dxa"/>
-              <w:right w:w="120" w:type="dxa"/>
-            </w:tcMar>
           </w:tcPr>
           <w:p>
             <w:pPr>
-              <w:spacing w:before="40" w:after="40"/>
+              <w:spacing w:before="80" w:after="80" w:line="240" w:lineRule="auto"/>
               <w:jc w:val="center"/>
             </w:pPr>
             <w:r>
@@ -3161,16 +2567,10 @@
         <w:tc>
           <w:tcPr>
             <w:tcW w:type="dxa" w:w="3120"/>
-            <w:tcMar>
-              <w:top w:w="80" w:type="dxa"/>
-              <w:bottom w:w="80" w:type="dxa"/>
-              <w:left w:w="120" w:type="dxa"/>
-              <w:right w:w="120" w:type="dxa"/>
-            </w:tcMar>
           </w:tcPr>
           <w:p>
             <w:pPr>
-              <w:spacing w:before="40" w:after="40"/>
+              <w:spacing w:before="80" w:after="80" w:line="240" w:lineRule="auto"/>
               <w:jc w:val="center"/>
             </w:pPr>
             <w:r>
@@ -3186,16 +2586,10 @@
         <w:tc>
           <w:tcPr>
             <w:tcW w:type="dxa" w:w="3120"/>
-            <w:tcMar>
-              <w:top w:w="80" w:type="dxa"/>
-              <w:bottom w:w="80" w:type="dxa"/>
-              <w:left w:w="120" w:type="dxa"/>
-              <w:right w:w="120" w:type="dxa"/>
-            </w:tcMar>
           </w:tcPr>
           <w:p>
             <w:pPr>
-              <w:spacing w:before="40" w:after="40"/>
+              <w:spacing w:before="80" w:after="80" w:line="240" w:lineRule="auto"/>
               <w:jc w:val="left"/>
             </w:pPr>
             <w:r>
@@ -3212,16 +2606,10 @@
         <w:tc>
           <w:tcPr>
             <w:tcW w:type="dxa" w:w="3120"/>
-            <w:tcMar>
-              <w:top w:w="80" w:type="dxa"/>
-              <w:bottom w:w="80" w:type="dxa"/>
-              <w:left w:w="120" w:type="dxa"/>
-              <w:right w:w="120" w:type="dxa"/>
-            </w:tcMar>
           </w:tcPr>
           <w:p>
             <w:pPr>
-              <w:spacing w:before="40" w:after="40"/>
+              <w:spacing w:before="80" w:after="80" w:line="240" w:lineRule="auto"/>
               <w:jc w:val="center"/>
             </w:pPr>
             <w:r>
@@ -3240,16 +2628,10 @@
         <w:tc>
           <w:tcPr>
             <w:tcW w:type="dxa" w:w="3120"/>
-            <w:tcMar>
-              <w:top w:w="80" w:type="dxa"/>
-              <w:bottom w:w="80" w:type="dxa"/>
-              <w:left w:w="120" w:type="dxa"/>
-              <w:right w:w="120" w:type="dxa"/>
-            </w:tcMar>
           </w:tcPr>
           <w:p>
             <w:pPr>
-              <w:spacing w:before="40" w:after="40"/>
+              <w:spacing w:before="80" w:after="80" w:line="240" w:lineRule="auto"/>
               <w:jc w:val="center"/>
             </w:pPr>
             <w:r>
@@ -3265,16 +2647,10 @@
         <w:tc>
           <w:tcPr>
             <w:tcW w:type="dxa" w:w="3120"/>
-            <w:tcMar>
-              <w:top w:w="80" w:type="dxa"/>
-              <w:bottom w:w="80" w:type="dxa"/>
-              <w:left w:w="120" w:type="dxa"/>
-              <w:right w:w="120" w:type="dxa"/>
-            </w:tcMar>
           </w:tcPr>
           <w:p>
             <w:pPr>
-              <w:spacing w:before="40" w:after="40"/>
+              <w:spacing w:before="80" w:after="80" w:line="240" w:lineRule="auto"/>
               <w:jc w:val="left"/>
             </w:pPr>
             <w:r>
@@ -3291,16 +2667,10 @@
         <w:tc>
           <w:tcPr>
             <w:tcW w:type="dxa" w:w="3120"/>
-            <w:tcMar>
-              <w:top w:w="80" w:type="dxa"/>
-              <w:bottom w:w="80" w:type="dxa"/>
-              <w:left w:w="120" w:type="dxa"/>
-              <w:right w:w="120" w:type="dxa"/>
-            </w:tcMar>
           </w:tcPr>
           <w:p>
             <w:pPr>
-              <w:spacing w:before="40" w:after="40"/>
+              <w:spacing w:before="80" w:after="80" w:line="240" w:lineRule="auto"/>
               <w:jc w:val="center"/>
             </w:pPr>
             <w:r>
@@ -3319,16 +2689,10 @@
         <w:tc>
           <w:tcPr>
             <w:tcW w:type="dxa" w:w="3120"/>
-            <w:tcMar>
-              <w:top w:w="80" w:type="dxa"/>
-              <w:bottom w:w="80" w:type="dxa"/>
-              <w:left w:w="120" w:type="dxa"/>
-              <w:right w:w="120" w:type="dxa"/>
-            </w:tcMar>
           </w:tcPr>
           <w:p>
             <w:pPr>
-              <w:spacing w:before="40" w:after="40"/>
+              <w:spacing w:before="80" w:after="80" w:line="240" w:lineRule="auto"/>
               <w:jc w:val="center"/>
             </w:pPr>
             <w:r>
@@ -3345,16 +2709,10 @@
         <w:tc>
           <w:tcPr>
             <w:tcW w:type="dxa" w:w="3120"/>
-            <w:tcMar>
-              <w:top w:w="80" w:type="dxa"/>
-              <w:bottom w:w="80" w:type="dxa"/>
-              <w:left w:w="120" w:type="dxa"/>
-              <w:right w:w="120" w:type="dxa"/>
-            </w:tcMar>
           </w:tcPr>
           <w:p>
             <w:pPr>
-              <w:spacing w:before="40" w:after="40"/>
+              <w:spacing w:before="80" w:after="80" w:line="240" w:lineRule="auto"/>
               <w:jc w:val="left"/>
             </w:pPr>
             <w:r>
@@ -3371,16 +2729,10 @@
         <w:tc>
           <w:tcPr>
             <w:tcW w:type="dxa" w:w="3120"/>
-            <w:tcMar>
-              <w:top w:w="80" w:type="dxa"/>
-              <w:bottom w:w="80" w:type="dxa"/>
-              <w:left w:w="120" w:type="dxa"/>
-              <w:right w:w="120" w:type="dxa"/>
-            </w:tcMar>
           </w:tcPr>
           <w:p>
             <w:pPr>
-              <w:spacing w:before="40" w:after="40"/>
+              <w:spacing w:before="80" w:after="80" w:line="240" w:lineRule="auto"/>
               <w:jc w:val="center"/>
             </w:pPr>
             <w:r>
@@ -3399,16 +2751,10 @@
         <w:tc>
           <w:tcPr>
             <w:tcW w:type="dxa" w:w="3120"/>
-            <w:tcMar>
-              <w:top w:w="80" w:type="dxa"/>
-              <w:bottom w:w="80" w:type="dxa"/>
-              <w:left w:w="120" w:type="dxa"/>
-              <w:right w:w="120" w:type="dxa"/>
-            </w:tcMar>
           </w:tcPr>
           <w:p>
             <w:pPr>
-              <w:spacing w:before="40" w:after="40"/>
+              <w:spacing w:before="80" w:after="80" w:line="240" w:lineRule="auto"/>
               <w:jc w:val="center"/>
             </w:pPr>
             <w:r>
@@ -3424,16 +2770,10 @@
         <w:tc>
           <w:tcPr>
             <w:tcW w:type="dxa" w:w="3120"/>
-            <w:tcMar>
-              <w:top w:w="80" w:type="dxa"/>
-              <w:bottom w:w="80" w:type="dxa"/>
-              <w:left w:w="120" w:type="dxa"/>
-              <w:right w:w="120" w:type="dxa"/>
-            </w:tcMar>
           </w:tcPr>
           <w:p>
             <w:pPr>
-              <w:spacing w:before="40" w:after="40"/>
+              <w:spacing w:before="80" w:after="80" w:line="240" w:lineRule="auto"/>
               <w:jc w:val="left"/>
             </w:pPr>
             <w:r>
@@ -3450,16 +2790,10 @@
         <w:tc>
           <w:tcPr>
             <w:tcW w:type="dxa" w:w="3120"/>
-            <w:tcMar>
-              <w:top w:w="80" w:type="dxa"/>
-              <w:bottom w:w="80" w:type="dxa"/>
-              <w:left w:w="120" w:type="dxa"/>
-              <w:right w:w="120" w:type="dxa"/>
-            </w:tcMar>
           </w:tcPr>
           <w:p>
             <w:pPr>
-              <w:spacing w:before="40" w:after="40"/>
+              <w:spacing w:before="80" w:after="80" w:line="240" w:lineRule="auto"/>
               <w:jc w:val="center"/>
             </w:pPr>
             <w:r>
@@ -3478,16 +2812,10 @@
         <w:tc>
           <w:tcPr>
             <w:tcW w:type="dxa" w:w="3120"/>
-            <w:tcMar>
-              <w:top w:w="80" w:type="dxa"/>
-              <w:bottom w:w="80" w:type="dxa"/>
-              <w:left w:w="120" w:type="dxa"/>
-              <w:right w:w="120" w:type="dxa"/>
-            </w:tcMar>
           </w:tcPr>
           <w:p>
             <w:pPr>
-              <w:spacing w:before="40" w:after="40"/>
+              <w:spacing w:before="80" w:after="80" w:line="240" w:lineRule="auto"/>
               <w:jc w:val="center"/>
             </w:pPr>
             <w:r>
@@ -3503,16 +2831,10 @@
         <w:tc>
           <w:tcPr>
             <w:tcW w:type="dxa" w:w="3120"/>
-            <w:tcMar>
-              <w:top w:w="80" w:type="dxa"/>
-              <w:bottom w:w="80" w:type="dxa"/>
-              <w:left w:w="120" w:type="dxa"/>
-              <w:right w:w="120" w:type="dxa"/>
-            </w:tcMar>
           </w:tcPr>
           <w:p>
             <w:pPr>
-              <w:spacing w:before="40" w:after="40"/>
+              <w:spacing w:before="80" w:after="80" w:line="240" w:lineRule="auto"/>
               <w:jc w:val="left"/>
             </w:pPr>
             <w:r>
@@ -3529,16 +2851,10 @@
         <w:tc>
           <w:tcPr>
             <w:tcW w:type="dxa" w:w="3120"/>
-            <w:tcMar>
-              <w:top w:w="80" w:type="dxa"/>
-              <w:bottom w:w="80" w:type="dxa"/>
-              <w:left w:w="120" w:type="dxa"/>
-              <w:right w:w="120" w:type="dxa"/>
-            </w:tcMar>
           </w:tcPr>
           <w:p>
             <w:pPr>
-              <w:spacing w:before="40" w:after="40"/>
+              <w:spacing w:before="80" w:after="80" w:line="240" w:lineRule="auto"/>
               <w:jc w:val="center"/>
             </w:pPr>
             <w:r>
@@ -3557,16 +2873,10 @@
         <w:tc>
           <w:tcPr>
             <w:tcW w:type="dxa" w:w="3120"/>
-            <w:tcMar>
-              <w:top w:w="80" w:type="dxa"/>
-              <w:bottom w:w="80" w:type="dxa"/>
-              <w:left w:w="120" w:type="dxa"/>
-              <w:right w:w="120" w:type="dxa"/>
-            </w:tcMar>
           </w:tcPr>
           <w:p>
             <w:pPr>
-              <w:spacing w:before="40" w:after="40"/>
+              <w:spacing w:before="80" w:after="80" w:line="240" w:lineRule="auto"/>
               <w:jc w:val="center"/>
             </w:pPr>
             <w:r>
@@ -3582,16 +2892,10 @@
         <w:tc>
           <w:tcPr>
             <w:tcW w:type="dxa" w:w="3120"/>
-            <w:tcMar>
-              <w:top w:w="80" w:type="dxa"/>
-              <w:bottom w:w="80" w:type="dxa"/>
-              <w:left w:w="120" w:type="dxa"/>
-              <w:right w:w="120" w:type="dxa"/>
-            </w:tcMar>
           </w:tcPr>
           <w:p>
             <w:pPr>
-              <w:spacing w:before="40" w:after="40"/>
+              <w:spacing w:before="80" w:after="80" w:line="240" w:lineRule="auto"/>
               <w:jc w:val="left"/>
             </w:pPr>
             <w:r>
@@ -3608,16 +2912,10 @@
         <w:tc>
           <w:tcPr>
             <w:tcW w:type="dxa" w:w="3120"/>
-            <w:tcMar>
-              <w:top w:w="80" w:type="dxa"/>
-              <w:bottom w:w="80" w:type="dxa"/>
-              <w:left w:w="120" w:type="dxa"/>
-              <w:right w:w="120" w:type="dxa"/>
-            </w:tcMar>
           </w:tcPr>
           <w:p>
             <w:pPr>
-              <w:spacing w:before="40" w:after="40"/>
+              <w:spacing w:before="80" w:after="80" w:line="240" w:lineRule="auto"/>
               <w:jc w:val="center"/>
             </w:pPr>
             <w:r>
@@ -3636,16 +2934,10 @@
         <w:tc>
           <w:tcPr>
             <w:tcW w:type="dxa" w:w="3120"/>
-            <w:tcMar>
-              <w:top w:w="80" w:type="dxa"/>
-              <w:bottom w:w="80" w:type="dxa"/>
-              <w:left w:w="120" w:type="dxa"/>
-              <w:right w:w="120" w:type="dxa"/>
-            </w:tcMar>
           </w:tcPr>
           <w:p>
             <w:pPr>
-              <w:spacing w:before="40" w:after="40"/>
+              <w:spacing w:before="80" w:after="80" w:line="240" w:lineRule="auto"/>
               <w:jc w:val="center"/>
             </w:pPr>
             <w:r>
@@ -3661,16 +2953,10 @@
         <w:tc>
           <w:tcPr>
             <w:tcW w:type="dxa" w:w="3120"/>
-            <w:tcMar>
-              <w:top w:w="80" w:type="dxa"/>
-              <w:bottom w:w="80" w:type="dxa"/>
-              <w:left w:w="120" w:type="dxa"/>
-              <w:right w:w="120" w:type="dxa"/>
-            </w:tcMar>
           </w:tcPr>
           <w:p>
             <w:pPr>
-              <w:spacing w:before="40" w:after="40"/>
+              <w:spacing w:before="80" w:after="80" w:line="240" w:lineRule="auto"/>
               <w:jc w:val="left"/>
             </w:pPr>
             <w:r>
@@ -3687,16 +2973,10 @@
         <w:tc>
           <w:tcPr>
             <w:tcW w:type="dxa" w:w="3120"/>
-            <w:tcMar>
-              <w:top w:w="80" w:type="dxa"/>
-              <w:bottom w:w="80" w:type="dxa"/>
-              <w:left w:w="120" w:type="dxa"/>
-              <w:right w:w="120" w:type="dxa"/>
-            </w:tcMar>
           </w:tcPr>
           <w:p>
             <w:pPr>
-              <w:spacing w:before="40" w:after="40"/>
+              <w:spacing w:before="80" w:after="80" w:line="240" w:lineRule="auto"/>
               <w:jc w:val="center"/>
             </w:pPr>
             <w:r>
@@ -3715,16 +2995,10 @@
         <w:tc>
           <w:tcPr>
             <w:tcW w:type="dxa" w:w="3120"/>
-            <w:tcMar>
-              <w:top w:w="80" w:type="dxa"/>
-              <w:bottom w:w="80" w:type="dxa"/>
-              <w:left w:w="120" w:type="dxa"/>
-              <w:right w:w="120" w:type="dxa"/>
-            </w:tcMar>
           </w:tcPr>
           <w:p>
             <w:pPr>
-              <w:spacing w:before="40" w:after="40"/>
+              <w:spacing w:before="80" w:after="80" w:line="240" w:lineRule="auto"/>
               <w:jc w:val="center"/>
             </w:pPr>
             <w:r>
@@ -3741,16 +3015,10 @@
         <w:tc>
           <w:tcPr>
             <w:tcW w:type="dxa" w:w="3120"/>
-            <w:tcMar>
-              <w:top w:w="80" w:type="dxa"/>
-              <w:bottom w:w="80" w:type="dxa"/>
-              <w:left w:w="120" w:type="dxa"/>
-              <w:right w:w="120" w:type="dxa"/>
-            </w:tcMar>
           </w:tcPr>
           <w:p>
             <w:pPr>
-              <w:spacing w:before="40" w:after="40"/>
+              <w:spacing w:before="80" w:after="80" w:line="240" w:lineRule="auto"/>
               <w:jc w:val="left"/>
             </w:pPr>
             <w:r>
@@ -3767,16 +3035,10 @@
         <w:tc>
           <w:tcPr>
             <w:tcW w:type="dxa" w:w="3120"/>
-            <w:tcMar>
-              <w:top w:w="80" w:type="dxa"/>
-              <w:bottom w:w="80" w:type="dxa"/>
-              <w:left w:w="120" w:type="dxa"/>
-              <w:right w:w="120" w:type="dxa"/>
-            </w:tcMar>
           </w:tcPr>
           <w:p>
             <w:pPr>
-              <w:spacing w:before="40" w:after="40"/>
+              <w:spacing w:before="80" w:after="80" w:line="240" w:lineRule="auto"/>
               <w:jc w:val="center"/>
             </w:pPr>
             <w:r>
@@ -3795,16 +3057,10 @@
         <w:tc>
           <w:tcPr>
             <w:tcW w:type="dxa" w:w="3120"/>
-            <w:tcMar>
-              <w:top w:w="80" w:type="dxa"/>
-              <w:bottom w:w="80" w:type="dxa"/>
-              <w:left w:w="120" w:type="dxa"/>
-              <w:right w:w="120" w:type="dxa"/>
-            </w:tcMar>
           </w:tcPr>
           <w:p>
             <w:pPr>
-              <w:spacing w:before="40" w:after="40"/>
+              <w:spacing w:before="80" w:after="80" w:line="240" w:lineRule="auto"/>
               <w:jc w:val="center"/>
             </w:pPr>
             <w:r>
@@ -3820,16 +3076,10 @@
         <w:tc>
           <w:tcPr>
             <w:tcW w:type="dxa" w:w="3120"/>
-            <w:tcMar>
-              <w:top w:w="80" w:type="dxa"/>
-              <w:bottom w:w="80" w:type="dxa"/>
-              <w:left w:w="120" w:type="dxa"/>
-              <w:right w:w="120" w:type="dxa"/>
-            </w:tcMar>
           </w:tcPr>
           <w:p>
             <w:pPr>
-              <w:spacing w:before="40" w:after="40"/>
+              <w:spacing w:before="80" w:after="80" w:line="240" w:lineRule="auto"/>
               <w:jc w:val="left"/>
             </w:pPr>
             <w:r>
@@ -3846,16 +3096,10 @@
         <w:tc>
           <w:tcPr>
             <w:tcW w:type="dxa" w:w="3120"/>
-            <w:tcMar>
-              <w:top w:w="80" w:type="dxa"/>
-              <w:bottom w:w="80" w:type="dxa"/>
-              <w:left w:w="120" w:type="dxa"/>
-              <w:right w:w="120" w:type="dxa"/>
-            </w:tcMar>
           </w:tcPr>
           <w:p>
             <w:pPr>
-              <w:spacing w:before="40" w:after="40"/>
+              <w:spacing w:before="80" w:after="80" w:line="240" w:lineRule="auto"/>
               <w:jc w:val="center"/>
             </w:pPr>
             <w:r>
@@ -3874,16 +3118,10 @@
         <w:tc>
           <w:tcPr>
             <w:tcW w:type="dxa" w:w="3120"/>
-            <w:tcMar>
-              <w:top w:w="80" w:type="dxa"/>
-              <w:bottom w:w="80" w:type="dxa"/>
-              <w:left w:w="120" w:type="dxa"/>
-              <w:right w:w="120" w:type="dxa"/>
-            </w:tcMar>
           </w:tcPr>
           <w:p>
             <w:pPr>
-              <w:spacing w:before="40" w:after="40"/>
+              <w:spacing w:before="80" w:after="80" w:line="240" w:lineRule="auto"/>
               <w:jc w:val="center"/>
             </w:pPr>
             <w:r>
@@ -3899,16 +3137,10 @@
         <w:tc>
           <w:tcPr>
             <w:tcW w:type="dxa" w:w="3120"/>
-            <w:tcMar>
-              <w:top w:w="80" w:type="dxa"/>
-              <w:bottom w:w="80" w:type="dxa"/>
-              <w:left w:w="120" w:type="dxa"/>
-              <w:right w:w="120" w:type="dxa"/>
-            </w:tcMar>
           </w:tcPr>
           <w:p>
             <w:pPr>
-              <w:spacing w:before="40" w:after="40"/>
+              <w:spacing w:before="80" w:after="80" w:line="240" w:lineRule="auto"/>
               <w:jc w:val="left"/>
             </w:pPr>
             <w:r>
@@ -3925,16 +3157,10 @@
         <w:tc>
           <w:tcPr>
             <w:tcW w:type="dxa" w:w="3120"/>
-            <w:tcMar>
-              <w:top w:w="80" w:type="dxa"/>
-              <w:bottom w:w="80" w:type="dxa"/>
-              <w:left w:w="120" w:type="dxa"/>
-              <w:right w:w="120" w:type="dxa"/>
-            </w:tcMar>
           </w:tcPr>
           <w:p>
             <w:pPr>
-              <w:spacing w:before="40" w:after="40"/>
+              <w:spacing w:before="80" w:after="80" w:line="240" w:lineRule="auto"/>
               <w:jc w:val="center"/>
             </w:pPr>
             <w:r>
@@ -3953,16 +3179,10 @@
         <w:tc>
           <w:tcPr>
             <w:tcW w:type="dxa" w:w="3120"/>
-            <w:tcMar>
-              <w:top w:w="80" w:type="dxa"/>
-              <w:bottom w:w="80" w:type="dxa"/>
-              <w:left w:w="120" w:type="dxa"/>
-              <w:right w:w="120" w:type="dxa"/>
-            </w:tcMar>
           </w:tcPr>
           <w:p>
             <w:pPr>
-              <w:spacing w:before="40" w:after="40"/>
+              <w:spacing w:before="80" w:after="80" w:line="240" w:lineRule="auto"/>
               <w:jc w:val="center"/>
             </w:pPr>
             <w:r>
@@ -3979,16 +3199,10 @@
         <w:tc>
           <w:tcPr>
             <w:tcW w:type="dxa" w:w="3120"/>
-            <w:tcMar>
-              <w:top w:w="80" w:type="dxa"/>
-              <w:bottom w:w="80" w:type="dxa"/>
-              <w:left w:w="120" w:type="dxa"/>
-              <w:right w:w="120" w:type="dxa"/>
-            </w:tcMar>
           </w:tcPr>
           <w:p>
             <w:pPr>
-              <w:spacing w:before="40" w:after="40"/>
+              <w:spacing w:before="80" w:after="80" w:line="240" w:lineRule="auto"/>
               <w:jc w:val="left"/>
             </w:pPr>
             <w:r>
@@ -4005,16 +3219,10 @@
         <w:tc>
           <w:tcPr>
             <w:tcW w:type="dxa" w:w="3120"/>
-            <w:tcMar>
-              <w:top w:w="80" w:type="dxa"/>
-              <w:bottom w:w="80" w:type="dxa"/>
-              <w:left w:w="120" w:type="dxa"/>
-              <w:right w:w="120" w:type="dxa"/>
-            </w:tcMar>
           </w:tcPr>
           <w:p>
             <w:pPr>
-              <w:spacing w:before="40" w:after="40"/>
+              <w:spacing w:before="80" w:after="80" w:line="240" w:lineRule="auto"/>
               <w:jc w:val="center"/>
             </w:pPr>
             <w:r>
@@ -4576,17 +3784,10 @@
     </w:p>
     <w:tbl>
       <w:tblPr>
+        <w:tblStyle w:val="TableGrid"/>
         <w:tblW w:type="auto" w:w="0"/>
         <w:jc w:val="center"/>
         <w:tblLook w:firstColumn="1" w:firstRow="1" w:lastColumn="0" w:lastRow="0" w:noHBand="0" w:noVBand="1" w:val="04A0"/>
-        <w:tblBorders>
-          <w:top w:val="single" w:sz="4" w:space="0" w:color="D1D5DB"/>
-          <w:left w:val="single" w:sz="4" w:space="0" w:color="D1D5DB"/>
-          <w:bottom w:val="single" w:sz="4" w:space="0" w:color="D1D5DB"/>
-          <w:right w:val="single" w:sz="4" w:space="0" w:color="D1D5DB"/>
-          <w:insideH w:val="single" w:sz="4" w:space="0" w:color="D1D5DB"/>
-          <w:insideV w:val="single" w:sz="4" w:space="0" w:color="D1D5DB"/>
-        </w:tblBorders>
       </w:tblPr>
       <w:tblGrid>
         <w:gridCol w:w="4680"/>
@@ -4596,17 +3797,10 @@
         <w:tc>
           <w:tcPr>
             <w:tcW w:type="dxa" w:w="4680"/>
-            <w:tcMar>
-              <w:top w:w="100" w:type="dxa"/>
-              <w:bottom w:w="100" w:type="dxa"/>
-              <w:left w:w="150" w:type="dxa"/>
-              <w:right w:w="150" w:type="dxa"/>
-            </w:tcMar>
-            <w:shd w:val="clear" w:color="auto" w:fill="F3F4F6"/>
           </w:tcPr>
           <w:p>
             <w:pPr>
-              <w:spacing w:before="40" w:after="40"/>
+              <w:spacing w:before="80" w:after="80" w:line="240" w:lineRule="auto"/>
               <w:jc w:val="left"/>
             </w:pPr>
             <w:r>
@@ -4623,17 +3817,10 @@
         <w:tc>
           <w:tcPr>
             <w:tcW w:type="dxa" w:w="4680"/>
-            <w:tcMar>
-              <w:top w:w="100" w:type="dxa"/>
-              <w:bottom w:w="100" w:type="dxa"/>
-              <w:left w:w="150" w:type="dxa"/>
-              <w:right w:w="150" w:type="dxa"/>
-            </w:tcMar>
-            <w:shd w:val="clear" w:color="auto" w:fill="F3F4F6"/>
           </w:tcPr>
           <w:p>
             <w:pPr>
-              <w:spacing w:before="40" w:after="40"/>
+              <w:spacing w:before="80" w:after="80" w:line="240" w:lineRule="auto"/>
               <w:jc w:val="left"/>
             </w:pPr>
             <w:r>
@@ -4652,16 +3839,10 @@
         <w:tc>
           <w:tcPr>
             <w:tcW w:type="dxa" w:w="4680"/>
-            <w:tcMar>
-              <w:top w:w="60" w:type="dxa"/>
-              <w:bottom w:w="60" w:type="dxa"/>
-              <w:left w:w="120" w:type="dxa"/>
-              <w:right w:w="120" w:type="dxa"/>
-            </w:tcMar>
           </w:tcPr>
           <w:p>
             <w:pPr>
-              <w:spacing w:before="40" w:after="40"/>
+              <w:spacing w:before="80" w:after="80" w:line="240" w:lineRule="auto"/>
               <w:jc w:val="left"/>
             </w:pPr>
             <w:r>
@@ -4678,16 +3859,10 @@
         <w:tc>
           <w:tcPr>
             <w:tcW w:type="dxa" w:w="4680"/>
-            <w:tcMar>
-              <w:top w:w="60" w:type="dxa"/>
-              <w:bottom w:w="60" w:type="dxa"/>
-              <w:left w:w="120" w:type="dxa"/>
-              <w:right w:w="120" w:type="dxa"/>
-            </w:tcMar>
           </w:tcPr>
           <w:p>
             <w:pPr>
-              <w:spacing w:before="40" w:after="40"/>
+              <w:spacing w:before="80" w:after="80" w:line="240" w:lineRule="auto"/>
               <w:jc w:val="left"/>
             </w:pPr>
             <w:r>
@@ -4706,16 +3881,10 @@
         <w:tc>
           <w:tcPr>
             <w:tcW w:type="dxa" w:w="4680"/>
-            <w:tcMar>
-              <w:top w:w="60" w:type="dxa"/>
-              <w:bottom w:w="60" w:type="dxa"/>
-              <w:left w:w="120" w:type="dxa"/>
-              <w:right w:w="120" w:type="dxa"/>
-            </w:tcMar>
           </w:tcPr>
           <w:p>
             <w:pPr>
-              <w:spacing w:before="40" w:after="40"/>
+              <w:spacing w:before="80" w:after="80" w:line="240" w:lineRule="auto"/>
               <w:jc w:val="left"/>
             </w:pPr>
             <w:r>
@@ -4732,16 +3901,10 @@
         <w:tc>
           <w:tcPr>
             <w:tcW w:type="dxa" w:w="4680"/>
-            <w:tcMar>
-              <w:top w:w="60" w:type="dxa"/>
-              <w:bottom w:w="60" w:type="dxa"/>
-              <w:left w:w="120" w:type="dxa"/>
-              <w:right w:w="120" w:type="dxa"/>
-            </w:tcMar>
           </w:tcPr>
           <w:p>
             <w:pPr>
-              <w:spacing w:before="40" w:after="40"/>
+              <w:spacing w:before="80" w:after="80" w:line="240" w:lineRule="auto"/>
               <w:jc w:val="left"/>
             </w:pPr>
             <w:r>
@@ -4760,16 +3923,10 @@
         <w:tc>
           <w:tcPr>
             <w:tcW w:type="dxa" w:w="4680"/>
-            <w:tcMar>
-              <w:top w:w="60" w:type="dxa"/>
-              <w:bottom w:w="60" w:type="dxa"/>
-              <w:left w:w="120" w:type="dxa"/>
-              <w:right w:w="120" w:type="dxa"/>
-            </w:tcMar>
           </w:tcPr>
           <w:p>
             <w:pPr>
-              <w:spacing w:before="40" w:after="40"/>
+              <w:spacing w:before="80" w:after="80" w:line="240" w:lineRule="auto"/>
               <w:jc w:val="left"/>
             </w:pPr>
             <w:r>
@@ -4786,16 +3943,10 @@
         <w:tc>
           <w:tcPr>
             <w:tcW w:type="dxa" w:w="4680"/>
-            <w:tcMar>
-              <w:top w:w="60" w:type="dxa"/>
-              <w:bottom w:w="60" w:type="dxa"/>
-              <w:left w:w="120" w:type="dxa"/>
-              <w:right w:w="120" w:type="dxa"/>
-            </w:tcMar>
           </w:tcPr>
           <w:p>
             <w:pPr>
-              <w:spacing w:before="40" w:after="40"/>
+              <w:spacing w:before="80" w:after="80" w:line="240" w:lineRule="auto"/>
               <w:jc w:val="left"/>
             </w:pPr>
             <w:r>
@@ -4814,16 +3965,10 @@
         <w:tc>
           <w:tcPr>
             <w:tcW w:type="dxa" w:w="4680"/>
-            <w:tcMar>
-              <w:top w:w="60" w:type="dxa"/>
-              <w:bottom w:w="60" w:type="dxa"/>
-              <w:left w:w="120" w:type="dxa"/>
-              <w:right w:w="120" w:type="dxa"/>
-            </w:tcMar>
           </w:tcPr>
           <w:p>
             <w:pPr>
-              <w:spacing w:before="40" w:after="40"/>
+              <w:spacing w:before="80" w:after="80" w:line="240" w:lineRule="auto"/>
               <w:jc w:val="left"/>
             </w:pPr>
             <w:r>
@@ -4840,16 +3985,10 @@
         <w:tc>
           <w:tcPr>
             <w:tcW w:type="dxa" w:w="4680"/>
-            <w:tcMar>
-              <w:top w:w="60" w:type="dxa"/>
-              <w:bottom w:w="60" w:type="dxa"/>
-              <w:left w:w="120" w:type="dxa"/>
-              <w:right w:w="120" w:type="dxa"/>
-            </w:tcMar>
           </w:tcPr>
           <w:p>
             <w:pPr>
-              <w:spacing w:before="40" w:after="40"/>
+              <w:spacing w:before="80" w:after="80" w:line="240" w:lineRule="auto"/>
               <w:jc w:val="left"/>
             </w:pPr>
             <w:r>
@@ -4868,16 +4007,10 @@
         <w:tc>
           <w:tcPr>
             <w:tcW w:type="dxa" w:w="4680"/>
-            <w:tcMar>
-              <w:top w:w="60" w:type="dxa"/>
-              <w:bottom w:w="60" w:type="dxa"/>
-              <w:left w:w="120" w:type="dxa"/>
-              <w:right w:w="120" w:type="dxa"/>
-            </w:tcMar>
           </w:tcPr>
           <w:p>
             <w:pPr>
-              <w:spacing w:before="40" w:after="40"/>
+              <w:spacing w:before="80" w:after="80" w:line="240" w:lineRule="auto"/>
               <w:jc w:val="left"/>
             </w:pPr>
             <w:r>
@@ -4894,16 +4027,10 @@
         <w:tc>
           <w:tcPr>
             <w:tcW w:type="dxa" w:w="4680"/>
-            <w:tcMar>
-              <w:top w:w="60" w:type="dxa"/>
-              <w:bottom w:w="60" w:type="dxa"/>
-              <w:left w:w="120" w:type="dxa"/>
-              <w:right w:w="120" w:type="dxa"/>
-            </w:tcMar>
           </w:tcPr>
           <w:p>
             <w:pPr>
-              <w:spacing w:before="40" w:after="40"/>
+              <w:spacing w:before="80" w:after="80" w:line="240" w:lineRule="auto"/>
               <w:jc w:val="left"/>
             </w:pPr>
             <w:r>
@@ -4922,16 +4049,10 @@
         <w:tc>
           <w:tcPr>
             <w:tcW w:type="dxa" w:w="4680"/>
-            <w:tcMar>
-              <w:top w:w="60" w:type="dxa"/>
-              <w:bottom w:w="60" w:type="dxa"/>
-              <w:left w:w="120" w:type="dxa"/>
-              <w:right w:w="120" w:type="dxa"/>
-            </w:tcMar>
           </w:tcPr>
           <w:p>
             <w:pPr>
-              <w:spacing w:before="40" w:after="40"/>
+              <w:spacing w:before="80" w:after="80" w:line="240" w:lineRule="auto"/>
               <w:jc w:val="left"/>
             </w:pPr>
             <w:r>
@@ -4948,16 +4069,10 @@
         <w:tc>
           <w:tcPr>
             <w:tcW w:type="dxa" w:w="4680"/>
-            <w:tcMar>
-              <w:top w:w="60" w:type="dxa"/>
-              <w:bottom w:w="60" w:type="dxa"/>
-              <w:left w:w="120" w:type="dxa"/>
-              <w:right w:w="120" w:type="dxa"/>
-            </w:tcMar>
           </w:tcPr>
           <w:p>
             <w:pPr>
-              <w:spacing w:before="40" w:after="40"/>
+              <w:spacing w:before="80" w:after="80" w:line="240" w:lineRule="auto"/>
               <w:jc w:val="left"/>
             </w:pPr>
             <w:r>
@@ -4976,16 +4091,10 @@
         <w:tc>
           <w:tcPr>
             <w:tcW w:type="dxa" w:w="4680"/>
-            <w:tcMar>
-              <w:top w:w="60" w:type="dxa"/>
-              <w:bottom w:w="60" w:type="dxa"/>
-              <w:left w:w="120" w:type="dxa"/>
-              <w:right w:w="120" w:type="dxa"/>
-            </w:tcMar>
           </w:tcPr>
           <w:p>
             <w:pPr>
-              <w:spacing w:before="40" w:after="40"/>
+              <w:spacing w:before="80" w:after="80" w:line="240" w:lineRule="auto"/>
               <w:jc w:val="left"/>
             </w:pPr>
             <w:r>
@@ -5002,16 +4111,10 @@
         <w:tc>
           <w:tcPr>
             <w:tcW w:type="dxa" w:w="4680"/>
-            <w:tcMar>
-              <w:top w:w="60" w:type="dxa"/>
-              <w:bottom w:w="60" w:type="dxa"/>
-              <w:left w:w="120" w:type="dxa"/>
-              <w:right w:w="120" w:type="dxa"/>
-            </w:tcMar>
           </w:tcPr>
           <w:p>
             <w:pPr>
-              <w:spacing w:before="40" w:after="40"/>
+              <w:spacing w:before="80" w:after="80" w:line="240" w:lineRule="auto"/>
               <w:jc w:val="left"/>
             </w:pPr>
             <w:r>
@@ -5030,16 +4133,10 @@
         <w:tc>
           <w:tcPr>
             <w:tcW w:type="dxa" w:w="4680"/>
-            <w:tcMar>
-              <w:top w:w="60" w:type="dxa"/>
-              <w:bottom w:w="60" w:type="dxa"/>
-              <w:left w:w="120" w:type="dxa"/>
-              <w:right w:w="120" w:type="dxa"/>
-            </w:tcMar>
           </w:tcPr>
           <w:p>
             <w:pPr>
-              <w:spacing w:before="40" w:after="40"/>
+              <w:spacing w:before="80" w:after="80" w:line="240" w:lineRule="auto"/>
               <w:jc w:val="left"/>
             </w:pPr>
             <w:r>
@@ -5056,16 +4153,10 @@
         <w:tc>
           <w:tcPr>
             <w:tcW w:type="dxa" w:w="4680"/>
-            <w:tcMar>
-              <w:top w:w="60" w:type="dxa"/>
-              <w:bottom w:w="60" w:type="dxa"/>
-              <w:left w:w="120" w:type="dxa"/>
-              <w:right w:w="120" w:type="dxa"/>
-            </w:tcMar>
           </w:tcPr>
           <w:p>
             <w:pPr>
-              <w:spacing w:before="40" w:after="40"/>
+              <w:spacing w:before="80" w:after="80" w:line="240" w:lineRule="auto"/>
               <w:jc w:val="left"/>
             </w:pPr>
             <w:r>
@@ -5084,16 +4175,10 @@
         <w:tc>
           <w:tcPr>
             <w:tcW w:type="dxa" w:w="4680"/>
-            <w:tcMar>
-              <w:top w:w="60" w:type="dxa"/>
-              <w:bottom w:w="60" w:type="dxa"/>
-              <w:left w:w="120" w:type="dxa"/>
-              <w:right w:w="120" w:type="dxa"/>
-            </w:tcMar>
           </w:tcPr>
           <w:p>
             <w:pPr>
-              <w:spacing w:before="40" w:after="40"/>
+              <w:spacing w:before="80" w:after="80" w:line="240" w:lineRule="auto"/>
               <w:jc w:val="left"/>
             </w:pPr>
             <w:r>
@@ -5110,16 +4195,10 @@
         <w:tc>
           <w:tcPr>
             <w:tcW w:type="dxa" w:w="4680"/>
-            <w:tcMar>
-              <w:top w:w="60" w:type="dxa"/>
-              <w:bottom w:w="60" w:type="dxa"/>
-              <w:left w:w="120" w:type="dxa"/>
-              <w:right w:w="120" w:type="dxa"/>
-            </w:tcMar>
           </w:tcPr>
           <w:p>
             <w:pPr>
-              <w:spacing w:before="40" w:after="40"/>
+              <w:spacing w:before="80" w:after="80" w:line="240" w:lineRule="auto"/>
               <w:jc w:val="left"/>
             </w:pPr>
             <w:r>
@@ -5138,16 +4217,10 @@
         <w:tc>
           <w:tcPr>
             <w:tcW w:type="dxa" w:w="4680"/>
-            <w:tcMar>
-              <w:top w:w="60" w:type="dxa"/>
-              <w:bottom w:w="60" w:type="dxa"/>
-              <w:left w:w="120" w:type="dxa"/>
-              <w:right w:w="120" w:type="dxa"/>
-            </w:tcMar>
           </w:tcPr>
           <w:p>
             <w:pPr>
-              <w:spacing w:before="40" w:after="40"/>
+              <w:spacing w:before="80" w:after="80" w:line="240" w:lineRule="auto"/>
               <w:jc w:val="left"/>
             </w:pPr>
             <w:r>
@@ -5164,16 +4237,10 @@
         <w:tc>
           <w:tcPr>
             <w:tcW w:type="dxa" w:w="4680"/>
-            <w:tcMar>
-              <w:top w:w="60" w:type="dxa"/>
-              <w:bottom w:w="60" w:type="dxa"/>
-              <w:left w:w="120" w:type="dxa"/>
-              <w:right w:w="120" w:type="dxa"/>
-            </w:tcMar>
           </w:tcPr>
           <w:p>
             <w:pPr>
-              <w:spacing w:before="40" w:after="40"/>
+              <w:spacing w:before="80" w:after="80" w:line="240" w:lineRule="auto"/>
               <w:jc w:val="left"/>
             </w:pPr>
             <w:r>
@@ -5192,16 +4259,10 @@
         <w:tc>
           <w:tcPr>
             <w:tcW w:type="dxa" w:w="4680"/>
-            <w:tcMar>
-              <w:top w:w="60" w:type="dxa"/>
-              <w:bottom w:w="60" w:type="dxa"/>
-              <w:left w:w="120" w:type="dxa"/>
-              <w:right w:w="120" w:type="dxa"/>
-            </w:tcMar>
           </w:tcPr>
           <w:p>
             <w:pPr>
-              <w:spacing w:before="40" w:after="40"/>
+              <w:spacing w:before="80" w:after="80" w:line="240" w:lineRule="auto"/>
               <w:jc w:val="left"/>
             </w:pPr>
             <w:r>
@@ -5218,16 +4279,10 @@
         <w:tc>
           <w:tcPr>
             <w:tcW w:type="dxa" w:w="4680"/>
-            <w:tcMar>
-              <w:top w:w="60" w:type="dxa"/>
-              <w:bottom w:w="60" w:type="dxa"/>
-              <w:left w:w="120" w:type="dxa"/>
-              <w:right w:w="120" w:type="dxa"/>
-            </w:tcMar>
           </w:tcPr>
           <w:p>
             <w:pPr>
-              <w:spacing w:before="40" w:after="40"/>
+              <w:spacing w:before="80" w:after="80" w:line="240" w:lineRule="auto"/>
               <w:jc w:val="left"/>
             </w:pPr>
             <w:r>
@@ -5246,16 +4301,10 @@
         <w:tc>
           <w:tcPr>
             <w:tcW w:type="dxa" w:w="4680"/>
-            <w:tcMar>
-              <w:top w:w="60" w:type="dxa"/>
-              <w:bottom w:w="60" w:type="dxa"/>
-              <w:left w:w="120" w:type="dxa"/>
-              <w:right w:w="120" w:type="dxa"/>
-            </w:tcMar>
           </w:tcPr>
           <w:p>
             <w:pPr>
-              <w:spacing w:before="40" w:after="40"/>
+              <w:spacing w:before="80" w:after="80" w:line="240" w:lineRule="auto"/>
               <w:jc w:val="left"/>
             </w:pPr>
             <w:r>
@@ -5272,16 +4321,10 @@
         <w:tc>
           <w:tcPr>
             <w:tcW w:type="dxa" w:w="4680"/>
-            <w:tcMar>
-              <w:top w:w="60" w:type="dxa"/>
-              <w:bottom w:w="60" w:type="dxa"/>
-              <w:left w:w="120" w:type="dxa"/>
-              <w:right w:w="120" w:type="dxa"/>
-            </w:tcMar>
           </w:tcPr>
           <w:p>
             <w:pPr>
-              <w:spacing w:before="40" w:after="40"/>
+              <w:spacing w:before="80" w:after="80" w:line="240" w:lineRule="auto"/>
               <w:jc w:val="left"/>
             </w:pPr>
             <w:r>
@@ -5300,16 +4343,10 @@
         <w:tc>
           <w:tcPr>
             <w:tcW w:type="dxa" w:w="4680"/>
-            <w:tcMar>
-              <w:top w:w="60" w:type="dxa"/>
-              <w:bottom w:w="60" w:type="dxa"/>
-              <w:left w:w="120" w:type="dxa"/>
-              <w:right w:w="120" w:type="dxa"/>
-            </w:tcMar>
           </w:tcPr>
           <w:p>
             <w:pPr>
-              <w:spacing w:before="40" w:after="40"/>
+              <w:spacing w:before="80" w:after="80" w:line="240" w:lineRule="auto"/>
               <w:jc w:val="left"/>
             </w:pPr>
             <w:r>
@@ -5326,16 +4363,10 @@
         <w:tc>
           <w:tcPr>
             <w:tcW w:type="dxa" w:w="4680"/>
-            <w:tcMar>
-              <w:top w:w="60" w:type="dxa"/>
-              <w:bottom w:w="60" w:type="dxa"/>
-              <w:left w:w="120" w:type="dxa"/>
-              <w:right w:w="120" w:type="dxa"/>
-            </w:tcMar>
           </w:tcPr>
           <w:p>
             <w:pPr>
-              <w:spacing w:before="40" w:after="40"/>
+              <w:spacing w:before="80" w:after="80" w:line="240" w:lineRule="auto"/>
               <w:jc w:val="left"/>
             </w:pPr>
             <w:r>
@@ -5354,16 +4385,10 @@
         <w:tc>
           <w:tcPr>
             <w:tcW w:type="dxa" w:w="4680"/>
-            <w:tcMar>
-              <w:top w:w="60" w:type="dxa"/>
-              <w:bottom w:w="60" w:type="dxa"/>
-              <w:left w:w="120" w:type="dxa"/>
-              <w:right w:w="120" w:type="dxa"/>
-            </w:tcMar>
           </w:tcPr>
           <w:p>
             <w:pPr>
-              <w:spacing w:before="40" w:after="40"/>
+              <w:spacing w:before="80" w:after="80" w:line="240" w:lineRule="auto"/>
               <w:jc w:val="left"/>
             </w:pPr>
             <w:r>
@@ -5380,16 +4405,10 @@
         <w:tc>
           <w:tcPr>
             <w:tcW w:type="dxa" w:w="4680"/>
-            <w:tcMar>
-              <w:top w:w="60" w:type="dxa"/>
-              <w:bottom w:w="60" w:type="dxa"/>
-              <w:left w:w="120" w:type="dxa"/>
-              <w:right w:w="120" w:type="dxa"/>
-            </w:tcMar>
           </w:tcPr>
           <w:p>
             <w:pPr>
-              <w:spacing w:before="40" w:after="40"/>
+              <w:spacing w:before="80" w:after="80" w:line="240" w:lineRule="auto"/>
               <w:jc w:val="left"/>
             </w:pPr>
             <w:r>
@@ -5408,16 +4427,10 @@
         <w:tc>
           <w:tcPr>
             <w:tcW w:type="dxa" w:w="4680"/>
-            <w:tcMar>
-              <w:top w:w="60" w:type="dxa"/>
-              <w:bottom w:w="60" w:type="dxa"/>
-              <w:left w:w="120" w:type="dxa"/>
-              <w:right w:w="120" w:type="dxa"/>
-            </w:tcMar>
           </w:tcPr>
           <w:p>
             <w:pPr>
-              <w:spacing w:before="40" w:after="40"/>
+              <w:spacing w:before="80" w:after="80" w:line="240" w:lineRule="auto"/>
               <w:jc w:val="left"/>
             </w:pPr>
             <w:r>
@@ -5434,16 +4447,10 @@
         <w:tc>
           <w:tcPr>
             <w:tcW w:type="dxa" w:w="4680"/>
-            <w:tcMar>
-              <w:top w:w="60" w:type="dxa"/>
-              <w:bottom w:w="60" w:type="dxa"/>
-              <w:left w:w="120" w:type="dxa"/>
-              <w:right w:w="120" w:type="dxa"/>
-            </w:tcMar>
           </w:tcPr>
           <w:p>
             <w:pPr>
-              <w:spacing w:before="40" w:after="40"/>
+              <w:spacing w:before="80" w:after="80" w:line="240" w:lineRule="auto"/>
               <w:jc w:val="left"/>
             </w:pPr>
             <w:r>
@@ -5462,16 +4469,10 @@
         <w:tc>
           <w:tcPr>
             <w:tcW w:type="dxa" w:w="4680"/>
-            <w:tcMar>
-              <w:top w:w="60" w:type="dxa"/>
-              <w:bottom w:w="60" w:type="dxa"/>
-              <w:left w:w="120" w:type="dxa"/>
-              <w:right w:w="120" w:type="dxa"/>
-            </w:tcMar>
           </w:tcPr>
           <w:p>
             <w:pPr>
-              <w:spacing w:before="40" w:after="40"/>
+              <w:spacing w:before="80" w:after="80" w:line="240" w:lineRule="auto"/>
               <w:jc w:val="left"/>
             </w:pPr>
             <w:r>
@@ -5488,16 +4489,10 @@
         <w:tc>
           <w:tcPr>
             <w:tcW w:type="dxa" w:w="4680"/>
-            <w:tcMar>
-              <w:top w:w="60" w:type="dxa"/>
-              <w:bottom w:w="60" w:type="dxa"/>
-              <w:left w:w="120" w:type="dxa"/>
-              <w:right w:w="120" w:type="dxa"/>
-            </w:tcMar>
           </w:tcPr>
           <w:p>
             <w:pPr>
-              <w:spacing w:before="40" w:after="40"/>
+              <w:spacing w:before="80" w:after="80" w:line="240" w:lineRule="auto"/>
               <w:jc w:val="left"/>
             </w:pPr>
             <w:r>
@@ -5516,16 +4511,10 @@
         <w:tc>
           <w:tcPr>
             <w:tcW w:type="dxa" w:w="4680"/>
-            <w:tcMar>
-              <w:top w:w="60" w:type="dxa"/>
-              <w:bottom w:w="60" w:type="dxa"/>
-              <w:left w:w="120" w:type="dxa"/>
-              <w:right w:w="120" w:type="dxa"/>
-            </w:tcMar>
           </w:tcPr>
           <w:p>
             <w:pPr>
-              <w:spacing w:before="40" w:after="40"/>
+              <w:spacing w:before="80" w:after="80" w:line="240" w:lineRule="auto"/>
               <w:jc w:val="left"/>
             </w:pPr>
             <w:r>
@@ -5542,16 +4531,10 @@
         <w:tc>
           <w:tcPr>
             <w:tcW w:type="dxa" w:w="4680"/>
-            <w:tcMar>
-              <w:top w:w="60" w:type="dxa"/>
-              <w:bottom w:w="60" w:type="dxa"/>
-              <w:left w:w="120" w:type="dxa"/>
-              <w:right w:w="120" w:type="dxa"/>
-            </w:tcMar>
           </w:tcPr>
           <w:p>
             <w:pPr>
-              <w:spacing w:before="40" w:after="40"/>
+              <w:spacing w:before="80" w:after="80" w:line="240" w:lineRule="auto"/>
               <w:jc w:val="left"/>
             </w:pPr>
             <w:r>
@@ -5570,16 +4553,10 @@
         <w:tc>
           <w:tcPr>
             <w:tcW w:type="dxa" w:w="4680"/>
-            <w:tcMar>
-              <w:top w:w="60" w:type="dxa"/>
-              <w:bottom w:w="60" w:type="dxa"/>
-              <w:left w:w="120" w:type="dxa"/>
-              <w:right w:w="120" w:type="dxa"/>
-            </w:tcMar>
           </w:tcPr>
           <w:p>
             <w:pPr>
-              <w:spacing w:before="40" w:after="40"/>
+              <w:spacing w:before="80" w:after="80" w:line="240" w:lineRule="auto"/>
               <w:jc w:val="left"/>
             </w:pPr>
             <w:r>
@@ -5596,16 +4573,10 @@
         <w:tc>
           <w:tcPr>
             <w:tcW w:type="dxa" w:w="4680"/>
-            <w:tcMar>
-              <w:top w:w="60" w:type="dxa"/>
-              <w:bottom w:w="60" w:type="dxa"/>
-              <w:left w:w="120" w:type="dxa"/>
-              <w:right w:w="120" w:type="dxa"/>
-            </w:tcMar>
           </w:tcPr>
           <w:p>
             <w:pPr>
-              <w:spacing w:before="40" w:after="40"/>
+              <w:spacing w:before="80" w:after="80" w:line="240" w:lineRule="auto"/>
               <w:jc w:val="left"/>
             </w:pPr>
             <w:r>
@@ -5624,16 +4595,10 @@
         <w:tc>
           <w:tcPr>
             <w:tcW w:type="dxa" w:w="4680"/>
-            <w:tcMar>
-              <w:top w:w="60" w:type="dxa"/>
-              <w:bottom w:w="60" w:type="dxa"/>
-              <w:left w:w="120" w:type="dxa"/>
-              <w:right w:w="120" w:type="dxa"/>
-            </w:tcMar>
           </w:tcPr>
           <w:p>
             <w:pPr>
-              <w:spacing w:before="40" w:after="40"/>
+              <w:spacing w:before="80" w:after="80" w:line="240" w:lineRule="auto"/>
               <w:jc w:val="left"/>
             </w:pPr>
             <w:r>
@@ -5650,16 +4615,10 @@
         <w:tc>
           <w:tcPr>
             <w:tcW w:type="dxa" w:w="4680"/>
-            <w:tcMar>
-              <w:top w:w="60" w:type="dxa"/>
-              <w:bottom w:w="60" w:type="dxa"/>
-              <w:left w:w="120" w:type="dxa"/>
-              <w:right w:w="120" w:type="dxa"/>
-            </w:tcMar>
           </w:tcPr>
           <w:p>
             <w:pPr>
-              <w:spacing w:before="40" w:after="40"/>
+              <w:spacing w:before="80" w:after="80" w:line="240" w:lineRule="auto"/>
               <w:jc w:val="left"/>
             </w:pPr>
             <w:r>
@@ -7107,17 +6066,10 @@
     </w:p>
     <w:tbl>
       <w:tblPr>
+        <w:tblStyle w:val="TableGrid"/>
         <w:tblW w:type="auto" w:w="0"/>
         <w:jc w:val="center"/>
         <w:tblLook w:firstColumn="1" w:firstRow="1" w:lastColumn="0" w:lastRow="0" w:noHBand="0" w:noVBand="1" w:val="04A0"/>
-        <w:tblBorders>
-          <w:top w:val="single" w:sz="4" w:space="0" w:color="D1D5DB"/>
-          <w:left w:val="single" w:sz="4" w:space="0" w:color="D1D5DB"/>
-          <w:bottom w:val="single" w:sz="4" w:space="0" w:color="D1D5DB"/>
-          <w:right w:val="single" w:sz="4" w:space="0" w:color="D1D5DB"/>
-          <w:insideH w:val="single" w:sz="4" w:space="0" w:color="D1D5DB"/>
-          <w:insideV w:val="single" w:sz="4" w:space="0" w:color="D1D5DB"/>
-        </w:tblBorders>
       </w:tblPr>
       <w:tblGrid>
         <w:gridCol w:w="4680"/>
@@ -7127,17 +6079,10 @@
         <w:tc>
           <w:tcPr>
             <w:tcW w:type="dxa" w:w="4680"/>
-            <w:tcMar>
-              <w:top w:w="100" w:type="dxa"/>
-              <w:bottom w:w="100" w:type="dxa"/>
-              <w:left w:w="150" w:type="dxa"/>
-              <w:right w:w="150" w:type="dxa"/>
-            </w:tcMar>
-            <w:shd w:val="clear" w:color="auto" w:fill="F3F4F6"/>
           </w:tcPr>
           <w:p>
             <w:pPr>
-              <w:spacing w:before="40" w:after="40"/>
+              <w:spacing w:before="80" w:after="80" w:line="240" w:lineRule="auto"/>
               <w:jc w:val="left"/>
             </w:pPr>
             <w:r>
@@ -7154,17 +6099,10 @@
         <w:tc>
           <w:tcPr>
             <w:tcW w:type="dxa" w:w="4680"/>
-            <w:tcMar>
-              <w:top w:w="100" w:type="dxa"/>
-              <w:bottom w:w="100" w:type="dxa"/>
-              <w:left w:w="150" w:type="dxa"/>
-              <w:right w:w="150" w:type="dxa"/>
-            </w:tcMar>
-            <w:shd w:val="clear" w:color="auto" w:fill="F3F4F6"/>
           </w:tcPr>
           <w:p>
             <w:pPr>
-              <w:spacing w:before="40" w:after="40"/>
+              <w:spacing w:before="80" w:after="80" w:line="240" w:lineRule="auto"/>
               <w:jc w:val="left"/>
             </w:pPr>
             <w:r>
@@ -7183,16 +6121,10 @@
         <w:tc>
           <w:tcPr>
             <w:tcW w:type="dxa" w:w="4680"/>
-            <w:tcMar>
-              <w:top w:w="60" w:type="dxa"/>
-              <w:bottom w:w="60" w:type="dxa"/>
-              <w:left w:w="120" w:type="dxa"/>
-              <w:right w:w="120" w:type="dxa"/>
-            </w:tcMar>
           </w:tcPr>
           <w:p>
             <w:pPr>
-              <w:spacing w:before="40" w:after="40"/>
+              <w:spacing w:before="80" w:after="80" w:line="240" w:lineRule="auto"/>
               <w:jc w:val="left"/>
             </w:pPr>
             <w:r>
@@ -7209,16 +6141,10 @@
         <w:tc>
           <w:tcPr>
             <w:tcW w:type="dxa" w:w="4680"/>
-            <w:tcMar>
-              <w:top w:w="60" w:type="dxa"/>
-              <w:bottom w:w="60" w:type="dxa"/>
-              <w:left w:w="120" w:type="dxa"/>
-              <w:right w:w="120" w:type="dxa"/>
-            </w:tcMar>
           </w:tcPr>
           <w:p>
             <w:pPr>
-              <w:spacing w:before="40" w:after="40"/>
+              <w:spacing w:before="80" w:after="80" w:line="240" w:lineRule="auto"/>
               <w:jc w:val="left"/>
             </w:pPr>
             <w:r>
@@ -7237,16 +6163,10 @@
         <w:tc>
           <w:tcPr>
             <w:tcW w:type="dxa" w:w="4680"/>
-            <w:tcMar>
-              <w:top w:w="60" w:type="dxa"/>
-              <w:bottom w:w="60" w:type="dxa"/>
-              <w:left w:w="120" w:type="dxa"/>
-              <w:right w:w="120" w:type="dxa"/>
-            </w:tcMar>
           </w:tcPr>
           <w:p>
             <w:pPr>
-              <w:spacing w:before="40" w:after="40"/>
+              <w:spacing w:before="80" w:after="80" w:line="240" w:lineRule="auto"/>
               <w:jc w:val="left"/>
             </w:pPr>
             <w:r>
@@ -7263,16 +6183,10 @@
         <w:tc>
           <w:tcPr>
             <w:tcW w:type="dxa" w:w="4680"/>
-            <w:tcMar>
-              <w:top w:w="60" w:type="dxa"/>
-              <w:bottom w:w="60" w:type="dxa"/>
-              <w:left w:w="120" w:type="dxa"/>
-              <w:right w:w="120" w:type="dxa"/>
-            </w:tcMar>
           </w:tcPr>
           <w:p>
             <w:pPr>
-              <w:spacing w:before="40" w:after="40"/>
+              <w:spacing w:before="80" w:after="80" w:line="240" w:lineRule="auto"/>
               <w:jc w:val="left"/>
             </w:pPr>
             <w:r>
@@ -7291,16 +6205,10 @@
         <w:tc>
           <w:tcPr>
             <w:tcW w:type="dxa" w:w="4680"/>
-            <w:tcMar>
-              <w:top w:w="60" w:type="dxa"/>
-              <w:bottom w:w="60" w:type="dxa"/>
-              <w:left w:w="120" w:type="dxa"/>
-              <w:right w:w="120" w:type="dxa"/>
-            </w:tcMar>
           </w:tcPr>
           <w:p>
             <w:pPr>
-              <w:spacing w:before="40" w:after="40"/>
+              <w:spacing w:before="80" w:after="80" w:line="240" w:lineRule="auto"/>
               <w:jc w:val="left"/>
             </w:pPr>
             <w:r>
@@ -7317,16 +6225,10 @@
         <w:tc>
           <w:tcPr>
             <w:tcW w:type="dxa" w:w="4680"/>
-            <w:tcMar>
-              <w:top w:w="60" w:type="dxa"/>
-              <w:bottom w:w="60" w:type="dxa"/>
-              <w:left w:w="120" w:type="dxa"/>
-              <w:right w:w="120" w:type="dxa"/>
-            </w:tcMar>
           </w:tcPr>
           <w:p>
             <w:pPr>
-              <w:spacing w:before="40" w:after="40"/>
+              <w:spacing w:before="80" w:after="80" w:line="240" w:lineRule="auto"/>
               <w:jc w:val="left"/>
             </w:pPr>
             <w:r>
@@ -7345,16 +6247,10 @@
         <w:tc>
           <w:tcPr>
             <w:tcW w:type="dxa" w:w="4680"/>
-            <w:tcMar>
-              <w:top w:w="60" w:type="dxa"/>
-              <w:bottom w:w="60" w:type="dxa"/>
-              <w:left w:w="120" w:type="dxa"/>
-              <w:right w:w="120" w:type="dxa"/>
-            </w:tcMar>
           </w:tcPr>
           <w:p>
             <w:pPr>
-              <w:spacing w:before="40" w:after="40"/>
+              <w:spacing w:before="80" w:after="80" w:line="240" w:lineRule="auto"/>
               <w:jc w:val="left"/>
             </w:pPr>
             <w:r>
@@ -7371,16 +6267,10 @@
         <w:tc>
           <w:tcPr>
             <w:tcW w:type="dxa" w:w="4680"/>
-            <w:tcMar>
-              <w:top w:w="60" w:type="dxa"/>
-              <w:bottom w:w="60" w:type="dxa"/>
-              <w:left w:w="120" w:type="dxa"/>
-              <w:right w:w="120" w:type="dxa"/>
-            </w:tcMar>
           </w:tcPr>
           <w:p>
             <w:pPr>
-              <w:spacing w:before="40" w:after="40"/>
+              <w:spacing w:before="80" w:after="80" w:line="240" w:lineRule="auto"/>
               <w:jc w:val="left"/>
             </w:pPr>
             <w:r>
@@ -7399,16 +6289,10 @@
         <w:tc>
           <w:tcPr>
             <w:tcW w:type="dxa" w:w="4680"/>
-            <w:tcMar>
-              <w:top w:w="60" w:type="dxa"/>
-              <w:bottom w:w="60" w:type="dxa"/>
-              <w:left w:w="120" w:type="dxa"/>
-              <w:right w:w="120" w:type="dxa"/>
-            </w:tcMar>
           </w:tcPr>
           <w:p>
             <w:pPr>
-              <w:spacing w:before="40" w:after="40"/>
+              <w:spacing w:before="80" w:after="80" w:line="240" w:lineRule="auto"/>
               <w:jc w:val="left"/>
             </w:pPr>
             <w:r>
@@ -7425,16 +6309,10 @@
         <w:tc>
           <w:tcPr>
             <w:tcW w:type="dxa" w:w="4680"/>
-            <w:tcMar>
-              <w:top w:w="60" w:type="dxa"/>
-              <w:bottom w:w="60" w:type="dxa"/>
-              <w:left w:w="120" w:type="dxa"/>
-              <w:right w:w="120" w:type="dxa"/>
-            </w:tcMar>
           </w:tcPr>
           <w:p>
             <w:pPr>
-              <w:spacing w:before="40" w:after="40"/>
+              <w:spacing w:before="80" w:after="80" w:line="240" w:lineRule="auto"/>
               <w:jc w:val="left"/>
             </w:pPr>
             <w:r>
@@ -7453,16 +6331,10 @@
         <w:tc>
           <w:tcPr>
             <w:tcW w:type="dxa" w:w="4680"/>
-            <w:tcMar>
-              <w:top w:w="60" w:type="dxa"/>
-              <w:bottom w:w="60" w:type="dxa"/>
-              <w:left w:w="120" w:type="dxa"/>
-              <w:right w:w="120" w:type="dxa"/>
-            </w:tcMar>
           </w:tcPr>
           <w:p>
             <w:pPr>
-              <w:spacing w:before="40" w:after="40"/>
+              <w:spacing w:before="80" w:after="80" w:line="240" w:lineRule="auto"/>
               <w:jc w:val="left"/>
             </w:pPr>
             <w:r>
@@ -7479,16 +6351,10 @@
         <w:tc>
           <w:tcPr>
             <w:tcW w:type="dxa" w:w="4680"/>
-            <w:tcMar>
-              <w:top w:w="60" w:type="dxa"/>
-              <w:bottom w:w="60" w:type="dxa"/>
-              <w:left w:w="120" w:type="dxa"/>
-              <w:right w:w="120" w:type="dxa"/>
-            </w:tcMar>
           </w:tcPr>
           <w:p>
             <w:pPr>
-              <w:spacing w:before="40" w:after="40"/>
+              <w:spacing w:before="80" w:after="80" w:line="240" w:lineRule="auto"/>
               <w:jc w:val="left"/>
             </w:pPr>
             <w:r>
@@ -7507,16 +6373,10 @@
         <w:tc>
           <w:tcPr>
             <w:tcW w:type="dxa" w:w="4680"/>
-            <w:tcMar>
-              <w:top w:w="60" w:type="dxa"/>
-              <w:bottom w:w="60" w:type="dxa"/>
-              <w:left w:w="120" w:type="dxa"/>
-              <w:right w:w="120" w:type="dxa"/>
-            </w:tcMar>
           </w:tcPr>
           <w:p>
             <w:pPr>
-              <w:spacing w:before="40" w:after="40"/>
+              <w:spacing w:before="80" w:after="80" w:line="240" w:lineRule="auto"/>
               <w:jc w:val="left"/>
             </w:pPr>
             <w:r>
@@ -7533,16 +6393,10 @@
         <w:tc>
           <w:tcPr>
             <w:tcW w:type="dxa" w:w="4680"/>
-            <w:tcMar>
-              <w:top w:w="60" w:type="dxa"/>
-              <w:bottom w:w="60" w:type="dxa"/>
-              <w:left w:w="120" w:type="dxa"/>
-              <w:right w:w="120" w:type="dxa"/>
-            </w:tcMar>
           </w:tcPr>
           <w:p>
             <w:pPr>
-              <w:spacing w:before="40" w:after="40"/>
+              <w:spacing w:before="80" w:after="80" w:line="240" w:lineRule="auto"/>
               <w:jc w:val="left"/>
             </w:pPr>
             <w:r>
@@ -7561,16 +6415,10 @@
         <w:tc>
           <w:tcPr>
             <w:tcW w:type="dxa" w:w="4680"/>
-            <w:tcMar>
-              <w:top w:w="60" w:type="dxa"/>
-              <w:bottom w:w="60" w:type="dxa"/>
-              <w:left w:w="120" w:type="dxa"/>
-              <w:right w:w="120" w:type="dxa"/>
-            </w:tcMar>
           </w:tcPr>
           <w:p>
             <w:pPr>
-              <w:spacing w:before="40" w:after="40"/>
+              <w:spacing w:before="80" w:after="80" w:line="240" w:lineRule="auto"/>
               <w:jc w:val="left"/>
             </w:pPr>
             <w:r>
@@ -7587,16 +6435,10 @@
         <w:tc>
           <w:tcPr>
             <w:tcW w:type="dxa" w:w="4680"/>
-            <w:tcMar>
-              <w:top w:w="60" w:type="dxa"/>
-              <w:bottom w:w="60" w:type="dxa"/>
-              <w:left w:w="120" w:type="dxa"/>
-              <w:right w:w="120" w:type="dxa"/>
-            </w:tcMar>
           </w:tcPr>
           <w:p>
             <w:pPr>
-              <w:spacing w:before="40" w:after="40"/>
+              <w:spacing w:before="80" w:after="80" w:line="240" w:lineRule="auto"/>
               <w:jc w:val="left"/>
             </w:pPr>
             <w:r>
@@ -7615,16 +6457,10 @@
         <w:tc>
           <w:tcPr>
             <w:tcW w:type="dxa" w:w="4680"/>
-            <w:tcMar>
-              <w:top w:w="60" w:type="dxa"/>
-              <w:bottom w:w="60" w:type="dxa"/>
-              <w:left w:w="120" w:type="dxa"/>
-              <w:right w:w="120" w:type="dxa"/>
-            </w:tcMar>
           </w:tcPr>
           <w:p>
             <w:pPr>
-              <w:spacing w:before="40" w:after="40"/>
+              <w:spacing w:before="80" w:after="80" w:line="240" w:lineRule="auto"/>
               <w:jc w:val="left"/>
             </w:pPr>
             <w:r>
@@ -7641,16 +6477,10 @@
         <w:tc>
           <w:tcPr>
             <w:tcW w:type="dxa" w:w="4680"/>
-            <w:tcMar>
-              <w:top w:w="60" w:type="dxa"/>
-              <w:bottom w:w="60" w:type="dxa"/>
-              <w:left w:w="120" w:type="dxa"/>
-              <w:right w:w="120" w:type="dxa"/>
-            </w:tcMar>
           </w:tcPr>
           <w:p>
             <w:pPr>
-              <w:spacing w:before="40" w:after="40"/>
+              <w:spacing w:before="80" w:after="80" w:line="240" w:lineRule="auto"/>
               <w:jc w:val="left"/>
             </w:pPr>
             <w:r>
@@ -7698,17 +6528,10 @@
     </w:p>
     <w:tbl>
       <w:tblPr>
+        <w:tblStyle w:val="TableGrid"/>
         <w:tblW w:type="auto" w:w="0"/>
         <w:jc w:val="center"/>
         <w:tblLook w:firstColumn="1" w:firstRow="1" w:lastColumn="0" w:lastRow="0" w:noHBand="0" w:noVBand="1" w:val="04A0"/>
-        <w:tblBorders>
-          <w:top w:val="single" w:sz="4" w:space="0" w:color="D1D5DB"/>
-          <w:left w:val="single" w:sz="4" w:space="0" w:color="D1D5DB"/>
-          <w:bottom w:val="single" w:sz="4" w:space="0" w:color="D1D5DB"/>
-          <w:right w:val="single" w:sz="4" w:space="0" w:color="D1D5DB"/>
-          <w:insideH w:val="single" w:sz="4" w:space="0" w:color="D1D5DB"/>
-          <w:insideV w:val="single" w:sz="4" w:space="0" w:color="D1D5DB"/>
-        </w:tblBorders>
       </w:tblPr>
       <w:tblGrid>
         <w:gridCol w:w="2340"/>
@@ -7720,17 +6543,10 @@
         <w:tc>
           <w:tcPr>
             <w:tcW w:type="dxa" w:w="2340"/>
-            <w:tcMar>
-              <w:top w:w="100" w:type="dxa"/>
-              <w:bottom w:w="100" w:type="dxa"/>
-              <w:left w:w="100" w:type="dxa"/>
-              <w:right w:w="100" w:type="dxa"/>
-            </w:tcMar>
-            <w:shd w:val="clear" w:color="auto" w:fill="F3F4F6"/>
           </w:tcPr>
           <w:p>
             <w:pPr>
-              <w:spacing w:before="40" w:after="40"/>
+              <w:spacing w:before="80" w:after="80" w:line="240" w:lineRule="auto"/>
               <w:jc w:val="left"/>
             </w:pPr>
             <w:r>
@@ -7747,17 +6563,10 @@
         <w:tc>
           <w:tcPr>
             <w:tcW w:type="dxa" w:w="2340"/>
-            <w:tcMar>
-              <w:top w:w="100" w:type="dxa"/>
-              <w:bottom w:w="100" w:type="dxa"/>
-              <w:left w:w="100" w:type="dxa"/>
-              <w:right w:w="100" w:type="dxa"/>
-            </w:tcMar>
-            <w:shd w:val="clear" w:color="auto" w:fill="F3F4F6"/>
           </w:tcPr>
           <w:p>
             <w:pPr>
-              <w:spacing w:before="40" w:after="40"/>
+              <w:spacing w:before="80" w:after="80" w:line="240" w:lineRule="auto"/>
               <w:jc w:val="left"/>
             </w:pPr>
             <w:r>
@@ -7774,17 +6583,10 @@
         <w:tc>
           <w:tcPr>
             <w:tcW w:type="dxa" w:w="2340"/>
-            <w:tcMar>
-              <w:top w:w="100" w:type="dxa"/>
-              <w:bottom w:w="100" w:type="dxa"/>
-              <w:left w:w="100" w:type="dxa"/>
-              <w:right w:w="100" w:type="dxa"/>
-            </w:tcMar>
-            <w:shd w:val="clear" w:color="auto" w:fill="F3F4F6"/>
           </w:tcPr>
           <w:p>
             <w:pPr>
-              <w:spacing w:before="40" w:after="40"/>
+              <w:spacing w:before="80" w:after="80" w:line="240" w:lineRule="auto"/>
               <w:jc w:val="left"/>
             </w:pPr>
             <w:r>
@@ -7801,17 +6603,10 @@
         <w:tc>
           <w:tcPr>
             <w:tcW w:type="dxa" w:w="2340"/>
-            <w:tcMar>
-              <w:top w:w="100" w:type="dxa"/>
-              <w:bottom w:w="100" w:type="dxa"/>
-              <w:left w:w="100" w:type="dxa"/>
-              <w:right w:w="100" w:type="dxa"/>
-            </w:tcMar>
-            <w:shd w:val="clear" w:color="auto" w:fill="F3F4F6"/>
           </w:tcPr>
           <w:p>
             <w:pPr>
-              <w:spacing w:before="40" w:after="40"/>
+              <w:spacing w:before="80" w:after="80" w:line="240" w:lineRule="auto"/>
               <w:jc w:val="left"/>
             </w:pPr>
             <w:r>
@@ -7830,16 +6625,10 @@
         <w:tc>
           <w:tcPr>
             <w:tcW w:type="dxa" w:w="2340"/>
-            <w:tcMar>
-              <w:top w:w="50" w:type="dxa"/>
-              <w:bottom w:w="50" w:type="dxa"/>
-              <w:left w:w="100" w:type="dxa"/>
-              <w:right w:w="100" w:type="dxa"/>
-            </w:tcMar>
           </w:tcPr>
           <w:p>
             <w:pPr>
-              <w:spacing w:before="40" w:after="40"/>
+              <w:spacing w:before="80" w:after="80" w:line="240" w:lineRule="auto"/>
               <w:jc w:val="left"/>
             </w:pPr>
             <w:r>
@@ -7856,16 +6645,10 @@
         <w:tc>
           <w:tcPr>
             <w:tcW w:type="dxa" w:w="2340"/>
-            <w:tcMar>
-              <w:top w:w="50" w:type="dxa"/>
-              <w:bottom w:w="50" w:type="dxa"/>
-              <w:left w:w="100" w:type="dxa"/>
-              <w:right w:w="100" w:type="dxa"/>
-            </w:tcMar>
           </w:tcPr>
           <w:p>
             <w:pPr>
-              <w:spacing w:before="40" w:after="40"/>
+              <w:spacing w:before="80" w:after="80" w:line="240" w:lineRule="auto"/>
               <w:jc w:val="left"/>
             </w:pPr>
             <w:r>
@@ -7882,16 +6665,10 @@
         <w:tc>
           <w:tcPr>
             <w:tcW w:type="dxa" w:w="2340"/>
-            <w:tcMar>
-              <w:top w:w="50" w:type="dxa"/>
-              <w:bottom w:w="50" w:type="dxa"/>
-              <w:left w:w="100" w:type="dxa"/>
-              <w:right w:w="100" w:type="dxa"/>
-            </w:tcMar>
           </w:tcPr>
           <w:p>
             <w:pPr>
-              <w:spacing w:before="40" w:after="40"/>
+              <w:spacing w:before="80" w:after="80" w:line="240" w:lineRule="auto"/>
               <w:jc w:val="left"/>
             </w:pPr>
             <w:r>
@@ -7908,16 +6685,10 @@
         <w:tc>
           <w:tcPr>
             <w:tcW w:type="dxa" w:w="2340"/>
-            <w:tcMar>
-              <w:top w:w="50" w:type="dxa"/>
-              <w:bottom w:w="50" w:type="dxa"/>
-              <w:left w:w="100" w:type="dxa"/>
-              <w:right w:w="100" w:type="dxa"/>
-            </w:tcMar>
           </w:tcPr>
           <w:p>
             <w:pPr>
-              <w:spacing w:before="40" w:after="40"/>
+              <w:spacing w:before="80" w:after="80" w:line="240" w:lineRule="auto"/>
               <w:jc w:val="left"/>
             </w:pPr>
             <w:r>
@@ -7936,16 +6707,10 @@
         <w:tc>
           <w:tcPr>
             <w:tcW w:type="dxa" w:w="2340"/>
-            <w:tcMar>
-              <w:top w:w="50" w:type="dxa"/>
-              <w:bottom w:w="50" w:type="dxa"/>
-              <w:left w:w="100" w:type="dxa"/>
-              <w:right w:w="100" w:type="dxa"/>
-            </w:tcMar>
           </w:tcPr>
           <w:p>
             <w:pPr>
-              <w:spacing w:before="40" w:after="40"/>
+              <w:spacing w:before="80" w:after="80" w:line="240" w:lineRule="auto"/>
               <w:jc w:val="left"/>
             </w:pPr>
             <w:r>
@@ -7962,16 +6727,10 @@
         <w:tc>
           <w:tcPr>
             <w:tcW w:type="dxa" w:w="2340"/>
-            <w:tcMar>
-              <w:top w:w="50" w:type="dxa"/>
-              <w:bottom w:w="50" w:type="dxa"/>
-              <w:left w:w="100" w:type="dxa"/>
-              <w:right w:w="100" w:type="dxa"/>
-            </w:tcMar>
           </w:tcPr>
           <w:p>
             <w:pPr>
-              <w:spacing w:before="40" w:after="40"/>
+              <w:spacing w:before="80" w:after="80" w:line="240" w:lineRule="auto"/>
               <w:jc w:val="left"/>
             </w:pPr>
             <w:r>
@@ -7988,16 +6747,10 @@
         <w:tc>
           <w:tcPr>
             <w:tcW w:type="dxa" w:w="2340"/>
-            <w:tcMar>
-              <w:top w:w="50" w:type="dxa"/>
-              <w:bottom w:w="50" w:type="dxa"/>
-              <w:left w:w="100" w:type="dxa"/>
-              <w:right w:w="100" w:type="dxa"/>
-            </w:tcMar>
           </w:tcPr>
           <w:p>
             <w:pPr>
-              <w:spacing w:before="40" w:after="40"/>
+              <w:spacing w:before="80" w:after="80" w:line="240" w:lineRule="auto"/>
               <w:jc w:val="left"/>
             </w:pPr>
             <w:r>
@@ -8014,16 +6767,10 @@
         <w:tc>
           <w:tcPr>
             <w:tcW w:type="dxa" w:w="2340"/>
-            <w:tcMar>
-              <w:top w:w="50" w:type="dxa"/>
-              <w:bottom w:w="50" w:type="dxa"/>
-              <w:left w:w="100" w:type="dxa"/>
-              <w:right w:w="100" w:type="dxa"/>
-            </w:tcMar>
           </w:tcPr>
           <w:p>
             <w:pPr>
-              <w:spacing w:before="40" w:after="40"/>
+              <w:spacing w:before="80" w:after="80" w:line="240" w:lineRule="auto"/>
               <w:jc w:val="left"/>
             </w:pPr>
             <w:r>
@@ -8042,16 +6789,10 @@
         <w:tc>
           <w:tcPr>
             <w:tcW w:type="dxa" w:w="2340"/>
-            <w:tcMar>
-              <w:top w:w="50" w:type="dxa"/>
-              <w:bottom w:w="50" w:type="dxa"/>
-              <w:left w:w="100" w:type="dxa"/>
-              <w:right w:w="100" w:type="dxa"/>
-            </w:tcMar>
           </w:tcPr>
           <w:p>
             <w:pPr>
-              <w:spacing w:before="40" w:after="40"/>
+              <w:spacing w:before="80" w:after="80" w:line="240" w:lineRule="auto"/>
               <w:jc w:val="left"/>
             </w:pPr>
             <w:r>
@@ -8068,16 +6809,10 @@
         <w:tc>
           <w:tcPr>
             <w:tcW w:type="dxa" w:w="2340"/>
-            <w:tcMar>
-              <w:top w:w="50" w:type="dxa"/>
-              <w:bottom w:w="50" w:type="dxa"/>
-              <w:left w:w="100" w:type="dxa"/>
-              <w:right w:w="100" w:type="dxa"/>
-            </w:tcMar>
           </w:tcPr>
           <w:p>
             <w:pPr>
-              <w:spacing w:before="40" w:after="40"/>
+              <w:spacing w:before="80" w:after="80" w:line="240" w:lineRule="auto"/>
               <w:jc w:val="left"/>
             </w:pPr>
             <w:r>
@@ -8094,16 +6829,10 @@
         <w:tc>
           <w:tcPr>
             <w:tcW w:type="dxa" w:w="2340"/>
-            <w:tcMar>
-              <w:top w:w="50" w:type="dxa"/>
-              <w:bottom w:w="50" w:type="dxa"/>
-              <w:left w:w="100" w:type="dxa"/>
-              <w:right w:w="100" w:type="dxa"/>
-            </w:tcMar>
           </w:tcPr>
           <w:p>
             <w:pPr>
-              <w:spacing w:before="40" w:after="40"/>
+              <w:spacing w:before="80" w:after="80" w:line="240" w:lineRule="auto"/>
               <w:jc w:val="left"/>
             </w:pPr>
             <w:r>
@@ -8120,16 +6849,10 @@
         <w:tc>
           <w:tcPr>
             <w:tcW w:type="dxa" w:w="2340"/>
-            <w:tcMar>
-              <w:top w:w="50" w:type="dxa"/>
-              <w:bottom w:w="50" w:type="dxa"/>
-              <w:left w:w="100" w:type="dxa"/>
-              <w:right w:w="100" w:type="dxa"/>
-            </w:tcMar>
           </w:tcPr>
           <w:p>
             <w:pPr>
-              <w:spacing w:before="40" w:after="40"/>
+              <w:spacing w:before="80" w:after="80" w:line="240" w:lineRule="auto"/>
               <w:jc w:val="left"/>
             </w:pPr>
             <w:r>
@@ -8148,16 +6871,10 @@
         <w:tc>
           <w:tcPr>
             <w:tcW w:type="dxa" w:w="2340"/>
-            <w:tcMar>
-              <w:top w:w="50" w:type="dxa"/>
-              <w:bottom w:w="50" w:type="dxa"/>
-              <w:left w:w="100" w:type="dxa"/>
-              <w:right w:w="100" w:type="dxa"/>
-            </w:tcMar>
           </w:tcPr>
           <w:p>
             <w:pPr>
-              <w:spacing w:before="40" w:after="40"/>
+              <w:spacing w:before="80" w:after="80" w:line="240" w:lineRule="auto"/>
               <w:jc w:val="left"/>
             </w:pPr>
             <w:r>
@@ -8174,16 +6891,10 @@
         <w:tc>
           <w:tcPr>
             <w:tcW w:type="dxa" w:w="2340"/>
-            <w:tcMar>
-              <w:top w:w="50" w:type="dxa"/>
-              <w:bottom w:w="50" w:type="dxa"/>
-              <w:left w:w="100" w:type="dxa"/>
-              <w:right w:w="100" w:type="dxa"/>
-            </w:tcMar>
           </w:tcPr>
           <w:p>
             <w:pPr>
-              <w:spacing w:before="40" w:after="40"/>
+              <w:spacing w:before="80" w:after="80" w:line="240" w:lineRule="auto"/>
               <w:jc w:val="left"/>
             </w:pPr>
             <w:r>
@@ -8200,16 +6911,10 @@
         <w:tc>
           <w:tcPr>
             <w:tcW w:type="dxa" w:w="2340"/>
-            <w:tcMar>
-              <w:top w:w="50" w:type="dxa"/>
-              <w:bottom w:w="50" w:type="dxa"/>
-              <w:left w:w="100" w:type="dxa"/>
-              <w:right w:w="100" w:type="dxa"/>
-            </w:tcMar>
           </w:tcPr>
           <w:p>
             <w:pPr>
-              <w:spacing w:before="40" w:after="40"/>
+              <w:spacing w:before="80" w:after="80" w:line="240" w:lineRule="auto"/>
               <w:jc w:val="left"/>
             </w:pPr>
             <w:r>
@@ -8226,16 +6931,10 @@
         <w:tc>
           <w:tcPr>
             <w:tcW w:type="dxa" w:w="2340"/>
-            <w:tcMar>
-              <w:top w:w="50" w:type="dxa"/>
-              <w:bottom w:w="50" w:type="dxa"/>
-              <w:left w:w="100" w:type="dxa"/>
-              <w:right w:w="100" w:type="dxa"/>
-            </w:tcMar>
           </w:tcPr>
           <w:p>
             <w:pPr>
-              <w:spacing w:before="40" w:after="40"/>
+              <w:spacing w:before="80" w:after="80" w:line="240" w:lineRule="auto"/>
               <w:jc w:val="left"/>
             </w:pPr>
             <w:r>
@@ -8254,16 +6953,10 @@
         <w:tc>
           <w:tcPr>
             <w:tcW w:type="dxa" w:w="2340"/>
-            <w:tcMar>
-              <w:top w:w="50" w:type="dxa"/>
-              <w:bottom w:w="50" w:type="dxa"/>
-              <w:left w:w="100" w:type="dxa"/>
-              <w:right w:w="100" w:type="dxa"/>
-            </w:tcMar>
           </w:tcPr>
           <w:p>
             <w:pPr>
-              <w:spacing w:before="40" w:after="40"/>
+              <w:spacing w:before="80" w:after="80" w:line="240" w:lineRule="auto"/>
               <w:jc w:val="left"/>
             </w:pPr>
             <w:r>
@@ -8280,16 +6973,10 @@
         <w:tc>
           <w:tcPr>
             <w:tcW w:type="dxa" w:w="2340"/>
-            <w:tcMar>
-              <w:top w:w="50" w:type="dxa"/>
-              <w:bottom w:w="50" w:type="dxa"/>
-              <w:left w:w="100" w:type="dxa"/>
-              <w:right w:w="100" w:type="dxa"/>
-            </w:tcMar>
           </w:tcPr>
           <w:p>
             <w:pPr>
-              <w:spacing w:before="40" w:after="40"/>
+              <w:spacing w:before="80" w:after="80" w:line="240" w:lineRule="auto"/>
               <w:jc w:val="left"/>
             </w:pPr>
             <w:r>
@@ -8306,16 +6993,10 @@
         <w:tc>
           <w:tcPr>
             <w:tcW w:type="dxa" w:w="2340"/>
-            <w:tcMar>
-              <w:top w:w="50" w:type="dxa"/>
-              <w:bottom w:w="50" w:type="dxa"/>
-              <w:left w:w="100" w:type="dxa"/>
-              <w:right w:w="100" w:type="dxa"/>
-            </w:tcMar>
           </w:tcPr>
           <w:p>
             <w:pPr>
-              <w:spacing w:before="40" w:after="40"/>
+              <w:spacing w:before="80" w:after="80" w:line="240" w:lineRule="auto"/>
               <w:jc w:val="left"/>
             </w:pPr>
             <w:r>
@@ -8332,16 +7013,10 @@
         <w:tc>
           <w:tcPr>
             <w:tcW w:type="dxa" w:w="2340"/>
-            <w:tcMar>
-              <w:top w:w="50" w:type="dxa"/>
-              <w:bottom w:w="50" w:type="dxa"/>
-              <w:left w:w="100" w:type="dxa"/>
-              <w:right w:w="100" w:type="dxa"/>
-            </w:tcMar>
           </w:tcPr>
           <w:p>
             <w:pPr>
-              <w:spacing w:before="40" w:after="40"/>
+              <w:spacing w:before="80" w:after="80" w:line="240" w:lineRule="auto"/>
               <w:jc w:val="left"/>
             </w:pPr>
             <w:r>
@@ -8360,16 +7035,10 @@
         <w:tc>
           <w:tcPr>
             <w:tcW w:type="dxa" w:w="2340"/>
-            <w:tcMar>
-              <w:top w:w="50" w:type="dxa"/>
-              <w:bottom w:w="50" w:type="dxa"/>
-              <w:left w:w="100" w:type="dxa"/>
-              <w:right w:w="100" w:type="dxa"/>
-            </w:tcMar>
           </w:tcPr>
           <w:p>
             <w:pPr>
-              <w:spacing w:before="40" w:after="40"/>
+              <w:spacing w:before="80" w:after="80" w:line="240" w:lineRule="auto"/>
               <w:jc w:val="left"/>
             </w:pPr>
             <w:r>
@@ -8386,16 +7055,10 @@
         <w:tc>
           <w:tcPr>
             <w:tcW w:type="dxa" w:w="2340"/>
-            <w:tcMar>
-              <w:top w:w="50" w:type="dxa"/>
-              <w:bottom w:w="50" w:type="dxa"/>
-              <w:left w:w="100" w:type="dxa"/>
-              <w:right w:w="100" w:type="dxa"/>
-            </w:tcMar>
           </w:tcPr>
           <w:p>
             <w:pPr>
-              <w:spacing w:before="40" w:after="40"/>
+              <w:spacing w:before="80" w:after="80" w:line="240" w:lineRule="auto"/>
               <w:jc w:val="left"/>
             </w:pPr>
             <w:r>
@@ -8412,16 +7075,10 @@
         <w:tc>
           <w:tcPr>
             <w:tcW w:type="dxa" w:w="2340"/>
-            <w:tcMar>
-              <w:top w:w="50" w:type="dxa"/>
-              <w:bottom w:w="50" w:type="dxa"/>
-              <w:left w:w="100" w:type="dxa"/>
-              <w:right w:w="100" w:type="dxa"/>
-            </w:tcMar>
           </w:tcPr>
           <w:p>
             <w:pPr>
-              <w:spacing w:before="40" w:after="40"/>
+              <w:spacing w:before="80" w:after="80" w:line="240" w:lineRule="auto"/>
               <w:jc w:val="left"/>
             </w:pPr>
             <w:r>
@@ -8438,16 +7095,10 @@
         <w:tc>
           <w:tcPr>
             <w:tcW w:type="dxa" w:w="2340"/>
-            <w:tcMar>
-              <w:top w:w="50" w:type="dxa"/>
-              <w:bottom w:w="50" w:type="dxa"/>
-              <w:left w:w="100" w:type="dxa"/>
-              <w:right w:w="100" w:type="dxa"/>
-            </w:tcMar>
           </w:tcPr>
           <w:p>
             <w:pPr>
-              <w:spacing w:before="40" w:after="40"/>
+              <w:spacing w:before="80" w:after="80" w:line="240" w:lineRule="auto"/>
               <w:jc w:val="left"/>
             </w:pPr>
             <w:r>
@@ -8466,16 +7117,10 @@
         <w:tc>
           <w:tcPr>
             <w:tcW w:type="dxa" w:w="2340"/>
-            <w:tcMar>
-              <w:top w:w="50" w:type="dxa"/>
-              <w:bottom w:w="50" w:type="dxa"/>
-              <w:left w:w="100" w:type="dxa"/>
-              <w:right w:w="100" w:type="dxa"/>
-            </w:tcMar>
           </w:tcPr>
           <w:p>
             <w:pPr>
-              <w:spacing w:before="40" w:after="40"/>
+              <w:spacing w:before="80" w:after="80" w:line="240" w:lineRule="auto"/>
               <w:jc w:val="left"/>
             </w:pPr>
             <w:r>
@@ -8492,16 +7137,10 @@
         <w:tc>
           <w:tcPr>
             <w:tcW w:type="dxa" w:w="2340"/>
-            <w:tcMar>
-              <w:top w:w="50" w:type="dxa"/>
-              <w:bottom w:w="50" w:type="dxa"/>
-              <w:left w:w="100" w:type="dxa"/>
-              <w:right w:w="100" w:type="dxa"/>
-            </w:tcMar>
           </w:tcPr>
           <w:p>
             <w:pPr>
-              <w:spacing w:before="40" w:after="40"/>
+              <w:spacing w:before="80" w:after="80" w:line="240" w:lineRule="auto"/>
               <w:jc w:val="left"/>
             </w:pPr>
             <w:r>
@@ -8518,16 +7157,10 @@
         <w:tc>
           <w:tcPr>
             <w:tcW w:type="dxa" w:w="2340"/>
-            <w:tcMar>
-              <w:top w:w="50" w:type="dxa"/>
-              <w:bottom w:w="50" w:type="dxa"/>
-              <w:left w:w="100" w:type="dxa"/>
-              <w:right w:w="100" w:type="dxa"/>
-            </w:tcMar>
           </w:tcPr>
           <w:p>
             <w:pPr>
-              <w:spacing w:before="40" w:after="40"/>
+              <w:spacing w:before="80" w:after="80" w:line="240" w:lineRule="auto"/>
               <w:jc w:val="left"/>
             </w:pPr>
             <w:r>
@@ -8544,16 +7177,10 @@
         <w:tc>
           <w:tcPr>
             <w:tcW w:type="dxa" w:w="2340"/>
-            <w:tcMar>
-              <w:top w:w="50" w:type="dxa"/>
-              <w:bottom w:w="50" w:type="dxa"/>
-              <w:left w:w="100" w:type="dxa"/>
-              <w:right w:w="100" w:type="dxa"/>
-            </w:tcMar>
           </w:tcPr>
           <w:p>
             <w:pPr>
-              <w:spacing w:before="40" w:after="40"/>
+              <w:spacing w:before="80" w:after="80" w:line="240" w:lineRule="auto"/>
               <w:jc w:val="left"/>
             </w:pPr>
             <w:r>
@@ -8572,16 +7199,10 @@
         <w:tc>
           <w:tcPr>
             <w:tcW w:type="dxa" w:w="2340"/>
-            <w:tcMar>
-              <w:top w:w="50" w:type="dxa"/>
-              <w:bottom w:w="50" w:type="dxa"/>
-              <w:left w:w="100" w:type="dxa"/>
-              <w:right w:w="100" w:type="dxa"/>
-            </w:tcMar>
           </w:tcPr>
           <w:p>
             <w:pPr>
-              <w:spacing w:before="40" w:after="40"/>
+              <w:spacing w:before="80" w:after="80" w:line="240" w:lineRule="auto"/>
               <w:jc w:val="left"/>
             </w:pPr>
             <w:r>
@@ -8598,16 +7219,10 @@
         <w:tc>
           <w:tcPr>
             <w:tcW w:type="dxa" w:w="2340"/>
-            <w:tcMar>
-              <w:top w:w="50" w:type="dxa"/>
-              <w:bottom w:w="50" w:type="dxa"/>
-              <w:left w:w="100" w:type="dxa"/>
-              <w:right w:w="100" w:type="dxa"/>
-            </w:tcMar>
           </w:tcPr>
           <w:p>
             <w:pPr>
-              <w:spacing w:before="40" w:after="40"/>
+              <w:spacing w:before="80" w:after="80" w:line="240" w:lineRule="auto"/>
               <w:jc w:val="left"/>
             </w:pPr>
             <w:r>
@@ -8624,16 +7239,10 @@
         <w:tc>
           <w:tcPr>
             <w:tcW w:type="dxa" w:w="2340"/>
-            <w:tcMar>
-              <w:top w:w="50" w:type="dxa"/>
-              <w:bottom w:w="50" w:type="dxa"/>
-              <w:left w:w="100" w:type="dxa"/>
-              <w:right w:w="100" w:type="dxa"/>
-            </w:tcMar>
           </w:tcPr>
           <w:p>
             <w:pPr>
-              <w:spacing w:before="40" w:after="40"/>
+              <w:spacing w:before="80" w:after="80" w:line="240" w:lineRule="auto"/>
               <w:jc w:val="left"/>
             </w:pPr>
             <w:r>
@@ -8650,16 +7259,10 @@
         <w:tc>
           <w:tcPr>
             <w:tcW w:type="dxa" w:w="2340"/>
-            <w:tcMar>
-              <w:top w:w="50" w:type="dxa"/>
-              <w:bottom w:w="50" w:type="dxa"/>
-              <w:left w:w="100" w:type="dxa"/>
-              <w:right w:w="100" w:type="dxa"/>
-            </w:tcMar>
           </w:tcPr>
           <w:p>
             <w:pPr>
-              <w:spacing w:before="40" w:after="40"/>
+              <w:spacing w:before="80" w:after="80" w:line="240" w:lineRule="auto"/>
               <w:jc w:val="left"/>
             </w:pPr>
             <w:r>
@@ -8678,16 +7281,10 @@
         <w:tc>
           <w:tcPr>
             <w:tcW w:type="dxa" w:w="2340"/>
-            <w:tcMar>
-              <w:top w:w="50" w:type="dxa"/>
-              <w:bottom w:w="50" w:type="dxa"/>
-              <w:left w:w="100" w:type="dxa"/>
-              <w:right w:w="100" w:type="dxa"/>
-            </w:tcMar>
           </w:tcPr>
           <w:p>
             <w:pPr>
-              <w:spacing w:before="40" w:after="40"/>
+              <w:spacing w:before="80" w:after="80" w:line="240" w:lineRule="auto"/>
               <w:jc w:val="left"/>
             </w:pPr>
             <w:r>
@@ -8704,16 +7301,10 @@
         <w:tc>
           <w:tcPr>
             <w:tcW w:type="dxa" w:w="2340"/>
-            <w:tcMar>
-              <w:top w:w="50" w:type="dxa"/>
-              <w:bottom w:w="50" w:type="dxa"/>
-              <w:left w:w="100" w:type="dxa"/>
-              <w:right w:w="100" w:type="dxa"/>
-            </w:tcMar>
           </w:tcPr>
           <w:p>
             <w:pPr>
-              <w:spacing w:before="40" w:after="40"/>
+              <w:spacing w:before="80" w:after="80" w:line="240" w:lineRule="auto"/>
               <w:jc w:val="left"/>
             </w:pPr>
             <w:r>
@@ -8730,16 +7321,10 @@
         <w:tc>
           <w:tcPr>
             <w:tcW w:type="dxa" w:w="2340"/>
-            <w:tcMar>
-              <w:top w:w="50" w:type="dxa"/>
-              <w:bottom w:w="50" w:type="dxa"/>
-              <w:left w:w="100" w:type="dxa"/>
-              <w:right w:w="100" w:type="dxa"/>
-            </w:tcMar>
           </w:tcPr>
           <w:p>
             <w:pPr>
-              <w:spacing w:before="40" w:after="40"/>
+              <w:spacing w:before="80" w:after="80" w:line="240" w:lineRule="auto"/>
               <w:jc w:val="left"/>
             </w:pPr>
             <w:r>
@@ -8756,16 +7341,10 @@
         <w:tc>
           <w:tcPr>
             <w:tcW w:type="dxa" w:w="2340"/>
-            <w:tcMar>
-              <w:top w:w="50" w:type="dxa"/>
-              <w:bottom w:w="50" w:type="dxa"/>
-              <w:left w:w="100" w:type="dxa"/>
-              <w:right w:w="100" w:type="dxa"/>
-            </w:tcMar>
           </w:tcPr>
           <w:p>
             <w:pPr>
-              <w:spacing w:before="40" w:after="40"/>
+              <w:spacing w:before="80" w:after="80" w:line="240" w:lineRule="auto"/>
               <w:jc w:val="left"/>
             </w:pPr>
             <w:r>
@@ -8784,16 +7363,10 @@
         <w:tc>
           <w:tcPr>
             <w:tcW w:type="dxa" w:w="2340"/>
-            <w:tcMar>
-              <w:top w:w="50" w:type="dxa"/>
-              <w:bottom w:w="50" w:type="dxa"/>
-              <w:left w:w="100" w:type="dxa"/>
-              <w:right w:w="100" w:type="dxa"/>
-            </w:tcMar>
           </w:tcPr>
           <w:p>
             <w:pPr>
-              <w:spacing w:before="40" w:after="40"/>
+              <w:spacing w:before="80" w:after="80" w:line="240" w:lineRule="auto"/>
               <w:jc w:val="left"/>
             </w:pPr>
             <w:r>
@@ -8810,16 +7383,10 @@
         <w:tc>
           <w:tcPr>
             <w:tcW w:type="dxa" w:w="2340"/>
-            <w:tcMar>
-              <w:top w:w="50" w:type="dxa"/>
-              <w:bottom w:w="50" w:type="dxa"/>
-              <w:left w:w="100" w:type="dxa"/>
-              <w:right w:w="100" w:type="dxa"/>
-            </w:tcMar>
           </w:tcPr>
           <w:p>
             <w:pPr>
-              <w:spacing w:before="40" w:after="40"/>
+              <w:spacing w:before="80" w:after="80" w:line="240" w:lineRule="auto"/>
               <w:jc w:val="left"/>
             </w:pPr>
             <w:r>
@@ -8836,16 +7403,10 @@
         <w:tc>
           <w:tcPr>
             <w:tcW w:type="dxa" w:w="2340"/>
-            <w:tcMar>
-              <w:top w:w="50" w:type="dxa"/>
-              <w:bottom w:w="50" w:type="dxa"/>
-              <w:left w:w="100" w:type="dxa"/>
-              <w:right w:w="100" w:type="dxa"/>
-            </w:tcMar>
           </w:tcPr>
           <w:p>
             <w:pPr>
-              <w:spacing w:before="40" w:after="40"/>
+              <w:spacing w:before="80" w:after="80" w:line="240" w:lineRule="auto"/>
               <w:jc w:val="left"/>
             </w:pPr>
             <w:r>
@@ -8862,16 +7423,10 @@
         <w:tc>
           <w:tcPr>
             <w:tcW w:type="dxa" w:w="2340"/>
-            <w:tcMar>
-              <w:top w:w="50" w:type="dxa"/>
-              <w:bottom w:w="50" w:type="dxa"/>
-              <w:left w:w="100" w:type="dxa"/>
-              <w:right w:w="100" w:type="dxa"/>
-            </w:tcMar>
           </w:tcPr>
           <w:p>
             <w:pPr>
-              <w:spacing w:before="40" w:after="40"/>
+              <w:spacing w:before="80" w:after="80" w:line="240" w:lineRule="auto"/>
               <w:jc w:val="left"/>
             </w:pPr>
             <w:r>
@@ -8890,16 +7445,10 @@
         <w:tc>
           <w:tcPr>
             <w:tcW w:type="dxa" w:w="2340"/>
-            <w:tcMar>
-              <w:top w:w="50" w:type="dxa"/>
-              <w:bottom w:w="50" w:type="dxa"/>
-              <w:left w:w="100" w:type="dxa"/>
-              <w:right w:w="100" w:type="dxa"/>
-            </w:tcMar>
           </w:tcPr>
           <w:p>
             <w:pPr>
-              <w:spacing w:before="40" w:after="40"/>
+              <w:spacing w:before="80" w:after="80" w:line="240" w:lineRule="auto"/>
               <w:jc w:val="left"/>
             </w:pPr>
             <w:r>
@@ -8916,16 +7465,10 @@
         <w:tc>
           <w:tcPr>
             <w:tcW w:type="dxa" w:w="2340"/>
-            <w:tcMar>
-              <w:top w:w="50" w:type="dxa"/>
-              <w:bottom w:w="50" w:type="dxa"/>
-              <w:left w:w="100" w:type="dxa"/>
-              <w:right w:w="100" w:type="dxa"/>
-            </w:tcMar>
           </w:tcPr>
           <w:p>
             <w:pPr>
-              <w:spacing w:before="40" w:after="40"/>
+              <w:spacing w:before="80" w:after="80" w:line="240" w:lineRule="auto"/>
               <w:jc w:val="left"/>
             </w:pPr>
             <w:r>
@@ -8942,16 +7485,10 @@
         <w:tc>
           <w:tcPr>
             <w:tcW w:type="dxa" w:w="2340"/>
-            <w:tcMar>
-              <w:top w:w="50" w:type="dxa"/>
-              <w:bottom w:w="50" w:type="dxa"/>
-              <w:left w:w="100" w:type="dxa"/>
-              <w:right w:w="100" w:type="dxa"/>
-            </w:tcMar>
           </w:tcPr>
           <w:p>
             <w:pPr>
-              <w:spacing w:before="40" w:after="40"/>
+              <w:spacing w:before="80" w:after="80" w:line="240" w:lineRule="auto"/>
               <w:jc w:val="left"/>
             </w:pPr>
             <w:r>
@@ -8968,16 +7505,10 @@
         <w:tc>
           <w:tcPr>
             <w:tcW w:type="dxa" w:w="2340"/>
-            <w:tcMar>
-              <w:top w:w="50" w:type="dxa"/>
-              <w:bottom w:w="50" w:type="dxa"/>
-              <w:left w:w="100" w:type="dxa"/>
-              <w:right w:w="100" w:type="dxa"/>
-            </w:tcMar>
           </w:tcPr>
           <w:p>
             <w:pPr>
-              <w:spacing w:before="40" w:after="40"/>
+              <w:spacing w:before="80" w:after="80" w:line="240" w:lineRule="auto"/>
               <w:jc w:val="left"/>
             </w:pPr>
             <w:r>
@@ -9155,17 +7686,10 @@
     </w:p>
     <w:tbl>
       <w:tblPr>
+        <w:tblStyle w:val="TableGrid"/>
         <w:tblW w:type="auto" w:w="0"/>
         <w:jc w:val="center"/>
         <w:tblLook w:firstColumn="1" w:firstRow="1" w:lastColumn="0" w:lastRow="0" w:noHBand="0" w:noVBand="1" w:val="04A0"/>
-        <w:tblBorders>
-          <w:top w:val="single" w:sz="4" w:space="0" w:color="D1D5DB"/>
-          <w:left w:val="single" w:sz="4" w:space="0" w:color="D1D5DB"/>
-          <w:bottom w:val="single" w:sz="4" w:space="0" w:color="D1D5DB"/>
-          <w:right w:val="single" w:sz="4" w:space="0" w:color="D1D5DB"/>
-          <w:insideH w:val="single" w:sz="4" w:space="0" w:color="D1D5DB"/>
-          <w:insideV w:val="single" w:sz="4" w:space="0" w:color="D1D5DB"/>
-        </w:tblBorders>
       </w:tblPr>
       <w:tblGrid>
         <w:gridCol w:w="3120"/>
@@ -9176,17 +7700,10 @@
         <w:tc>
           <w:tcPr>
             <w:tcW w:type="dxa" w:w="3120"/>
-            <w:tcMar>
-              <w:top w:w="100" w:type="dxa"/>
-              <w:bottom w:w="100" w:type="dxa"/>
-              <w:left w:w="120" w:type="dxa"/>
-              <w:right w:w="120" w:type="dxa"/>
-            </w:tcMar>
-            <w:shd w:val="clear" w:color="auto" w:fill="F3F4F6"/>
           </w:tcPr>
           <w:p>
             <w:pPr>
-              <w:spacing w:before="40" w:after="40"/>
+              <w:spacing w:before="80" w:after="80" w:line="240" w:lineRule="auto"/>
               <w:jc w:val="left"/>
             </w:pPr>
             <w:r>
@@ -9203,17 +7720,10 @@
         <w:tc>
           <w:tcPr>
             <w:tcW w:type="dxa" w:w="3120"/>
-            <w:tcMar>
-              <w:top w:w="100" w:type="dxa"/>
-              <w:bottom w:w="100" w:type="dxa"/>
-              <w:left w:w="120" w:type="dxa"/>
-              <w:right w:w="120" w:type="dxa"/>
-            </w:tcMar>
-            <w:shd w:val="clear" w:color="auto" w:fill="F3F4F6"/>
           </w:tcPr>
           <w:p>
             <w:pPr>
-              <w:spacing w:before="40" w:after="40"/>
+              <w:spacing w:before="80" w:after="80" w:line="240" w:lineRule="auto"/>
               <w:jc w:val="left"/>
             </w:pPr>
             <w:r>
@@ -9230,17 +7740,10 @@
         <w:tc>
           <w:tcPr>
             <w:tcW w:type="dxa" w:w="3120"/>
-            <w:tcMar>
-              <w:top w:w="100" w:type="dxa"/>
-              <w:bottom w:w="100" w:type="dxa"/>
-              <w:left w:w="120" w:type="dxa"/>
-              <w:right w:w="120" w:type="dxa"/>
-            </w:tcMar>
-            <w:shd w:val="clear" w:color="auto" w:fill="F3F4F6"/>
           </w:tcPr>
           <w:p>
             <w:pPr>
-              <w:spacing w:before="40" w:after="40"/>
+              <w:spacing w:before="80" w:after="80" w:line="240" w:lineRule="auto"/>
               <w:jc w:val="left"/>
             </w:pPr>
             <w:r>
@@ -9259,16 +7762,10 @@
         <w:tc>
           <w:tcPr>
             <w:tcW w:type="dxa" w:w="3120"/>
-            <w:tcMar>
-              <w:top w:w="60" w:type="dxa"/>
-              <w:bottom w:w="60" w:type="dxa"/>
-              <w:left w:w="100" w:type="dxa"/>
-              <w:right w:w="100" w:type="dxa"/>
-            </w:tcMar>
           </w:tcPr>
           <w:p>
             <w:pPr>
-              <w:spacing w:before="40" w:after="40"/>
+              <w:spacing w:before="80" w:after="80" w:line="240" w:lineRule="auto"/>
               <w:jc w:val="left"/>
             </w:pPr>
             <w:r>
@@ -9285,16 +7782,10 @@
         <w:tc>
           <w:tcPr>
             <w:tcW w:type="dxa" w:w="3120"/>
-            <w:tcMar>
-              <w:top w:w="60" w:type="dxa"/>
-              <w:bottom w:w="60" w:type="dxa"/>
-              <w:left w:w="100" w:type="dxa"/>
-              <w:right w:w="100" w:type="dxa"/>
-            </w:tcMar>
           </w:tcPr>
           <w:p>
             <w:pPr>
-              <w:spacing w:before="40" w:after="40"/>
+              <w:spacing w:before="80" w:after="80" w:line="240" w:lineRule="auto"/>
               <w:jc w:val="left"/>
             </w:pPr>
             <w:r>
@@ -9311,16 +7802,10 @@
         <w:tc>
           <w:tcPr>
             <w:tcW w:type="dxa" w:w="3120"/>
-            <w:tcMar>
-              <w:top w:w="60" w:type="dxa"/>
-              <w:bottom w:w="60" w:type="dxa"/>
-              <w:left w:w="100" w:type="dxa"/>
-              <w:right w:w="100" w:type="dxa"/>
-            </w:tcMar>
           </w:tcPr>
           <w:p>
             <w:pPr>
-              <w:spacing w:before="40" w:after="40"/>
+              <w:spacing w:before="80" w:after="80" w:line="240" w:lineRule="auto"/>
               <w:jc w:val="left"/>
             </w:pPr>
             <w:r>
@@ -9339,16 +7824,10 @@
         <w:tc>
           <w:tcPr>
             <w:tcW w:type="dxa" w:w="3120"/>
-            <w:tcMar>
-              <w:top w:w="60" w:type="dxa"/>
-              <w:bottom w:w="60" w:type="dxa"/>
-              <w:left w:w="100" w:type="dxa"/>
-              <w:right w:w="100" w:type="dxa"/>
-            </w:tcMar>
           </w:tcPr>
           <w:p>
             <w:pPr>
-              <w:spacing w:before="40" w:after="40"/>
+              <w:spacing w:before="80" w:after="80" w:line="240" w:lineRule="auto"/>
               <w:jc w:val="left"/>
             </w:pPr>
             <w:r>
@@ -9365,16 +7844,10 @@
         <w:tc>
           <w:tcPr>
             <w:tcW w:type="dxa" w:w="3120"/>
-            <w:tcMar>
-              <w:top w:w="60" w:type="dxa"/>
-              <w:bottom w:w="60" w:type="dxa"/>
-              <w:left w:w="100" w:type="dxa"/>
-              <w:right w:w="100" w:type="dxa"/>
-            </w:tcMar>
           </w:tcPr>
           <w:p>
             <w:pPr>
-              <w:spacing w:before="40" w:after="40"/>
+              <w:spacing w:before="80" w:after="80" w:line="240" w:lineRule="auto"/>
               <w:jc w:val="left"/>
             </w:pPr>
             <w:r>
@@ -9391,16 +7864,10 @@
         <w:tc>
           <w:tcPr>
             <w:tcW w:type="dxa" w:w="3120"/>
-            <w:tcMar>
-              <w:top w:w="60" w:type="dxa"/>
-              <w:bottom w:w="60" w:type="dxa"/>
-              <w:left w:w="100" w:type="dxa"/>
-              <w:right w:w="100" w:type="dxa"/>
-            </w:tcMar>
           </w:tcPr>
           <w:p>
             <w:pPr>
-              <w:spacing w:before="40" w:after="40"/>
+              <w:spacing w:before="80" w:after="80" w:line="240" w:lineRule="auto"/>
               <w:jc w:val="left"/>
             </w:pPr>
             <w:r>
@@ -9480,17 +7947,10 @@
     </w:p>
     <w:tbl>
       <w:tblPr>
+        <w:tblStyle w:val="TableGrid"/>
         <w:tblW w:type="auto" w:w="0"/>
         <w:jc w:val="center"/>
         <w:tblLook w:firstColumn="1" w:firstRow="1" w:lastColumn="0" w:lastRow="0" w:noHBand="0" w:noVBand="1" w:val="04A0"/>
-        <w:tblBorders>
-          <w:top w:val="single" w:sz="4" w:space="0" w:color="D1D5DB"/>
-          <w:left w:val="single" w:sz="4" w:space="0" w:color="D1D5DB"/>
-          <w:bottom w:val="single" w:sz="4" w:space="0" w:color="D1D5DB"/>
-          <w:right w:val="single" w:sz="4" w:space="0" w:color="D1D5DB"/>
-          <w:insideH w:val="single" w:sz="4" w:space="0" w:color="D1D5DB"/>
-          <w:insideV w:val="single" w:sz="4" w:space="0" w:color="D1D5DB"/>
-        </w:tblBorders>
       </w:tblPr>
       <w:tblGrid>
         <w:gridCol w:w="3120"/>
@@ -9501,17 +7961,10 @@
         <w:tc>
           <w:tcPr>
             <w:tcW w:type="dxa" w:w="3120"/>
-            <w:tcMar>
-              <w:top w:w="100" w:type="dxa"/>
-              <w:bottom w:w="100" w:type="dxa"/>
-              <w:left w:w="120" w:type="dxa"/>
-              <w:right w:w="120" w:type="dxa"/>
-            </w:tcMar>
-            <w:shd w:val="clear" w:color="auto" w:fill="F3F4F6"/>
           </w:tcPr>
           <w:p>
             <w:pPr>
-              <w:spacing w:before="40" w:after="40"/>
+              <w:spacing w:before="80" w:after="80" w:line="240" w:lineRule="auto"/>
               <w:jc w:val="left"/>
             </w:pPr>
             <w:r>
@@ -9528,17 +7981,10 @@
         <w:tc>
           <w:tcPr>
             <w:tcW w:type="dxa" w:w="3120"/>
-            <w:tcMar>
-              <w:top w:w="100" w:type="dxa"/>
-              <w:bottom w:w="100" w:type="dxa"/>
-              <w:left w:w="120" w:type="dxa"/>
-              <w:right w:w="120" w:type="dxa"/>
-            </w:tcMar>
-            <w:shd w:val="clear" w:color="auto" w:fill="F3F4F6"/>
           </w:tcPr>
           <w:p>
             <w:pPr>
-              <w:spacing w:before="40" w:after="40"/>
+              <w:spacing w:before="80" w:after="80" w:line="240" w:lineRule="auto"/>
               <w:jc w:val="left"/>
             </w:pPr>
             <w:r>
@@ -9555,17 +8001,10 @@
         <w:tc>
           <w:tcPr>
             <w:tcW w:type="dxa" w:w="3120"/>
-            <w:tcMar>
-              <w:top w:w="100" w:type="dxa"/>
-              <w:bottom w:w="100" w:type="dxa"/>
-              <w:left w:w="120" w:type="dxa"/>
-              <w:right w:w="120" w:type="dxa"/>
-            </w:tcMar>
-            <w:shd w:val="clear" w:color="auto" w:fill="F3F4F6"/>
           </w:tcPr>
           <w:p>
             <w:pPr>
-              <w:spacing w:before="40" w:after="40"/>
+              <w:spacing w:before="80" w:after="80" w:line="240" w:lineRule="auto"/>
               <w:jc w:val="left"/>
             </w:pPr>
             <w:r>
@@ -9584,16 +8023,10 @@
         <w:tc>
           <w:tcPr>
             <w:tcW w:type="dxa" w:w="3120"/>
-            <w:tcMar>
-              <w:top w:w="60" w:type="dxa"/>
-              <w:bottom w:w="60" w:type="dxa"/>
-              <w:left w:w="100" w:type="dxa"/>
-              <w:right w:w="100" w:type="dxa"/>
-            </w:tcMar>
           </w:tcPr>
           <w:p>
             <w:pPr>
-              <w:spacing w:before="40" w:after="40"/>
+              <w:spacing w:before="80" w:after="80" w:line="240" w:lineRule="auto"/>
               <w:jc w:val="left"/>
             </w:pPr>
             <w:r>
@@ -9610,16 +8043,10 @@
         <w:tc>
           <w:tcPr>
             <w:tcW w:type="dxa" w:w="3120"/>
-            <w:tcMar>
-              <w:top w:w="60" w:type="dxa"/>
-              <w:bottom w:w="60" w:type="dxa"/>
-              <w:left w:w="100" w:type="dxa"/>
-              <w:right w:w="100" w:type="dxa"/>
-            </w:tcMar>
           </w:tcPr>
           <w:p>
             <w:pPr>
-              <w:spacing w:before="40" w:after="40"/>
+              <w:spacing w:before="80" w:after="80" w:line="240" w:lineRule="auto"/>
               <w:jc w:val="left"/>
             </w:pPr>
             <w:r>
@@ -9636,16 +8063,10 @@
         <w:tc>
           <w:tcPr>
             <w:tcW w:type="dxa" w:w="3120"/>
-            <w:tcMar>
-              <w:top w:w="60" w:type="dxa"/>
-              <w:bottom w:w="60" w:type="dxa"/>
-              <w:left w:w="100" w:type="dxa"/>
-              <w:right w:w="100" w:type="dxa"/>
-            </w:tcMar>
           </w:tcPr>
           <w:p>
             <w:pPr>
-              <w:spacing w:before="40" w:after="40"/>
+              <w:spacing w:before="80" w:after="80" w:line="240" w:lineRule="auto"/>
               <w:jc w:val="left"/>
             </w:pPr>
             <w:r>
@@ -9664,16 +8085,10 @@
         <w:tc>
           <w:tcPr>
             <w:tcW w:type="dxa" w:w="3120"/>
-            <w:tcMar>
-              <w:top w:w="60" w:type="dxa"/>
-              <w:bottom w:w="60" w:type="dxa"/>
-              <w:left w:w="100" w:type="dxa"/>
-              <w:right w:w="100" w:type="dxa"/>
-            </w:tcMar>
           </w:tcPr>
           <w:p>
             <w:pPr>
-              <w:spacing w:before="40" w:after="40"/>
+              <w:spacing w:before="80" w:after="80" w:line="240" w:lineRule="auto"/>
               <w:jc w:val="left"/>
             </w:pPr>
             <w:r>
@@ -9690,16 +8105,10 @@
         <w:tc>
           <w:tcPr>
             <w:tcW w:type="dxa" w:w="3120"/>
-            <w:tcMar>
-              <w:top w:w="60" w:type="dxa"/>
-              <w:bottom w:w="60" w:type="dxa"/>
-              <w:left w:w="100" w:type="dxa"/>
-              <w:right w:w="100" w:type="dxa"/>
-            </w:tcMar>
           </w:tcPr>
           <w:p>
             <w:pPr>
-              <w:spacing w:before="40" w:after="40"/>
+              <w:spacing w:before="80" w:after="80" w:line="240" w:lineRule="auto"/>
               <w:jc w:val="left"/>
             </w:pPr>
             <w:r>
@@ -9716,16 +8125,10 @@
         <w:tc>
           <w:tcPr>
             <w:tcW w:type="dxa" w:w="3120"/>
-            <w:tcMar>
-              <w:top w:w="60" w:type="dxa"/>
-              <w:bottom w:w="60" w:type="dxa"/>
-              <w:left w:w="100" w:type="dxa"/>
-              <w:right w:w="100" w:type="dxa"/>
-            </w:tcMar>
           </w:tcPr>
           <w:p>
             <w:pPr>
-              <w:spacing w:before="40" w:after="40"/>
+              <w:spacing w:before="80" w:after="80" w:line="240" w:lineRule="auto"/>
               <w:jc w:val="left"/>
             </w:pPr>
             <w:r>
@@ -9744,16 +8147,10 @@
         <w:tc>
           <w:tcPr>
             <w:tcW w:type="dxa" w:w="3120"/>
-            <w:tcMar>
-              <w:top w:w="60" w:type="dxa"/>
-              <w:bottom w:w="60" w:type="dxa"/>
-              <w:left w:w="100" w:type="dxa"/>
-              <w:right w:w="100" w:type="dxa"/>
-            </w:tcMar>
           </w:tcPr>
           <w:p>
             <w:pPr>
-              <w:spacing w:before="40" w:after="40"/>
+              <w:spacing w:before="80" w:after="80" w:line="240" w:lineRule="auto"/>
               <w:jc w:val="left"/>
             </w:pPr>
             <w:r>
@@ -9770,16 +8167,10 @@
         <w:tc>
           <w:tcPr>
             <w:tcW w:type="dxa" w:w="3120"/>
-            <w:tcMar>
-              <w:top w:w="60" w:type="dxa"/>
-              <w:bottom w:w="60" w:type="dxa"/>
-              <w:left w:w="100" w:type="dxa"/>
-              <w:right w:w="100" w:type="dxa"/>
-            </w:tcMar>
           </w:tcPr>
           <w:p>
             <w:pPr>
-              <w:spacing w:before="40" w:after="40"/>
+              <w:spacing w:before="80" w:after="80" w:line="240" w:lineRule="auto"/>
               <w:jc w:val="left"/>
             </w:pPr>
             <w:r>
@@ -9796,16 +8187,10 @@
         <w:tc>
           <w:tcPr>
             <w:tcW w:type="dxa" w:w="3120"/>
-            <w:tcMar>
-              <w:top w:w="60" w:type="dxa"/>
-              <w:bottom w:w="60" w:type="dxa"/>
-              <w:left w:w="100" w:type="dxa"/>
-              <w:right w:w="100" w:type="dxa"/>
-            </w:tcMar>
           </w:tcPr>
           <w:p>
             <w:pPr>
-              <w:spacing w:before="40" w:after="40"/>
+              <w:spacing w:before="80" w:after="80" w:line="240" w:lineRule="auto"/>
               <w:jc w:val="left"/>
             </w:pPr>
             <w:r>
@@ -9824,16 +8209,10 @@
         <w:tc>
           <w:tcPr>
             <w:tcW w:type="dxa" w:w="3120"/>
-            <w:tcMar>
-              <w:top w:w="60" w:type="dxa"/>
-              <w:bottom w:w="60" w:type="dxa"/>
-              <w:left w:w="100" w:type="dxa"/>
-              <w:right w:w="100" w:type="dxa"/>
-            </w:tcMar>
           </w:tcPr>
           <w:p>
             <w:pPr>
-              <w:spacing w:before="40" w:after="40"/>
+              <w:spacing w:before="80" w:after="80" w:line="240" w:lineRule="auto"/>
               <w:jc w:val="left"/>
             </w:pPr>
             <w:r>
@@ -9850,16 +8229,10 @@
         <w:tc>
           <w:tcPr>
             <w:tcW w:type="dxa" w:w="3120"/>
-            <w:tcMar>
-              <w:top w:w="60" w:type="dxa"/>
-              <w:bottom w:w="60" w:type="dxa"/>
-              <w:left w:w="100" w:type="dxa"/>
-              <w:right w:w="100" w:type="dxa"/>
-            </w:tcMar>
           </w:tcPr>
           <w:p>
             <w:pPr>
-              <w:spacing w:before="40" w:after="40"/>
+              <w:spacing w:before="80" w:after="80" w:line="240" w:lineRule="auto"/>
               <w:jc w:val="left"/>
             </w:pPr>
             <w:r>
@@ -9876,16 +8249,10 @@
         <w:tc>
           <w:tcPr>
             <w:tcW w:type="dxa" w:w="3120"/>
-            <w:tcMar>
-              <w:top w:w="60" w:type="dxa"/>
-              <w:bottom w:w="60" w:type="dxa"/>
-              <w:left w:w="100" w:type="dxa"/>
-              <w:right w:w="100" w:type="dxa"/>
-            </w:tcMar>
           </w:tcPr>
           <w:p>
             <w:pPr>
-              <w:spacing w:before="40" w:after="40"/>
+              <w:spacing w:before="80" w:after="80" w:line="240" w:lineRule="auto"/>
               <w:jc w:val="left"/>
             </w:pPr>
             <w:r>
@@ -9904,16 +8271,10 @@
         <w:tc>
           <w:tcPr>
             <w:tcW w:type="dxa" w:w="3120"/>
-            <w:tcMar>
-              <w:top w:w="60" w:type="dxa"/>
-              <w:bottom w:w="60" w:type="dxa"/>
-              <w:left w:w="100" w:type="dxa"/>
-              <w:right w:w="100" w:type="dxa"/>
-            </w:tcMar>
           </w:tcPr>
           <w:p>
             <w:pPr>
-              <w:spacing w:before="40" w:after="40"/>
+              <w:spacing w:before="80" w:after="80" w:line="240" w:lineRule="auto"/>
               <w:jc w:val="left"/>
             </w:pPr>
             <w:r>
@@ -9930,16 +8291,10 @@
         <w:tc>
           <w:tcPr>
             <w:tcW w:type="dxa" w:w="3120"/>
-            <w:tcMar>
-              <w:top w:w="60" w:type="dxa"/>
-              <w:bottom w:w="60" w:type="dxa"/>
-              <w:left w:w="100" w:type="dxa"/>
-              <w:right w:w="100" w:type="dxa"/>
-            </w:tcMar>
           </w:tcPr>
           <w:p>
             <w:pPr>
-              <w:spacing w:before="40" w:after="40"/>
+              <w:spacing w:before="80" w:after="80" w:line="240" w:lineRule="auto"/>
               <w:jc w:val="left"/>
             </w:pPr>
             <w:r>
@@ -9956,16 +8311,10 @@
         <w:tc>
           <w:tcPr>
             <w:tcW w:type="dxa" w:w="3120"/>
-            <w:tcMar>
-              <w:top w:w="60" w:type="dxa"/>
-              <w:bottom w:w="60" w:type="dxa"/>
-              <w:left w:w="100" w:type="dxa"/>
-              <w:right w:w="100" w:type="dxa"/>
-            </w:tcMar>
           </w:tcPr>
           <w:p>
             <w:pPr>
-              <w:spacing w:before="40" w:after="40"/>
+              <w:spacing w:before="80" w:after="80" w:line="240" w:lineRule="auto"/>
               <w:jc w:val="left"/>
             </w:pPr>
             <w:r>
@@ -9984,16 +8333,10 @@
         <w:tc>
           <w:tcPr>
             <w:tcW w:type="dxa" w:w="3120"/>
-            <w:tcMar>
-              <w:top w:w="60" w:type="dxa"/>
-              <w:bottom w:w="60" w:type="dxa"/>
-              <w:left w:w="100" w:type="dxa"/>
-              <w:right w:w="100" w:type="dxa"/>
-            </w:tcMar>
           </w:tcPr>
           <w:p>
             <w:pPr>
-              <w:spacing w:before="40" w:after="40"/>
+              <w:spacing w:before="80" w:after="80" w:line="240" w:lineRule="auto"/>
               <w:jc w:val="left"/>
             </w:pPr>
             <w:r>
@@ -10010,16 +8353,10 @@
         <w:tc>
           <w:tcPr>
             <w:tcW w:type="dxa" w:w="3120"/>
-            <w:tcMar>
-              <w:top w:w="60" w:type="dxa"/>
-              <w:bottom w:w="60" w:type="dxa"/>
-              <w:left w:w="100" w:type="dxa"/>
-              <w:right w:w="100" w:type="dxa"/>
-            </w:tcMar>
           </w:tcPr>
           <w:p>
             <w:pPr>
-              <w:spacing w:before="40" w:after="40"/>
+              <w:spacing w:before="80" w:after="80" w:line="240" w:lineRule="auto"/>
               <w:jc w:val="left"/>
             </w:pPr>
             <w:r>
@@ -10036,16 +8373,10 @@
         <w:tc>
           <w:tcPr>
             <w:tcW w:type="dxa" w:w="3120"/>
-            <w:tcMar>
-              <w:top w:w="60" w:type="dxa"/>
-              <w:bottom w:w="60" w:type="dxa"/>
-              <w:left w:w="100" w:type="dxa"/>
-              <w:right w:w="100" w:type="dxa"/>
-            </w:tcMar>
           </w:tcPr>
           <w:p>
             <w:pPr>
-              <w:spacing w:before="40" w:after="40"/>
+              <w:spacing w:before="80" w:after="80" w:line="240" w:lineRule="auto"/>
               <w:jc w:val="left"/>
             </w:pPr>
             <w:r>
@@ -10115,17 +8446,10 @@
     </w:p>
     <w:tbl>
       <w:tblPr>
+        <w:tblStyle w:val="TableGrid"/>
         <w:tblW w:type="auto" w:w="0"/>
         <w:jc w:val="center"/>
         <w:tblLook w:firstColumn="1" w:firstRow="1" w:lastColumn="0" w:lastRow="0" w:noHBand="0" w:noVBand="1" w:val="04A0"/>
-        <w:tblBorders>
-          <w:top w:val="single" w:sz="4" w:space="0" w:color="D1D5DB"/>
-          <w:left w:val="single" w:sz="4" w:space="0" w:color="D1D5DB"/>
-          <w:bottom w:val="single" w:sz="4" w:space="0" w:color="D1D5DB"/>
-          <w:right w:val="single" w:sz="4" w:space="0" w:color="D1D5DB"/>
-          <w:insideH w:val="single" w:sz="4" w:space="0" w:color="D1D5DB"/>
-          <w:insideV w:val="single" w:sz="4" w:space="0" w:color="D1D5DB"/>
-        </w:tblBorders>
       </w:tblPr>
       <w:tblGrid>
         <w:gridCol w:w="3120"/>
@@ -10136,17 +8460,10 @@
         <w:tc>
           <w:tcPr>
             <w:tcW w:type="dxa" w:w="3120"/>
-            <w:tcMar>
-              <w:top w:w="100" w:type="dxa"/>
-              <w:bottom w:w="100" w:type="dxa"/>
-              <w:left w:w="120" w:type="dxa"/>
-              <w:right w:w="120" w:type="dxa"/>
-            </w:tcMar>
-            <w:shd w:val="clear" w:color="auto" w:fill="F3F4F6"/>
           </w:tcPr>
           <w:p>
             <w:pPr>
-              <w:spacing w:before="40" w:after="40"/>
+              <w:spacing w:before="80" w:after="80" w:line="240" w:lineRule="auto"/>
               <w:jc w:val="left"/>
             </w:pPr>
             <w:r>
@@ -10163,17 +8480,10 @@
         <w:tc>
           <w:tcPr>
             <w:tcW w:type="dxa" w:w="3120"/>
-            <w:tcMar>
-              <w:top w:w="100" w:type="dxa"/>
-              <w:bottom w:w="100" w:type="dxa"/>
-              <w:left w:w="120" w:type="dxa"/>
-              <w:right w:w="120" w:type="dxa"/>
-            </w:tcMar>
-            <w:shd w:val="clear" w:color="auto" w:fill="F3F4F6"/>
           </w:tcPr>
           <w:p>
             <w:pPr>
-              <w:spacing w:before="40" w:after="40"/>
+              <w:spacing w:before="80" w:after="80" w:line="240" w:lineRule="auto"/>
               <w:jc w:val="left"/>
             </w:pPr>
             <w:r>
@@ -10190,17 +8500,10 @@
         <w:tc>
           <w:tcPr>
             <w:tcW w:type="dxa" w:w="3120"/>
-            <w:tcMar>
-              <w:top w:w="100" w:type="dxa"/>
-              <w:bottom w:w="100" w:type="dxa"/>
-              <w:left w:w="120" w:type="dxa"/>
-              <w:right w:w="120" w:type="dxa"/>
-            </w:tcMar>
-            <w:shd w:val="clear" w:color="auto" w:fill="F3F4F6"/>
           </w:tcPr>
           <w:p>
             <w:pPr>
-              <w:spacing w:before="40" w:after="40"/>
+              <w:spacing w:before="80" w:after="80" w:line="240" w:lineRule="auto"/>
               <w:jc w:val="left"/>
             </w:pPr>
             <w:r>
@@ -10219,16 +8522,10 @@
         <w:tc>
           <w:tcPr>
             <w:tcW w:type="dxa" w:w="3120"/>
-            <w:tcMar>
-              <w:top w:w="50" w:type="dxa"/>
-              <w:bottom w:w="50" w:type="dxa"/>
-              <w:left w:w="100" w:type="dxa"/>
-              <w:right w:w="100" w:type="dxa"/>
-            </w:tcMar>
           </w:tcPr>
           <w:p>
             <w:pPr>
-              <w:spacing w:before="40" w:after="40"/>
+              <w:spacing w:before="80" w:after="80" w:line="240" w:lineRule="auto"/>
               <w:jc w:val="left"/>
             </w:pPr>
             <w:r>
@@ -10245,16 +8542,10 @@
         <w:tc>
           <w:tcPr>
             <w:tcW w:type="dxa" w:w="3120"/>
-            <w:tcMar>
-              <w:top w:w="50" w:type="dxa"/>
-              <w:bottom w:w="50" w:type="dxa"/>
-              <w:left w:w="100" w:type="dxa"/>
-              <w:right w:w="100" w:type="dxa"/>
-            </w:tcMar>
           </w:tcPr>
           <w:p>
             <w:pPr>
-              <w:spacing w:before="40" w:after="40"/>
+              <w:spacing w:before="80" w:after="80" w:line="240" w:lineRule="auto"/>
               <w:jc w:val="left"/>
             </w:pPr>
             <w:r>
@@ -10271,16 +8562,10 @@
         <w:tc>
           <w:tcPr>
             <w:tcW w:type="dxa" w:w="3120"/>
-            <w:tcMar>
-              <w:top w:w="50" w:type="dxa"/>
-              <w:bottom w:w="50" w:type="dxa"/>
-              <w:left w:w="100" w:type="dxa"/>
-              <w:right w:w="100" w:type="dxa"/>
-            </w:tcMar>
           </w:tcPr>
           <w:p>
             <w:pPr>
-              <w:spacing w:before="40" w:after="40"/>
+              <w:spacing w:before="80" w:after="80" w:line="240" w:lineRule="auto"/>
               <w:jc w:val="left"/>
             </w:pPr>
             <w:r>
@@ -10299,16 +8584,10 @@
         <w:tc>
           <w:tcPr>
             <w:tcW w:type="dxa" w:w="3120"/>
-            <w:tcMar>
-              <w:top w:w="50" w:type="dxa"/>
-              <w:bottom w:w="50" w:type="dxa"/>
-              <w:left w:w="100" w:type="dxa"/>
-              <w:right w:w="100" w:type="dxa"/>
-            </w:tcMar>
           </w:tcPr>
           <w:p>
             <w:pPr>
-              <w:spacing w:before="40" w:after="40"/>
+              <w:spacing w:before="80" w:after="80" w:line="240" w:lineRule="auto"/>
               <w:jc w:val="left"/>
             </w:pPr>
             <w:r>
@@ -10325,16 +8604,10 @@
         <w:tc>
           <w:tcPr>
             <w:tcW w:type="dxa" w:w="3120"/>
-            <w:tcMar>
-              <w:top w:w="50" w:type="dxa"/>
-              <w:bottom w:w="50" w:type="dxa"/>
-              <w:left w:w="100" w:type="dxa"/>
-              <w:right w:w="100" w:type="dxa"/>
-            </w:tcMar>
           </w:tcPr>
           <w:p>
             <w:pPr>
-              <w:spacing w:before="40" w:after="40"/>
+              <w:spacing w:before="80" w:after="80" w:line="240" w:lineRule="auto"/>
               <w:jc w:val="left"/>
             </w:pPr>
             <w:r>
@@ -10351,16 +8624,10 @@
         <w:tc>
           <w:tcPr>
             <w:tcW w:type="dxa" w:w="3120"/>
-            <w:tcMar>
-              <w:top w:w="50" w:type="dxa"/>
-              <w:bottom w:w="50" w:type="dxa"/>
-              <w:left w:w="100" w:type="dxa"/>
-              <w:right w:w="100" w:type="dxa"/>
-            </w:tcMar>
           </w:tcPr>
           <w:p>
             <w:pPr>
-              <w:spacing w:before="40" w:after="40"/>
+              <w:spacing w:before="80" w:after="80" w:line="240" w:lineRule="auto"/>
               <w:jc w:val="left"/>
             </w:pPr>
             <w:r>
@@ -10379,16 +8646,10 @@
         <w:tc>
           <w:tcPr>
             <w:tcW w:type="dxa" w:w="3120"/>
-            <w:tcMar>
-              <w:top w:w="50" w:type="dxa"/>
-              <w:bottom w:w="50" w:type="dxa"/>
-              <w:left w:w="100" w:type="dxa"/>
-              <w:right w:w="100" w:type="dxa"/>
-            </w:tcMar>
           </w:tcPr>
           <w:p>
             <w:pPr>
-              <w:spacing w:before="40" w:after="40"/>
+              <w:spacing w:before="80" w:after="80" w:line="240" w:lineRule="auto"/>
               <w:jc w:val="left"/>
             </w:pPr>
             <w:r>
@@ -10405,16 +8666,10 @@
         <w:tc>
           <w:tcPr>
             <w:tcW w:type="dxa" w:w="3120"/>
-            <w:tcMar>
-              <w:top w:w="50" w:type="dxa"/>
-              <w:bottom w:w="50" w:type="dxa"/>
-              <w:left w:w="100" w:type="dxa"/>
-              <w:right w:w="100" w:type="dxa"/>
-            </w:tcMar>
           </w:tcPr>
           <w:p>
             <w:pPr>
-              <w:spacing w:before="40" w:after="40"/>
+              <w:spacing w:before="80" w:after="80" w:line="240" w:lineRule="auto"/>
               <w:jc w:val="left"/>
             </w:pPr>
             <w:r>
@@ -10431,16 +8686,10 @@
         <w:tc>
           <w:tcPr>
             <w:tcW w:type="dxa" w:w="3120"/>
-            <w:tcMar>
-              <w:top w:w="50" w:type="dxa"/>
-              <w:bottom w:w="50" w:type="dxa"/>
-              <w:left w:w="100" w:type="dxa"/>
-              <w:right w:w="100" w:type="dxa"/>
-            </w:tcMar>
           </w:tcPr>
           <w:p>
             <w:pPr>
-              <w:spacing w:before="40" w:after="40"/>
+              <w:spacing w:before="80" w:after="80" w:line="240" w:lineRule="auto"/>
               <w:jc w:val="left"/>
             </w:pPr>
             <w:r>
@@ -10459,16 +8708,10 @@
         <w:tc>
           <w:tcPr>
             <w:tcW w:type="dxa" w:w="3120"/>
-            <w:tcMar>
-              <w:top w:w="50" w:type="dxa"/>
-              <w:bottom w:w="50" w:type="dxa"/>
-              <w:left w:w="100" w:type="dxa"/>
-              <w:right w:w="100" w:type="dxa"/>
-            </w:tcMar>
           </w:tcPr>
           <w:p>
             <w:pPr>
-              <w:spacing w:before="40" w:after="40"/>
+              <w:spacing w:before="80" w:after="80" w:line="240" w:lineRule="auto"/>
               <w:jc w:val="left"/>
             </w:pPr>
             <w:r>
@@ -10485,16 +8728,10 @@
         <w:tc>
           <w:tcPr>
             <w:tcW w:type="dxa" w:w="3120"/>
-            <w:tcMar>
-              <w:top w:w="50" w:type="dxa"/>
-              <w:bottom w:w="50" w:type="dxa"/>
-              <w:left w:w="100" w:type="dxa"/>
-              <w:right w:w="100" w:type="dxa"/>
-            </w:tcMar>
           </w:tcPr>
           <w:p>
             <w:pPr>
-              <w:spacing w:before="40" w:after="40"/>
+              <w:spacing w:before="80" w:after="80" w:line="240" w:lineRule="auto"/>
               <w:jc w:val="left"/>
             </w:pPr>
             <w:r>
@@ -10511,16 +8748,10 @@
         <w:tc>
           <w:tcPr>
             <w:tcW w:type="dxa" w:w="3120"/>
-            <w:tcMar>
-              <w:top w:w="50" w:type="dxa"/>
-              <w:bottom w:w="50" w:type="dxa"/>
-              <w:left w:w="100" w:type="dxa"/>
-              <w:right w:w="100" w:type="dxa"/>
-            </w:tcMar>
           </w:tcPr>
           <w:p>
             <w:pPr>
-              <w:spacing w:before="40" w:after="40"/>
+              <w:spacing w:before="80" w:after="80" w:line="240" w:lineRule="auto"/>
               <w:jc w:val="left"/>
             </w:pPr>
             <w:r>
@@ -10539,16 +8770,10 @@
         <w:tc>
           <w:tcPr>
             <w:tcW w:type="dxa" w:w="3120"/>
-            <w:tcMar>
-              <w:top w:w="50" w:type="dxa"/>
-              <w:bottom w:w="50" w:type="dxa"/>
-              <w:left w:w="100" w:type="dxa"/>
-              <w:right w:w="100" w:type="dxa"/>
-            </w:tcMar>
           </w:tcPr>
           <w:p>
             <w:pPr>
-              <w:spacing w:before="40" w:after="40"/>
+              <w:spacing w:before="80" w:after="80" w:line="240" w:lineRule="auto"/>
               <w:jc w:val="left"/>
             </w:pPr>
             <w:r>
@@ -10565,16 +8790,10 @@
         <w:tc>
           <w:tcPr>
             <w:tcW w:type="dxa" w:w="3120"/>
-            <w:tcMar>
-              <w:top w:w="50" w:type="dxa"/>
-              <w:bottom w:w="50" w:type="dxa"/>
-              <w:left w:w="100" w:type="dxa"/>
-              <w:right w:w="100" w:type="dxa"/>
-            </w:tcMar>
           </w:tcPr>
           <w:p>
             <w:pPr>
-              <w:spacing w:before="40" w:after="40"/>
+              <w:spacing w:before="80" w:after="80" w:line="240" w:lineRule="auto"/>
               <w:jc w:val="left"/>
             </w:pPr>
             <w:r>
@@ -10591,16 +8810,10 @@
         <w:tc>
           <w:tcPr>
             <w:tcW w:type="dxa" w:w="3120"/>
-            <w:tcMar>
-              <w:top w:w="50" w:type="dxa"/>
-              <w:bottom w:w="50" w:type="dxa"/>
-              <w:left w:w="100" w:type="dxa"/>
-              <w:right w:w="100" w:type="dxa"/>
-            </w:tcMar>
           </w:tcPr>
           <w:p>
             <w:pPr>
-              <w:spacing w:before="40" w:after="40"/>
+              <w:spacing w:before="80" w:after="80" w:line="240" w:lineRule="auto"/>
               <w:jc w:val="left"/>
             </w:pPr>
             <w:r>
@@ -10619,16 +8832,10 @@
         <w:tc>
           <w:tcPr>
             <w:tcW w:type="dxa" w:w="3120"/>
-            <w:tcMar>
-              <w:top w:w="50" w:type="dxa"/>
-              <w:bottom w:w="50" w:type="dxa"/>
-              <w:left w:w="100" w:type="dxa"/>
-              <w:right w:w="100" w:type="dxa"/>
-            </w:tcMar>
           </w:tcPr>
           <w:p>
             <w:pPr>
-              <w:spacing w:before="40" w:after="40"/>
+              <w:spacing w:before="80" w:after="80" w:line="240" w:lineRule="auto"/>
               <w:jc w:val="left"/>
             </w:pPr>
             <w:r>
@@ -10645,16 +8852,10 @@
         <w:tc>
           <w:tcPr>
             <w:tcW w:type="dxa" w:w="3120"/>
-            <w:tcMar>
-              <w:top w:w="50" w:type="dxa"/>
-              <w:bottom w:w="50" w:type="dxa"/>
-              <w:left w:w="100" w:type="dxa"/>
-              <w:right w:w="100" w:type="dxa"/>
-            </w:tcMar>
           </w:tcPr>
           <w:p>
             <w:pPr>
-              <w:spacing w:before="40" w:after="40"/>
+              <w:spacing w:before="80" w:after="80" w:line="240" w:lineRule="auto"/>
               <w:jc w:val="left"/>
             </w:pPr>
             <w:r>
@@ -10671,16 +8872,10 @@
         <w:tc>
           <w:tcPr>
             <w:tcW w:type="dxa" w:w="3120"/>
-            <w:tcMar>
-              <w:top w:w="50" w:type="dxa"/>
-              <w:bottom w:w="50" w:type="dxa"/>
-              <w:left w:w="100" w:type="dxa"/>
-              <w:right w:w="100" w:type="dxa"/>
-            </w:tcMar>
           </w:tcPr>
           <w:p>
             <w:pPr>
-              <w:spacing w:before="40" w:after="40"/>
+              <w:spacing w:before="80" w:after="80" w:line="240" w:lineRule="auto"/>
               <w:jc w:val="left"/>
             </w:pPr>
             <w:r>
@@ -10699,16 +8894,10 @@
         <w:tc>
           <w:tcPr>
             <w:tcW w:type="dxa" w:w="3120"/>
-            <w:tcMar>
-              <w:top w:w="50" w:type="dxa"/>
-              <w:bottom w:w="50" w:type="dxa"/>
-              <w:left w:w="100" w:type="dxa"/>
-              <w:right w:w="100" w:type="dxa"/>
-            </w:tcMar>
           </w:tcPr>
           <w:p>
             <w:pPr>
-              <w:spacing w:before="40" w:after="40"/>
+              <w:spacing w:before="80" w:after="80" w:line="240" w:lineRule="auto"/>
               <w:jc w:val="left"/>
             </w:pPr>
             <w:r>
@@ -10725,16 +8914,10 @@
         <w:tc>
           <w:tcPr>
             <w:tcW w:type="dxa" w:w="3120"/>
-            <w:tcMar>
-              <w:top w:w="50" w:type="dxa"/>
-              <w:bottom w:w="50" w:type="dxa"/>
-              <w:left w:w="100" w:type="dxa"/>
-              <w:right w:w="100" w:type="dxa"/>
-            </w:tcMar>
           </w:tcPr>
           <w:p>
             <w:pPr>
-              <w:spacing w:before="40" w:after="40"/>
+              <w:spacing w:before="80" w:after="80" w:line="240" w:lineRule="auto"/>
               <w:jc w:val="left"/>
             </w:pPr>
             <w:r>
@@ -10751,16 +8934,10 @@
         <w:tc>
           <w:tcPr>
             <w:tcW w:type="dxa" w:w="3120"/>
-            <w:tcMar>
-              <w:top w:w="50" w:type="dxa"/>
-              <w:bottom w:w="50" w:type="dxa"/>
-              <w:left w:w="100" w:type="dxa"/>
-              <w:right w:w="100" w:type="dxa"/>
-            </w:tcMar>
           </w:tcPr>
           <w:p>
             <w:pPr>
-              <w:spacing w:before="40" w:after="40"/>
+              <w:spacing w:before="80" w:after="80" w:line="240" w:lineRule="auto"/>
               <w:jc w:val="left"/>
             </w:pPr>
             <w:r>
@@ -10779,16 +8956,10 @@
         <w:tc>
           <w:tcPr>
             <w:tcW w:type="dxa" w:w="3120"/>
-            <w:tcMar>
-              <w:top w:w="50" w:type="dxa"/>
-              <w:bottom w:w="50" w:type="dxa"/>
-              <w:left w:w="100" w:type="dxa"/>
-              <w:right w:w="100" w:type="dxa"/>
-            </w:tcMar>
           </w:tcPr>
           <w:p>
             <w:pPr>
-              <w:spacing w:before="40" w:after="40"/>
+              <w:spacing w:before="80" w:after="80" w:line="240" w:lineRule="auto"/>
               <w:jc w:val="left"/>
             </w:pPr>
             <w:r>
@@ -10805,16 +8976,10 @@
         <w:tc>
           <w:tcPr>
             <w:tcW w:type="dxa" w:w="3120"/>
-            <w:tcMar>
-              <w:top w:w="50" w:type="dxa"/>
-              <w:bottom w:w="50" w:type="dxa"/>
-              <w:left w:w="100" w:type="dxa"/>
-              <w:right w:w="100" w:type="dxa"/>
-            </w:tcMar>
           </w:tcPr>
           <w:p>
             <w:pPr>
-              <w:spacing w:before="40" w:after="40"/>
+              <w:spacing w:before="80" w:after="80" w:line="240" w:lineRule="auto"/>
               <w:jc w:val="left"/>
             </w:pPr>
             <w:r>
@@ -10831,16 +8996,10 @@
         <w:tc>
           <w:tcPr>
             <w:tcW w:type="dxa" w:w="3120"/>
-            <w:tcMar>
-              <w:top w:w="50" w:type="dxa"/>
-              <w:bottom w:w="50" w:type="dxa"/>
-              <w:left w:w="100" w:type="dxa"/>
-              <w:right w:w="100" w:type="dxa"/>
-            </w:tcMar>
           </w:tcPr>
           <w:p>
             <w:pPr>
-              <w:spacing w:before="40" w:after="40"/>
+              <w:spacing w:before="80" w:after="80" w:line="240" w:lineRule="auto"/>
               <w:jc w:val="left"/>
             </w:pPr>
             <w:r>
@@ -10859,16 +9018,10 @@
         <w:tc>
           <w:tcPr>
             <w:tcW w:type="dxa" w:w="3120"/>
-            <w:tcMar>
-              <w:top w:w="50" w:type="dxa"/>
-              <w:bottom w:w="50" w:type="dxa"/>
-              <w:left w:w="100" w:type="dxa"/>
-              <w:right w:w="100" w:type="dxa"/>
-            </w:tcMar>
           </w:tcPr>
           <w:p>
             <w:pPr>
-              <w:spacing w:before="40" w:after="40"/>
+              <w:spacing w:before="80" w:after="80" w:line="240" w:lineRule="auto"/>
               <w:jc w:val="left"/>
             </w:pPr>
             <w:r>
@@ -10885,16 +9038,10 @@
         <w:tc>
           <w:tcPr>
             <w:tcW w:type="dxa" w:w="3120"/>
-            <w:tcMar>
-              <w:top w:w="50" w:type="dxa"/>
-              <w:bottom w:w="50" w:type="dxa"/>
-              <w:left w:w="100" w:type="dxa"/>
-              <w:right w:w="100" w:type="dxa"/>
-            </w:tcMar>
           </w:tcPr>
           <w:p>
             <w:pPr>
-              <w:spacing w:before="40" w:after="40"/>
+              <w:spacing w:before="80" w:after="80" w:line="240" w:lineRule="auto"/>
               <w:jc w:val="left"/>
             </w:pPr>
             <w:r>
@@ -10911,16 +9058,10 @@
         <w:tc>
           <w:tcPr>
             <w:tcW w:type="dxa" w:w="3120"/>
-            <w:tcMar>
-              <w:top w:w="50" w:type="dxa"/>
-              <w:bottom w:w="50" w:type="dxa"/>
-              <w:left w:w="100" w:type="dxa"/>
-              <w:right w:w="100" w:type="dxa"/>
-            </w:tcMar>
           </w:tcPr>
           <w:p>
             <w:pPr>
-              <w:spacing w:before="40" w:after="40"/>
+              <w:spacing w:before="80" w:after="80" w:line="240" w:lineRule="auto"/>
               <w:jc w:val="left"/>
             </w:pPr>
             <w:r>
@@ -11385,17 +9526,10 @@
     </w:p>
     <w:tbl>
       <w:tblPr>
+        <w:tblStyle w:val="TableGrid"/>
         <w:tblW w:type="auto" w:w="0"/>
         <w:jc w:val="center"/>
         <w:tblLook w:firstColumn="1" w:firstRow="1" w:lastColumn="0" w:lastRow="0" w:noHBand="0" w:noVBand="1" w:val="04A0"/>
-        <w:tblBorders>
-          <w:top w:val="single" w:sz="4" w:space="0" w:color="D1D5DB"/>
-          <w:left w:val="single" w:sz="4" w:space="0" w:color="D1D5DB"/>
-          <w:bottom w:val="single" w:sz="4" w:space="0" w:color="D1D5DB"/>
-          <w:right w:val="single" w:sz="4" w:space="0" w:color="D1D5DB"/>
-          <w:insideH w:val="single" w:sz="4" w:space="0" w:color="D1D5DB"/>
-          <w:insideV w:val="single" w:sz="4" w:space="0" w:color="D1D5DB"/>
-        </w:tblBorders>
       </w:tblPr>
       <w:tblGrid>
         <w:gridCol w:w="1872"/>
@@ -11408,17 +9542,10 @@
         <w:tc>
           <w:tcPr>
             <w:tcW w:type="dxa" w:w="1872"/>
-            <w:tcMar>
-              <w:top w:w="100" w:type="dxa"/>
-              <w:bottom w:w="100" w:type="dxa"/>
-              <w:left w:w="100" w:type="dxa"/>
-              <w:right w:w="100" w:type="dxa"/>
-            </w:tcMar>
-            <w:shd w:val="clear" w:color="auto" w:fill="F3F4F6"/>
           </w:tcPr>
           <w:p>
             <w:pPr>
-              <w:spacing w:before="40" w:after="40"/>
+              <w:spacing w:before="80" w:after="80" w:line="240" w:lineRule="auto"/>
               <w:jc w:val="left"/>
             </w:pPr>
             <w:r>
@@ -11435,17 +9562,10 @@
         <w:tc>
           <w:tcPr>
             <w:tcW w:type="dxa" w:w="1872"/>
-            <w:tcMar>
-              <w:top w:w="100" w:type="dxa"/>
-              <w:bottom w:w="100" w:type="dxa"/>
-              <w:left w:w="100" w:type="dxa"/>
-              <w:right w:w="100" w:type="dxa"/>
-            </w:tcMar>
-            <w:shd w:val="clear" w:color="auto" w:fill="F3F4F6"/>
           </w:tcPr>
           <w:p>
             <w:pPr>
-              <w:spacing w:before="40" w:after="40"/>
+              <w:spacing w:before="80" w:after="80" w:line="240" w:lineRule="auto"/>
               <w:jc w:val="left"/>
             </w:pPr>
             <w:r>
@@ -11462,17 +9582,10 @@
         <w:tc>
           <w:tcPr>
             <w:tcW w:type="dxa" w:w="1872"/>
-            <w:tcMar>
-              <w:top w:w="100" w:type="dxa"/>
-              <w:bottom w:w="100" w:type="dxa"/>
-              <w:left w:w="100" w:type="dxa"/>
-              <w:right w:w="100" w:type="dxa"/>
-            </w:tcMar>
-            <w:shd w:val="clear" w:color="auto" w:fill="F3F4F6"/>
           </w:tcPr>
           <w:p>
             <w:pPr>
-              <w:spacing w:before="40" w:after="40"/>
+              <w:spacing w:before="80" w:after="80" w:line="240" w:lineRule="auto"/>
               <w:jc w:val="left"/>
             </w:pPr>
             <w:r>
@@ -11489,17 +9602,10 @@
         <w:tc>
           <w:tcPr>
             <w:tcW w:type="dxa" w:w="1872"/>
-            <w:tcMar>
-              <w:top w:w="100" w:type="dxa"/>
-              <w:bottom w:w="100" w:type="dxa"/>
-              <w:left w:w="100" w:type="dxa"/>
-              <w:right w:w="100" w:type="dxa"/>
-            </w:tcMar>
-            <w:shd w:val="clear" w:color="auto" w:fill="F3F4F6"/>
           </w:tcPr>
           <w:p>
             <w:pPr>
-              <w:spacing w:before="40" w:after="40"/>
+              <w:spacing w:before="80" w:after="80" w:line="240" w:lineRule="auto"/>
               <w:jc w:val="left"/>
             </w:pPr>
             <w:r>
@@ -11516,17 +9622,10 @@
         <w:tc>
           <w:tcPr>
             <w:tcW w:type="dxa" w:w="1872"/>
-            <w:tcMar>
-              <w:top w:w="100" w:type="dxa"/>
-              <w:bottom w:w="100" w:type="dxa"/>
-              <w:left w:w="100" w:type="dxa"/>
-              <w:right w:w="100" w:type="dxa"/>
-            </w:tcMar>
-            <w:shd w:val="clear" w:color="auto" w:fill="F3F4F6"/>
           </w:tcPr>
           <w:p>
             <w:pPr>
-              <w:spacing w:before="40" w:after="40"/>
+              <w:spacing w:before="80" w:after="80" w:line="240" w:lineRule="auto"/>
               <w:jc w:val="left"/>
             </w:pPr>
             <w:r>
@@ -11545,16 +9644,10 @@
         <w:tc>
           <w:tcPr>
             <w:tcW w:type="dxa" w:w="1872"/>
-            <w:tcMar>
-              <w:top w:w="50" w:type="dxa"/>
-              <w:bottom w:w="50" w:type="dxa"/>
-              <w:left w:w="100" w:type="dxa"/>
-              <w:right w:w="100" w:type="dxa"/>
-            </w:tcMar>
           </w:tcPr>
           <w:p>
             <w:pPr>
-              <w:spacing w:before="40" w:after="40"/>
+              <w:spacing w:before="80" w:after="80" w:line="240" w:lineRule="auto"/>
               <w:jc w:val="left"/>
             </w:pPr>
             <w:r>
@@ -11571,16 +9664,10 @@
         <w:tc>
           <w:tcPr>
             <w:tcW w:type="dxa" w:w="1872"/>
-            <w:tcMar>
-              <w:top w:w="50" w:type="dxa"/>
-              <w:bottom w:w="50" w:type="dxa"/>
-              <w:left w:w="100" w:type="dxa"/>
-              <w:right w:w="100" w:type="dxa"/>
-            </w:tcMar>
           </w:tcPr>
           <w:p>
             <w:pPr>
-              <w:spacing w:before="40" w:after="40"/>
+              <w:spacing w:before="80" w:after="80" w:line="240" w:lineRule="auto"/>
               <w:jc w:val="left"/>
             </w:pPr>
             <w:r>
@@ -11597,16 +9684,10 @@
         <w:tc>
           <w:tcPr>
             <w:tcW w:type="dxa" w:w="1872"/>
-            <w:tcMar>
-              <w:top w:w="50" w:type="dxa"/>
-              <w:bottom w:w="50" w:type="dxa"/>
-              <w:left w:w="100" w:type="dxa"/>
-              <w:right w:w="100" w:type="dxa"/>
-            </w:tcMar>
           </w:tcPr>
           <w:p>
             <w:pPr>
-              <w:spacing w:before="40" w:after="40"/>
+              <w:spacing w:before="80" w:after="80" w:line="240" w:lineRule="auto"/>
               <w:jc w:val="left"/>
             </w:pPr>
             <w:r>
@@ -11623,16 +9704,10 @@
         <w:tc>
           <w:tcPr>
             <w:tcW w:type="dxa" w:w="1872"/>
-            <w:tcMar>
-              <w:top w:w="50" w:type="dxa"/>
-              <w:bottom w:w="50" w:type="dxa"/>
-              <w:left w:w="100" w:type="dxa"/>
-              <w:right w:w="100" w:type="dxa"/>
-            </w:tcMar>
           </w:tcPr>
           <w:p>
             <w:pPr>
-              <w:spacing w:before="40" w:after="40"/>
+              <w:spacing w:before="80" w:after="80" w:line="240" w:lineRule="auto"/>
               <w:jc w:val="left"/>
             </w:pPr>
             <w:r>
@@ -11649,16 +9724,10 @@
         <w:tc>
           <w:tcPr>
             <w:tcW w:type="dxa" w:w="1872"/>
-            <w:tcMar>
-              <w:top w:w="50" w:type="dxa"/>
-              <w:bottom w:w="50" w:type="dxa"/>
-              <w:left w:w="100" w:type="dxa"/>
-              <w:right w:w="100" w:type="dxa"/>
-            </w:tcMar>
           </w:tcPr>
           <w:p>
             <w:pPr>
-              <w:spacing w:before="40" w:after="40"/>
+              <w:spacing w:before="80" w:after="80" w:line="240" w:lineRule="auto"/>
               <w:jc w:val="left"/>
             </w:pPr>
             <w:r>
@@ -11677,16 +9746,10 @@
         <w:tc>
           <w:tcPr>
             <w:tcW w:type="dxa" w:w="1872"/>
-            <w:tcMar>
-              <w:top w:w="50" w:type="dxa"/>
-              <w:bottom w:w="50" w:type="dxa"/>
-              <w:left w:w="100" w:type="dxa"/>
-              <w:right w:w="100" w:type="dxa"/>
-            </w:tcMar>
           </w:tcPr>
           <w:p>
             <w:pPr>
-              <w:spacing w:before="40" w:after="40"/>
+              <w:spacing w:before="80" w:after="80" w:line="240" w:lineRule="auto"/>
               <w:jc w:val="left"/>
             </w:pPr>
             <w:r>
@@ -11703,16 +9766,10 @@
         <w:tc>
           <w:tcPr>
             <w:tcW w:type="dxa" w:w="1872"/>
-            <w:tcMar>
-              <w:top w:w="50" w:type="dxa"/>
-              <w:bottom w:w="50" w:type="dxa"/>
-              <w:left w:w="100" w:type="dxa"/>
-              <w:right w:w="100" w:type="dxa"/>
-            </w:tcMar>
           </w:tcPr>
           <w:p>
             <w:pPr>
-              <w:spacing w:before="40" w:after="40"/>
+              <w:spacing w:before="80" w:after="80" w:line="240" w:lineRule="auto"/>
               <w:jc w:val="left"/>
             </w:pPr>
             <w:r>
@@ -11729,16 +9786,10 @@
         <w:tc>
           <w:tcPr>
             <w:tcW w:type="dxa" w:w="1872"/>
-            <w:tcMar>
-              <w:top w:w="50" w:type="dxa"/>
-              <w:bottom w:w="50" w:type="dxa"/>
-              <w:left w:w="100" w:type="dxa"/>
-              <w:right w:w="100" w:type="dxa"/>
-            </w:tcMar>
           </w:tcPr>
           <w:p>
             <w:pPr>
-              <w:spacing w:before="40" w:after="40"/>
+              <w:spacing w:before="80" w:after="80" w:line="240" w:lineRule="auto"/>
               <w:jc w:val="left"/>
             </w:pPr>
             <w:r>
@@ -11755,16 +9806,10 @@
         <w:tc>
           <w:tcPr>
             <w:tcW w:type="dxa" w:w="1872"/>
-            <w:tcMar>
-              <w:top w:w="50" w:type="dxa"/>
-              <w:bottom w:w="50" w:type="dxa"/>
-              <w:left w:w="100" w:type="dxa"/>
-              <w:right w:w="100" w:type="dxa"/>
-            </w:tcMar>
           </w:tcPr>
           <w:p>
             <w:pPr>
-              <w:spacing w:before="40" w:after="40"/>
+              <w:spacing w:before="80" w:after="80" w:line="240" w:lineRule="auto"/>
               <w:jc w:val="left"/>
             </w:pPr>
             <w:r>
@@ -11781,16 +9826,10 @@
         <w:tc>
           <w:tcPr>
             <w:tcW w:type="dxa" w:w="1872"/>
-            <w:tcMar>
-              <w:top w:w="50" w:type="dxa"/>
-              <w:bottom w:w="50" w:type="dxa"/>
-              <w:left w:w="100" w:type="dxa"/>
-              <w:right w:w="100" w:type="dxa"/>
-            </w:tcMar>
           </w:tcPr>
           <w:p>
             <w:pPr>
-              <w:spacing w:before="40" w:after="40"/>
+              <w:spacing w:before="80" w:after="80" w:line="240" w:lineRule="auto"/>
               <w:jc w:val="left"/>
             </w:pPr>
             <w:r>
@@ -11809,16 +9848,10 @@
         <w:tc>
           <w:tcPr>
             <w:tcW w:type="dxa" w:w="1872"/>
-            <w:tcMar>
-              <w:top w:w="50" w:type="dxa"/>
-              <w:bottom w:w="50" w:type="dxa"/>
-              <w:left w:w="100" w:type="dxa"/>
-              <w:right w:w="100" w:type="dxa"/>
-            </w:tcMar>
           </w:tcPr>
           <w:p>
             <w:pPr>
-              <w:spacing w:before="40" w:after="40"/>
+              <w:spacing w:before="80" w:after="80" w:line="240" w:lineRule="auto"/>
               <w:jc w:val="left"/>
             </w:pPr>
             <w:r>
@@ -11835,16 +9868,10 @@
         <w:tc>
           <w:tcPr>
             <w:tcW w:type="dxa" w:w="1872"/>
-            <w:tcMar>
-              <w:top w:w="50" w:type="dxa"/>
-              <w:bottom w:w="50" w:type="dxa"/>
-              <w:left w:w="100" w:type="dxa"/>
-              <w:right w:w="100" w:type="dxa"/>
-            </w:tcMar>
           </w:tcPr>
           <w:p>
             <w:pPr>
-              <w:spacing w:before="40" w:after="40"/>
+              <w:spacing w:before="80" w:after="80" w:line="240" w:lineRule="auto"/>
               <w:jc w:val="left"/>
             </w:pPr>
             <w:r>
@@ -11861,16 +9888,10 @@
         <w:tc>
           <w:tcPr>
             <w:tcW w:type="dxa" w:w="1872"/>
-            <w:tcMar>
-              <w:top w:w="50" w:type="dxa"/>
-              <w:bottom w:w="50" w:type="dxa"/>
-              <w:left w:w="100" w:type="dxa"/>
-              <w:right w:w="100" w:type="dxa"/>
-            </w:tcMar>
           </w:tcPr>
           <w:p>
             <w:pPr>
-              <w:spacing w:before="40" w:after="40"/>
+              <w:spacing w:before="80" w:after="80" w:line="240" w:lineRule="auto"/>
               <w:jc w:val="left"/>
             </w:pPr>
             <w:r>
@@ -11887,16 +9908,10 @@
         <w:tc>
           <w:tcPr>
             <w:tcW w:type="dxa" w:w="1872"/>
-            <w:tcMar>
-              <w:top w:w="50" w:type="dxa"/>
-              <w:bottom w:w="50" w:type="dxa"/>
-              <w:left w:w="100" w:type="dxa"/>
-              <w:right w:w="100" w:type="dxa"/>
-            </w:tcMar>
           </w:tcPr>
           <w:p>
             <w:pPr>
-              <w:spacing w:before="40" w:after="40"/>
+              <w:spacing w:before="80" w:after="80" w:line="240" w:lineRule="auto"/>
               <w:jc w:val="left"/>
             </w:pPr>
             <w:r>
@@ -11913,16 +9928,10 @@
         <w:tc>
           <w:tcPr>
             <w:tcW w:type="dxa" w:w="1872"/>
-            <w:tcMar>
-              <w:top w:w="50" w:type="dxa"/>
-              <w:bottom w:w="50" w:type="dxa"/>
-              <w:left w:w="100" w:type="dxa"/>
-              <w:right w:w="100" w:type="dxa"/>
-            </w:tcMar>
           </w:tcPr>
           <w:p>
             <w:pPr>
-              <w:spacing w:before="40" w:after="40"/>
+              <w:spacing w:before="80" w:after="80" w:line="240" w:lineRule="auto"/>
               <w:jc w:val="left"/>
             </w:pPr>
             <w:r>
@@ -11941,16 +9950,10 @@
         <w:tc>
           <w:tcPr>
             <w:tcW w:type="dxa" w:w="1872"/>
-            <w:tcMar>
-              <w:top w:w="50" w:type="dxa"/>
-              <w:bottom w:w="50" w:type="dxa"/>
-              <w:left w:w="100" w:type="dxa"/>
-              <w:right w:w="100" w:type="dxa"/>
-            </w:tcMar>
           </w:tcPr>
           <w:p>
             <w:pPr>
-              <w:spacing w:before="40" w:after="40"/>
+              <w:spacing w:before="80" w:after="80" w:line="240" w:lineRule="auto"/>
               <w:jc w:val="left"/>
             </w:pPr>
             <w:r>
@@ -11967,16 +9970,10 @@
         <w:tc>
           <w:tcPr>
             <w:tcW w:type="dxa" w:w="1872"/>
-            <w:tcMar>
-              <w:top w:w="50" w:type="dxa"/>
-              <w:bottom w:w="50" w:type="dxa"/>
-              <w:left w:w="100" w:type="dxa"/>
-              <w:right w:w="100" w:type="dxa"/>
-            </w:tcMar>
           </w:tcPr>
           <w:p>
             <w:pPr>
-              <w:spacing w:before="40" w:after="40"/>
+              <w:spacing w:before="80" w:after="80" w:line="240" w:lineRule="auto"/>
               <w:jc w:val="left"/>
             </w:pPr>
             <w:r>
@@ -11993,16 +9990,10 @@
         <w:tc>
           <w:tcPr>
             <w:tcW w:type="dxa" w:w="1872"/>
-            <w:tcMar>
-              <w:top w:w="50" w:type="dxa"/>
-              <w:bottom w:w="50" w:type="dxa"/>
-              <w:left w:w="100" w:type="dxa"/>
-              <w:right w:w="100" w:type="dxa"/>
-            </w:tcMar>
           </w:tcPr>
           <w:p>
             <w:pPr>
-              <w:spacing w:before="40" w:after="40"/>
+              <w:spacing w:before="80" w:after="80" w:line="240" w:lineRule="auto"/>
               <w:jc w:val="left"/>
             </w:pPr>
             <w:r>
@@ -12019,16 +10010,10 @@
         <w:tc>
           <w:tcPr>
             <w:tcW w:type="dxa" w:w="1872"/>
-            <w:tcMar>
-              <w:top w:w="50" w:type="dxa"/>
-              <w:bottom w:w="50" w:type="dxa"/>
-              <w:left w:w="100" w:type="dxa"/>
-              <w:right w:w="100" w:type="dxa"/>
-            </w:tcMar>
           </w:tcPr>
           <w:p>
             <w:pPr>
-              <w:spacing w:before="40" w:after="40"/>
+              <w:spacing w:before="80" w:after="80" w:line="240" w:lineRule="auto"/>
               <w:jc w:val="left"/>
             </w:pPr>
             <w:r>
@@ -12045,16 +10030,10 @@
         <w:tc>
           <w:tcPr>
             <w:tcW w:type="dxa" w:w="1872"/>
-            <w:tcMar>
-              <w:top w:w="50" w:type="dxa"/>
-              <w:bottom w:w="50" w:type="dxa"/>
-              <w:left w:w="100" w:type="dxa"/>
-              <w:right w:w="100" w:type="dxa"/>
-            </w:tcMar>
           </w:tcPr>
           <w:p>
             <w:pPr>
-              <w:spacing w:before="40" w:after="40"/>
+              <w:spacing w:before="80" w:after="80" w:line="240" w:lineRule="auto"/>
               <w:jc w:val="left"/>
             </w:pPr>
             <w:r>
@@ -12073,16 +10052,10 @@
         <w:tc>
           <w:tcPr>
             <w:tcW w:type="dxa" w:w="1872"/>
-            <w:tcMar>
-              <w:top w:w="50" w:type="dxa"/>
-              <w:bottom w:w="50" w:type="dxa"/>
-              <w:left w:w="100" w:type="dxa"/>
-              <w:right w:w="100" w:type="dxa"/>
-            </w:tcMar>
           </w:tcPr>
           <w:p>
             <w:pPr>
-              <w:spacing w:before="40" w:after="40"/>
+              <w:spacing w:before="80" w:after="80" w:line="240" w:lineRule="auto"/>
               <w:jc w:val="left"/>
             </w:pPr>
             <w:r>
@@ -12099,16 +10072,10 @@
         <w:tc>
           <w:tcPr>
             <w:tcW w:type="dxa" w:w="1872"/>
-            <w:tcMar>
-              <w:top w:w="50" w:type="dxa"/>
-              <w:bottom w:w="50" w:type="dxa"/>
-              <w:left w:w="100" w:type="dxa"/>
-              <w:right w:w="100" w:type="dxa"/>
-            </w:tcMar>
           </w:tcPr>
           <w:p>
             <w:pPr>
-              <w:spacing w:before="40" w:after="40"/>
+              <w:spacing w:before="80" w:after="80" w:line="240" w:lineRule="auto"/>
               <w:jc w:val="left"/>
             </w:pPr>
             <w:r>
@@ -12125,16 +10092,10 @@
         <w:tc>
           <w:tcPr>
             <w:tcW w:type="dxa" w:w="1872"/>
-            <w:tcMar>
-              <w:top w:w="50" w:type="dxa"/>
-              <w:bottom w:w="50" w:type="dxa"/>
-              <w:left w:w="100" w:type="dxa"/>
-              <w:right w:w="100" w:type="dxa"/>
-            </w:tcMar>
           </w:tcPr>
           <w:p>
             <w:pPr>
-              <w:spacing w:before="40" w:after="40"/>
+              <w:spacing w:before="80" w:after="80" w:line="240" w:lineRule="auto"/>
               <w:jc w:val="left"/>
             </w:pPr>
             <w:r>
@@ -12151,16 +10112,10 @@
         <w:tc>
           <w:tcPr>
             <w:tcW w:type="dxa" w:w="1872"/>
-            <w:tcMar>
-              <w:top w:w="50" w:type="dxa"/>
-              <w:bottom w:w="50" w:type="dxa"/>
-              <w:left w:w="100" w:type="dxa"/>
-              <w:right w:w="100" w:type="dxa"/>
-            </w:tcMar>
           </w:tcPr>
           <w:p>
             <w:pPr>
-              <w:spacing w:before="40" w:after="40"/>
+              <w:spacing w:before="80" w:after="80" w:line="240" w:lineRule="auto"/>
               <w:jc w:val="left"/>
             </w:pPr>
             <w:r>
@@ -12177,16 +10132,10 @@
         <w:tc>
           <w:tcPr>
             <w:tcW w:type="dxa" w:w="1872"/>
-            <w:tcMar>
-              <w:top w:w="50" w:type="dxa"/>
-              <w:bottom w:w="50" w:type="dxa"/>
-              <w:left w:w="100" w:type="dxa"/>
-              <w:right w:w="100" w:type="dxa"/>
-            </w:tcMar>
           </w:tcPr>
           <w:p>
             <w:pPr>
-              <w:spacing w:before="40" w:after="40"/>
+              <w:spacing w:before="80" w:after="80" w:line="240" w:lineRule="auto"/>
               <w:jc w:val="left"/>
             </w:pPr>
             <w:r>
@@ -12275,17 +10224,10 @@
     </w:p>
     <w:tbl>
       <w:tblPr>
+        <w:tblStyle w:val="TableGrid"/>
         <w:tblW w:type="auto" w:w="0"/>
         <w:jc w:val="center"/>
         <w:tblLook w:firstColumn="1" w:firstRow="1" w:lastColumn="0" w:lastRow="0" w:noHBand="0" w:noVBand="1" w:val="04A0"/>
-        <w:tblBorders>
-          <w:top w:val="single" w:sz="4" w:space="0" w:color="D1D5DB"/>
-          <w:left w:val="single" w:sz="4" w:space="0" w:color="D1D5DB"/>
-          <w:bottom w:val="single" w:sz="4" w:space="0" w:color="D1D5DB"/>
-          <w:right w:val="single" w:sz="4" w:space="0" w:color="D1D5DB"/>
-          <w:insideH w:val="single" w:sz="4" w:space="0" w:color="D1D5DB"/>
-          <w:insideV w:val="single" w:sz="4" w:space="0" w:color="D1D5DB"/>
-        </w:tblBorders>
       </w:tblPr>
       <w:tblGrid>
         <w:gridCol w:w="3120"/>
@@ -12296,17 +10238,10 @@
         <w:tc>
           <w:tcPr>
             <w:tcW w:type="dxa" w:w="3120"/>
-            <w:tcMar>
-              <w:top w:w="100" w:type="dxa"/>
-              <w:bottom w:w="100" w:type="dxa"/>
-              <w:left w:w="100" w:type="dxa"/>
-              <w:right w:w="100" w:type="dxa"/>
-            </w:tcMar>
-            <w:shd w:val="clear" w:color="auto" w:fill="F3F4F6"/>
           </w:tcPr>
           <w:p>
             <w:pPr>
-              <w:spacing w:before="40" w:after="40"/>
+              <w:spacing w:before="80" w:after="80" w:line="240" w:lineRule="auto"/>
               <w:jc w:val="left"/>
             </w:pPr>
             <w:r>
@@ -12323,17 +10258,10 @@
         <w:tc>
           <w:tcPr>
             <w:tcW w:type="dxa" w:w="3120"/>
-            <w:tcMar>
-              <w:top w:w="100" w:type="dxa"/>
-              <w:bottom w:w="100" w:type="dxa"/>
-              <w:left w:w="100" w:type="dxa"/>
-              <w:right w:w="100" w:type="dxa"/>
-            </w:tcMar>
-            <w:shd w:val="clear" w:color="auto" w:fill="F3F4F6"/>
           </w:tcPr>
           <w:p>
             <w:pPr>
-              <w:spacing w:before="40" w:after="40"/>
+              <w:spacing w:before="80" w:after="80" w:line="240" w:lineRule="auto"/>
               <w:jc w:val="left"/>
             </w:pPr>
             <w:r>
@@ -12350,17 +10278,10 @@
         <w:tc>
           <w:tcPr>
             <w:tcW w:type="dxa" w:w="3120"/>
-            <w:tcMar>
-              <w:top w:w="100" w:type="dxa"/>
-              <w:bottom w:w="100" w:type="dxa"/>
-              <w:left w:w="100" w:type="dxa"/>
-              <w:right w:w="100" w:type="dxa"/>
-            </w:tcMar>
-            <w:shd w:val="clear" w:color="auto" w:fill="F3F4F6"/>
           </w:tcPr>
           <w:p>
             <w:pPr>
-              <w:spacing w:before="40" w:after="40"/>
+              <w:spacing w:before="80" w:after="80" w:line="240" w:lineRule="auto"/>
               <w:jc w:val="left"/>
             </w:pPr>
             <w:r>
@@ -12379,16 +10300,10 @@
         <w:tc>
           <w:tcPr>
             <w:tcW w:type="dxa" w:w="3120"/>
-            <w:tcMar>
-              <w:top w:w="50" w:type="dxa"/>
-              <w:bottom w:w="50" w:type="dxa"/>
-              <w:left w:w="100" w:type="dxa"/>
-              <w:right w:w="100" w:type="dxa"/>
-            </w:tcMar>
           </w:tcPr>
           <w:p>
             <w:pPr>
-              <w:spacing w:before="40" w:after="40"/>
+              <w:spacing w:before="80" w:after="80" w:line="240" w:lineRule="auto"/>
               <w:jc w:val="left"/>
             </w:pPr>
             <w:r>
@@ -12405,16 +10320,10 @@
         <w:tc>
           <w:tcPr>
             <w:tcW w:type="dxa" w:w="3120"/>
-            <w:tcMar>
-              <w:top w:w="50" w:type="dxa"/>
-              <w:bottom w:w="50" w:type="dxa"/>
-              <w:left w:w="100" w:type="dxa"/>
-              <w:right w:w="100" w:type="dxa"/>
-            </w:tcMar>
           </w:tcPr>
           <w:p>
             <w:pPr>
-              <w:spacing w:before="40" w:after="40"/>
+              <w:spacing w:before="80" w:after="80" w:line="240" w:lineRule="auto"/>
               <w:jc w:val="left"/>
             </w:pPr>
             <w:r>
@@ -12431,16 +10340,10 @@
         <w:tc>
           <w:tcPr>
             <w:tcW w:type="dxa" w:w="3120"/>
-            <w:tcMar>
-              <w:top w:w="50" w:type="dxa"/>
-              <w:bottom w:w="50" w:type="dxa"/>
-              <w:left w:w="100" w:type="dxa"/>
-              <w:right w:w="100" w:type="dxa"/>
-            </w:tcMar>
           </w:tcPr>
           <w:p>
             <w:pPr>
-              <w:spacing w:before="40" w:after="40"/>
+              <w:spacing w:before="80" w:after="80" w:line="240" w:lineRule="auto"/>
               <w:jc w:val="left"/>
             </w:pPr>
             <w:r>
@@ -12459,16 +10362,10 @@
         <w:tc>
           <w:tcPr>
             <w:tcW w:type="dxa" w:w="3120"/>
-            <w:tcMar>
-              <w:top w:w="50" w:type="dxa"/>
-              <w:bottom w:w="50" w:type="dxa"/>
-              <w:left w:w="100" w:type="dxa"/>
-              <w:right w:w="100" w:type="dxa"/>
-            </w:tcMar>
           </w:tcPr>
           <w:p>
             <w:pPr>
-              <w:spacing w:before="40" w:after="40"/>
+              <w:spacing w:before="80" w:after="80" w:line="240" w:lineRule="auto"/>
               <w:jc w:val="left"/>
             </w:pPr>
             <w:r>
@@ -12485,16 +10382,10 @@
         <w:tc>
           <w:tcPr>
             <w:tcW w:type="dxa" w:w="3120"/>
-            <w:tcMar>
-              <w:top w:w="50" w:type="dxa"/>
-              <w:bottom w:w="50" w:type="dxa"/>
-              <w:left w:w="100" w:type="dxa"/>
-              <w:right w:w="100" w:type="dxa"/>
-            </w:tcMar>
           </w:tcPr>
           <w:p>
             <w:pPr>
-              <w:spacing w:before="40" w:after="40"/>
+              <w:spacing w:before="80" w:after="80" w:line="240" w:lineRule="auto"/>
               <w:jc w:val="left"/>
             </w:pPr>
             <w:r>
@@ -12511,16 +10402,10 @@
         <w:tc>
           <w:tcPr>
             <w:tcW w:type="dxa" w:w="3120"/>
-            <w:tcMar>
-              <w:top w:w="50" w:type="dxa"/>
-              <w:bottom w:w="50" w:type="dxa"/>
-              <w:left w:w="100" w:type="dxa"/>
-              <w:right w:w="100" w:type="dxa"/>
-            </w:tcMar>
           </w:tcPr>
           <w:p>
             <w:pPr>
-              <w:spacing w:before="40" w:after="40"/>
+              <w:spacing w:before="80" w:after="80" w:line="240" w:lineRule="auto"/>
               <w:jc w:val="left"/>
             </w:pPr>
             <w:r>
@@ -13364,7 +11249,7 @@
     </w:p>
     <w:sectPr>
       <w:pgSz w:w="12240" w:h="15840"/>
-      <w:pgMar w:top="1440" w:right="1440" w:bottom="1296" w:left="1440" w:header="720" w:footer="720" w:gutter="0"/>
+      <w:pgMar w:top="1440" w:right="1440" w:bottom="1440" w:left="1440" w:header="720" w:footer="720" w:gutter="0"/>
       <w:cols w:space="720"/>
       <w:docGrid w:linePitch="360"/>
     </w:sectPr>
